--- a/ib-genai-project/IB_Project_Documents/LLM_Questions.docx
+++ b/ib-genai-project/IB_Project_Documents/LLM_Questions.docx
@@ -139,7 +139,15 @@
         </w:numPr>
       </w:pPr>
       <w:r>
-        <w:t>What are Apple's per-share earnings metrics for FY2025?</w:t>
+        <w:t xml:space="preserve">What </w:t>
+      </w:r>
+      <w:proofErr w:type="gramStart"/>
+      <w:r>
+        <w:t>are</w:t>
+      </w:r>
+      <w:proofErr w:type="gramEnd"/>
+      <w:r>
+        <w:t xml:space="preserve"> Apple's per-share earnings metrics for FY2025?</w:t>
       </w:r>
     </w:p>
     <w:p>
@@ -434,7 +442,15 @@
     </w:p>
     <w:p>
       <w:r>
-        <w:t>create cross realtionship question to be asked</w:t>
+        <w:t xml:space="preserve">create cross </w:t>
+      </w:r>
+      <w:proofErr w:type="spellStart"/>
+      <w:r>
+        <w:t>realtionship</w:t>
+      </w:r>
+      <w:proofErr w:type="spellEnd"/>
+      <w:r>
+        <w:t xml:space="preserve"> question to be asked</w:t>
       </w:r>
     </w:p>
     <w:p>
@@ -485,7 +501,15 @@
         </w:numPr>
       </w:pPr>
       <w:r>
-        <w:t xml:space="preserve">Does Total Assets equal Total Liabilities + Total Equity for FY2025? </w:t>
+        <w:t xml:space="preserve">Does Total Assets </w:t>
+      </w:r>
+      <w:proofErr w:type="gramStart"/>
+      <w:r>
+        <w:t>equal</w:t>
+      </w:r>
+      <w:proofErr w:type="gramEnd"/>
+      <w:r>
+        <w:t xml:space="preserve"> Total Liabilities + Total Equity for FY2025? </w:t>
       </w:r>
       <w:r>
         <w:rPr>
@@ -503,7 +527,15 @@
         </w:numPr>
       </w:pPr>
       <w:r>
-        <w:t>Does Total Current Assets + Total Non-Current Assets equal Total Assets for FY2025?</w:t>
+        <w:t xml:space="preserve">Does Total Current Assets + Total Non-Current Assets </w:t>
+      </w:r>
+      <w:proofErr w:type="gramStart"/>
+      <w:r>
+        <w:t>equal</w:t>
+      </w:r>
+      <w:proofErr w:type="gramEnd"/>
+      <w:r>
+        <w:t xml:space="preserve"> Total Assets for FY2025?</w:t>
       </w:r>
     </w:p>
     <w:p>
@@ -727,6 +759,1031 @@
       </w:pPr>
       <w:r>
         <w:t>Does Total Liabilities ÷ Total Equity (balance sheet) match the Debt-to-Equity Ratio in the ratios file?</w:t>
+      </w:r>
+    </w:p>
+    <w:p/>
+    <w:p>
+      <w:r>
+        <w:t>Below are interview-quality questions grouped by difficulty.</w:t>
+      </w:r>
+    </w:p>
+    <w:p>
+      <w:r>
+        <w:pict w14:anchorId="1F54A08D">
+          <v:rect id="_x0000_i1073" style="width:0;height:1.5pt" o:hralign="center" o:hrstd="t" o:hr="t" fillcolor="#a0a0a0" stroked="f"/>
+        </w:pict>
+      </w:r>
+    </w:p>
+    <w:p>
+      <w:pPr>
+        <w:rPr>
+          <w:b/>
+          <w:bCs/>
+        </w:rPr>
+      </w:pPr>
+      <w:r>
+        <w:rPr>
+          <w:b/>
+          <w:bCs/>
+        </w:rPr>
+        <w:t>1. Financial Analysis Questions</w:t>
+      </w:r>
+    </w:p>
+    <w:p>
+      <w:pPr>
+        <w:numPr>
+          <w:ilvl w:val="0"/>
+          <w:numId w:val="15"/>
+        </w:numPr>
+      </w:pPr>
+      <w:proofErr w:type="spellStart"/>
+      <w:r>
+        <w:t>Analyze</w:t>
+      </w:r>
+      <w:proofErr w:type="spellEnd"/>
+      <w:r>
+        <w:t xml:space="preserve"> Apple's financial position in FY2025 using its Balance Sheet. </w:t>
+      </w:r>
+    </w:p>
+    <w:p>
+      <w:pPr>
+        <w:numPr>
+          <w:ilvl w:val="0"/>
+          <w:numId w:val="15"/>
+        </w:numPr>
+      </w:pPr>
+      <w:r>
+        <w:t xml:space="preserve">What are the major changes in Apple's assets and liabilities between FY2024 and FY2025? </w:t>
+      </w:r>
+    </w:p>
+    <w:p>
+      <w:pPr>
+        <w:numPr>
+          <w:ilvl w:val="0"/>
+          <w:numId w:val="15"/>
+        </w:numPr>
+      </w:pPr>
+      <w:r>
+        <w:t xml:space="preserve">Explain how Apple's capital structure changed over the last five fiscal years. </w:t>
+      </w:r>
+    </w:p>
+    <w:p>
+      <w:pPr>
+        <w:numPr>
+          <w:ilvl w:val="0"/>
+          <w:numId w:val="15"/>
+        </w:numPr>
+      </w:pPr>
+      <w:r>
+        <w:t xml:space="preserve">What factors contributed to Apple's increase in net income during FY2025? </w:t>
+      </w:r>
+    </w:p>
+    <w:p>
+      <w:pPr>
+        <w:numPr>
+          <w:ilvl w:val="0"/>
+          <w:numId w:val="15"/>
+        </w:numPr>
+      </w:pPr>
+      <w:r>
+        <w:t xml:space="preserve">Evaluate Apple's liquidity using Current Ratio, Quick Ratio, and Cash Ratio. </w:t>
+      </w:r>
+    </w:p>
+    <w:p>
+      <w:pPr>
+        <w:numPr>
+          <w:ilvl w:val="0"/>
+          <w:numId w:val="15"/>
+        </w:numPr>
+      </w:pPr>
+      <w:r>
+        <w:t xml:space="preserve">Discuss whether Apple is overleveraged based on Debt-to-Equity and Debt-to-Assets ratios. </w:t>
+      </w:r>
+    </w:p>
+    <w:p>
+      <w:pPr>
+        <w:numPr>
+          <w:ilvl w:val="0"/>
+          <w:numId w:val="15"/>
+        </w:numPr>
+      </w:pPr>
+      <w:proofErr w:type="spellStart"/>
+      <w:r>
+        <w:t>Analyze</w:t>
+      </w:r>
+      <w:proofErr w:type="spellEnd"/>
+      <w:r>
+        <w:t xml:space="preserve"> Apple's profitability trend from FY2021 through FY2025. </w:t>
+      </w:r>
+    </w:p>
+    <w:p>
+      <w:pPr>
+        <w:numPr>
+          <w:ilvl w:val="0"/>
+          <w:numId w:val="15"/>
+        </w:numPr>
+      </w:pPr>
+      <w:r>
+        <w:lastRenderedPageBreak/>
+        <w:t xml:space="preserve">Evaluate whether Apple's operating performance improved during the five-year period. </w:t>
+      </w:r>
+    </w:p>
+    <w:p>
+      <w:pPr>
+        <w:numPr>
+          <w:ilvl w:val="0"/>
+          <w:numId w:val="15"/>
+        </w:numPr>
+      </w:pPr>
+      <w:r>
+        <w:t xml:space="preserve">Which balance sheet accounts experienced the largest changes in FY2025? </w:t>
+      </w:r>
+    </w:p>
+    <w:p>
+      <w:pPr>
+        <w:numPr>
+          <w:ilvl w:val="0"/>
+          <w:numId w:val="15"/>
+        </w:numPr>
+      </w:pPr>
+      <w:r>
+        <w:t xml:space="preserve">Summarize Apple's overall financial health using all available statements. </w:t>
+      </w:r>
+    </w:p>
+    <w:p>
+      <w:r>
+        <w:pict w14:anchorId="0CA00317">
+          <v:rect id="_x0000_i1074" style="width:0;height:1.5pt" o:hralign="center" o:hrstd="t" o:hr="t" fillcolor="#a0a0a0" stroked="f"/>
+        </w:pict>
+      </w:r>
+    </w:p>
+    <w:p>
+      <w:pPr>
+        <w:rPr>
+          <w:b/>
+          <w:bCs/>
+        </w:rPr>
+      </w:pPr>
+      <w:r>
+        <w:rPr>
+          <w:b/>
+          <w:bCs/>
+        </w:rPr>
+        <w:t>2. Cross-Statement Reasoning Questions</w:t>
+      </w:r>
+    </w:p>
+    <w:p>
+      <w:pPr>
+        <w:numPr>
+          <w:ilvl w:val="0"/>
+          <w:numId w:val="16"/>
+        </w:numPr>
+      </w:pPr>
+      <w:r>
+        <w:t xml:space="preserve">Explain how Revenue reported in the Income Statement affected Operating Cash Flow. </w:t>
+      </w:r>
+    </w:p>
+    <w:p>
+      <w:pPr>
+        <w:numPr>
+          <w:ilvl w:val="0"/>
+          <w:numId w:val="16"/>
+        </w:numPr>
+      </w:pPr>
+      <w:r>
+        <w:t xml:space="preserve">How does Net Income flow into Shareholders' Equity? </w:t>
+      </w:r>
+    </w:p>
+    <w:p>
+      <w:pPr>
+        <w:numPr>
+          <w:ilvl w:val="0"/>
+          <w:numId w:val="16"/>
+        </w:numPr>
+      </w:pPr>
+      <w:r>
+        <w:t xml:space="preserve">Explain the relationship between Free Cash Flow and Capital Expenditure. </w:t>
+      </w:r>
+    </w:p>
+    <w:p>
+      <w:pPr>
+        <w:numPr>
+          <w:ilvl w:val="0"/>
+          <w:numId w:val="16"/>
+        </w:numPr>
+      </w:pPr>
+      <w:r>
+        <w:t xml:space="preserve">Compare Net Income, Operating Income, and EBITDA. </w:t>
+      </w:r>
+    </w:p>
+    <w:p>
+      <w:pPr>
+        <w:numPr>
+          <w:ilvl w:val="0"/>
+          <w:numId w:val="16"/>
+        </w:numPr>
+      </w:pPr>
+      <w:r>
+        <w:t xml:space="preserve">Explain how depreciation affects the Income Statement, Cash Flow Statement, and Balance Sheet. </w:t>
+      </w:r>
+    </w:p>
+    <w:p>
+      <w:pPr>
+        <w:numPr>
+          <w:ilvl w:val="0"/>
+          <w:numId w:val="16"/>
+        </w:numPr>
+      </w:pPr>
+      <w:r>
+        <w:t xml:space="preserve">Why can Operating Cash Flow increase even when Revenue growth slows? </w:t>
+      </w:r>
+    </w:p>
+    <w:p>
+      <w:pPr>
+        <w:numPr>
+          <w:ilvl w:val="0"/>
+          <w:numId w:val="16"/>
+        </w:numPr>
+      </w:pPr>
+      <w:r>
+        <w:t xml:space="preserve">Explain the relationship between Working Capital and Current Assets. </w:t>
+      </w:r>
+    </w:p>
+    <w:p>
+      <w:pPr>
+        <w:numPr>
+          <w:ilvl w:val="0"/>
+          <w:numId w:val="16"/>
+        </w:numPr>
+      </w:pPr>
+      <w:r>
+        <w:t xml:space="preserve">How does increasing inventory impact cash flow? </w:t>
+      </w:r>
+    </w:p>
+    <w:p>
+      <w:pPr>
+        <w:numPr>
+          <w:ilvl w:val="0"/>
+          <w:numId w:val="16"/>
+        </w:numPr>
+      </w:pPr>
+      <w:r>
+        <w:t xml:space="preserve">Explain how debt issuance impacts all three financial statements. </w:t>
+      </w:r>
+    </w:p>
+    <w:p>
+      <w:pPr>
+        <w:numPr>
+          <w:ilvl w:val="0"/>
+          <w:numId w:val="16"/>
+        </w:numPr>
+      </w:pPr>
+      <w:r>
+        <w:t xml:space="preserve">Trace Apple's FY2025 Net Income across the Income Statement, Cash Flow Statement, and Key Metrics. </w:t>
+      </w:r>
+    </w:p>
+    <w:p>
+      <w:r>
+        <w:pict w14:anchorId="71A32FDE">
+          <v:rect id="_x0000_i1075" style="width:0;height:1.5pt" o:hralign="center" o:hrstd="t" o:hr="t" fillcolor="#a0a0a0" stroked="f"/>
+        </w:pict>
+      </w:r>
+    </w:p>
+    <w:p>
+      <w:pPr>
+        <w:rPr>
+          <w:b/>
+          <w:bCs/>
+        </w:rPr>
+      </w:pPr>
+      <w:r>
+        <w:rPr>
+          <w:b/>
+          <w:bCs/>
+        </w:rPr>
+        <w:t>3. Trend Analysis Questions</w:t>
+      </w:r>
+    </w:p>
+    <w:p>
+      <w:pPr>
+        <w:numPr>
+          <w:ilvl w:val="0"/>
+          <w:numId w:val="17"/>
+        </w:numPr>
+      </w:pPr>
+      <w:r>
+        <w:t xml:space="preserve">What financial trends can be observed between FY2021 and FY2025? </w:t>
+      </w:r>
+    </w:p>
+    <w:p>
+      <w:pPr>
+        <w:numPr>
+          <w:ilvl w:val="0"/>
+          <w:numId w:val="17"/>
+        </w:numPr>
+      </w:pPr>
+      <w:r>
+        <w:t xml:space="preserve">Which metrics improved the most over five years? </w:t>
+      </w:r>
+    </w:p>
+    <w:p>
+      <w:pPr>
+        <w:numPr>
+          <w:ilvl w:val="0"/>
+          <w:numId w:val="17"/>
+        </w:numPr>
+      </w:pPr>
+      <w:r>
+        <w:t xml:space="preserve">Which metrics deteriorated? </w:t>
+      </w:r>
+    </w:p>
+    <w:p>
+      <w:pPr>
+        <w:numPr>
+          <w:ilvl w:val="0"/>
+          <w:numId w:val="17"/>
+        </w:numPr>
+      </w:pPr>
+      <w:r>
+        <w:t xml:space="preserve">Has Apple's liquidity improved? </w:t>
+      </w:r>
+    </w:p>
+    <w:p>
+      <w:pPr>
+        <w:numPr>
+          <w:ilvl w:val="0"/>
+          <w:numId w:val="17"/>
+        </w:numPr>
+      </w:pPr>
+      <w:r>
+        <w:t xml:space="preserve">Has Apple's profitability improved? </w:t>
+      </w:r>
+    </w:p>
+    <w:p>
+      <w:pPr>
+        <w:numPr>
+          <w:ilvl w:val="0"/>
+          <w:numId w:val="17"/>
+        </w:numPr>
+      </w:pPr>
+      <w:r>
+        <w:t xml:space="preserve">Compare Revenue Growth with Net Income Growth. </w:t>
+      </w:r>
+    </w:p>
+    <w:p>
+      <w:pPr>
+        <w:numPr>
+          <w:ilvl w:val="0"/>
+          <w:numId w:val="17"/>
+        </w:numPr>
+      </w:pPr>
+      <w:r>
+        <w:t xml:space="preserve">Compare Asset Growth with Revenue Growth. </w:t>
+      </w:r>
+    </w:p>
+    <w:p>
+      <w:pPr>
+        <w:numPr>
+          <w:ilvl w:val="0"/>
+          <w:numId w:val="17"/>
+        </w:numPr>
+      </w:pPr>
+      <w:r>
+        <w:t xml:space="preserve">Compare Debt Growth with Operating Cash Flow Growth. </w:t>
+      </w:r>
+    </w:p>
+    <w:p>
+      <w:pPr>
+        <w:numPr>
+          <w:ilvl w:val="0"/>
+          <w:numId w:val="17"/>
+        </w:numPr>
+      </w:pPr>
+      <w:r>
+        <w:t xml:space="preserve">Did Apple's margins improve over time? </w:t>
+      </w:r>
+    </w:p>
+    <w:p>
+      <w:pPr>
+        <w:numPr>
+          <w:ilvl w:val="0"/>
+          <w:numId w:val="17"/>
+        </w:numPr>
+      </w:pPr>
+      <w:r>
+        <w:t xml:space="preserve">Which long-term growth metric shows the strongest improvement? </w:t>
+      </w:r>
+    </w:p>
+    <w:p>
+      <w:r>
+        <w:pict w14:anchorId="1C703F6D">
+          <v:rect id="_x0000_i1076" style="width:0;height:1.5pt" o:hralign="center" o:hrstd="t" o:hr="t" fillcolor="#a0a0a0" stroked="f"/>
+        </w:pict>
+      </w:r>
+    </w:p>
+    <w:p>
+      <w:pPr>
+        <w:rPr>
+          <w:b/>
+          <w:bCs/>
+        </w:rPr>
+      </w:pPr>
+      <w:r>
+        <w:rPr>
+          <w:b/>
+          <w:bCs/>
+        </w:rPr>
+        <w:t>4. Investment Analysis Questions</w:t>
+      </w:r>
+    </w:p>
+    <w:p>
+      <w:pPr>
+        <w:numPr>
+          <w:ilvl w:val="0"/>
+          <w:numId w:val="18"/>
+        </w:numPr>
+      </w:pPr>
+      <w:r>
+        <w:t xml:space="preserve">Would you consider Apple financially strong enough for long-term investment? </w:t>
+      </w:r>
+    </w:p>
+    <w:p>
+      <w:pPr>
+        <w:numPr>
+          <w:ilvl w:val="0"/>
+          <w:numId w:val="18"/>
+        </w:numPr>
+      </w:pPr>
+      <w:r>
+        <w:lastRenderedPageBreak/>
+        <w:t xml:space="preserve">What financial risks can be identified from Apple's statements? </w:t>
+      </w:r>
+    </w:p>
+    <w:p>
+      <w:pPr>
+        <w:numPr>
+          <w:ilvl w:val="0"/>
+          <w:numId w:val="18"/>
+        </w:numPr>
+      </w:pPr>
+      <w:r>
+        <w:t xml:space="preserve">Is Apple's debt level sustainable? </w:t>
+      </w:r>
+    </w:p>
+    <w:p>
+      <w:pPr>
+        <w:numPr>
+          <w:ilvl w:val="0"/>
+          <w:numId w:val="18"/>
+        </w:numPr>
+      </w:pPr>
+      <w:r>
+        <w:t xml:space="preserve">Evaluate Apple's valuation using Enterprise Value and Market Capitalization. </w:t>
+      </w:r>
+    </w:p>
+    <w:p>
+      <w:pPr>
+        <w:numPr>
+          <w:ilvl w:val="0"/>
+          <w:numId w:val="18"/>
+        </w:numPr>
+      </w:pPr>
+      <w:r>
+        <w:t xml:space="preserve">Does Apple generate sufficient cash to support dividends? </w:t>
+      </w:r>
+    </w:p>
+    <w:p>
+      <w:pPr>
+        <w:numPr>
+          <w:ilvl w:val="0"/>
+          <w:numId w:val="18"/>
+        </w:numPr>
+      </w:pPr>
+      <w:r>
+        <w:t xml:space="preserve">What do Apple's profitability ratios indicate about management efficiency? </w:t>
+      </w:r>
+    </w:p>
+    <w:p>
+      <w:pPr>
+        <w:numPr>
+          <w:ilvl w:val="0"/>
+          <w:numId w:val="18"/>
+        </w:numPr>
+      </w:pPr>
+      <w:r>
+        <w:t xml:space="preserve">Is Apple's Return on Equity sustainable? </w:t>
+      </w:r>
+    </w:p>
+    <w:p>
+      <w:pPr>
+        <w:numPr>
+          <w:ilvl w:val="0"/>
+          <w:numId w:val="18"/>
+        </w:numPr>
+      </w:pPr>
+      <w:r>
+        <w:t xml:space="preserve">How attractive is Apple based on its Price-to-Earnings ratio? </w:t>
+      </w:r>
+    </w:p>
+    <w:p>
+      <w:pPr>
+        <w:numPr>
+          <w:ilvl w:val="0"/>
+          <w:numId w:val="18"/>
+        </w:numPr>
+      </w:pPr>
+      <w:r>
+        <w:t xml:space="preserve">What does Free Cash Flow suggest about Apple's future growth? </w:t>
+      </w:r>
+    </w:p>
+    <w:p>
+      <w:pPr>
+        <w:numPr>
+          <w:ilvl w:val="0"/>
+          <w:numId w:val="18"/>
+        </w:numPr>
+      </w:pPr>
+      <w:r>
+        <w:t xml:space="preserve">Would a value investor or a growth investor find Apple more attractive? Why? </w:t>
+      </w:r>
+    </w:p>
+    <w:p>
+      <w:r>
+        <w:pict w14:anchorId="193E021B">
+          <v:rect id="_x0000_i1077" style="width:0;height:1.5pt" o:hralign="center" o:hrstd="t" o:hr="t" fillcolor="#a0a0a0" stroked="f"/>
+        </w:pict>
+      </w:r>
+    </w:p>
+    <w:p>
+      <w:pPr>
+        <w:rPr>
+          <w:b/>
+          <w:bCs/>
+        </w:rPr>
+      </w:pPr>
+      <w:r>
+        <w:rPr>
+          <w:b/>
+          <w:bCs/>
+        </w:rPr>
+        <w:t>5. Multi-Hop Reasoning Questions</w:t>
+      </w:r>
+    </w:p>
+    <w:p>
+      <w:pPr>
+        <w:numPr>
+          <w:ilvl w:val="0"/>
+          <w:numId w:val="19"/>
+        </w:numPr>
+      </w:pPr>
+      <w:r>
+        <w:t xml:space="preserve">Explain why Apple's Return on Equity is significantly higher than its Return on Assets. </w:t>
+      </w:r>
+    </w:p>
+    <w:p>
+      <w:pPr>
+        <w:numPr>
+          <w:ilvl w:val="0"/>
+          <w:numId w:val="19"/>
+        </w:numPr>
+      </w:pPr>
+      <w:r>
+        <w:t xml:space="preserve">How do Revenue Growth and Gross Margin together explain Net Income Growth? </w:t>
+      </w:r>
+    </w:p>
+    <w:p>
+      <w:pPr>
+        <w:numPr>
+          <w:ilvl w:val="0"/>
+          <w:numId w:val="19"/>
+        </w:numPr>
+      </w:pPr>
+      <w:r>
+        <w:t xml:space="preserve">Compare Enterprise Value growth with Revenue growth. </w:t>
+      </w:r>
+    </w:p>
+    <w:p>
+      <w:pPr>
+        <w:numPr>
+          <w:ilvl w:val="0"/>
+          <w:numId w:val="19"/>
+        </w:numPr>
+      </w:pPr>
+      <w:r>
+        <w:t xml:space="preserve">How did changes in debt influence Enterprise Value? </w:t>
+      </w:r>
+    </w:p>
+    <w:p>
+      <w:pPr>
+        <w:numPr>
+          <w:ilvl w:val="0"/>
+          <w:numId w:val="19"/>
+        </w:numPr>
+      </w:pPr>
+      <w:r>
+        <w:t xml:space="preserve">Explain why Working Capital is negative while Current Ratio remains close to 1. </w:t>
+      </w:r>
+    </w:p>
+    <w:p>
+      <w:pPr>
+        <w:numPr>
+          <w:ilvl w:val="0"/>
+          <w:numId w:val="19"/>
+        </w:numPr>
+      </w:pPr>
+      <w:r>
+        <w:t xml:space="preserve">Does increasing Free Cash Flow always correspond to higher Net Income? </w:t>
+      </w:r>
+    </w:p>
+    <w:p>
+      <w:pPr>
+        <w:numPr>
+          <w:ilvl w:val="0"/>
+          <w:numId w:val="19"/>
+        </w:numPr>
+      </w:pPr>
+      <w:r>
+        <w:t xml:space="preserve">Compare Operating Cash Flow with EBITDA over multiple years. </w:t>
+      </w:r>
+    </w:p>
+    <w:p>
+      <w:pPr>
+        <w:numPr>
+          <w:ilvl w:val="0"/>
+          <w:numId w:val="19"/>
+        </w:numPr>
+      </w:pPr>
+      <w:r>
+        <w:t xml:space="preserve">Explain how inventory changes affected cash generation. </w:t>
+      </w:r>
+    </w:p>
+    <w:p>
+      <w:pPr>
+        <w:numPr>
+          <w:ilvl w:val="0"/>
+          <w:numId w:val="19"/>
+        </w:numPr>
+      </w:pPr>
+      <w:r>
+        <w:t xml:space="preserve">What balance sheet changes most influenced Return on Equity? </w:t>
+      </w:r>
+    </w:p>
+    <w:p>
+      <w:pPr>
+        <w:numPr>
+          <w:ilvl w:val="0"/>
+          <w:numId w:val="19"/>
+        </w:numPr>
+      </w:pPr>
+      <w:r>
+        <w:t xml:space="preserve">Explain the relationship among Revenue Growth, EPS Growth, and Share Repurchases. </w:t>
+      </w:r>
+    </w:p>
+    <w:p>
+      <w:r>
+        <w:pict w14:anchorId="7AE3808D">
+          <v:rect id="_x0000_i1078" style="width:0;height:1.5pt" o:hralign="center" o:hrstd="t" o:hr="t" fillcolor="#a0a0a0" stroked="f"/>
+        </w:pict>
+      </w:r>
+    </w:p>
+    <w:p>
+      <w:pPr>
+        <w:rPr>
+          <w:b/>
+          <w:bCs/>
+        </w:rPr>
+      </w:pPr>
+      <w:r>
+        <w:rPr>
+          <w:b/>
+          <w:bCs/>
+        </w:rPr>
+        <w:t>6. Formula Verification Questions</w:t>
+      </w:r>
+    </w:p>
+    <w:p>
+      <w:pPr>
+        <w:numPr>
+          <w:ilvl w:val="0"/>
+          <w:numId w:val="20"/>
+        </w:numPr>
+      </w:pPr>
+      <w:r>
+        <w:t xml:space="preserve">Verify that Total Assets = Total Liabilities + Total Equity for FY2025. </w:t>
+      </w:r>
+    </w:p>
+    <w:p>
+      <w:pPr>
+        <w:numPr>
+          <w:ilvl w:val="0"/>
+          <w:numId w:val="20"/>
+        </w:numPr>
+      </w:pPr>
+      <w:r>
+        <w:t xml:space="preserve">Verify the Current Ratio using Balance Sheet values. </w:t>
+      </w:r>
+    </w:p>
+    <w:p>
+      <w:pPr>
+        <w:numPr>
+          <w:ilvl w:val="0"/>
+          <w:numId w:val="20"/>
+        </w:numPr>
+      </w:pPr>
+      <w:r>
+        <w:t xml:space="preserve">Calculate Gross Profit Margin using Revenue and Gross Profit. </w:t>
+      </w:r>
+    </w:p>
+    <w:p>
+      <w:pPr>
+        <w:numPr>
+          <w:ilvl w:val="0"/>
+          <w:numId w:val="20"/>
+        </w:numPr>
+      </w:pPr>
+      <w:r>
+        <w:t xml:space="preserve">Verify Net Profit Margin. </w:t>
+      </w:r>
+    </w:p>
+    <w:p>
+      <w:pPr>
+        <w:numPr>
+          <w:ilvl w:val="0"/>
+          <w:numId w:val="20"/>
+        </w:numPr>
+      </w:pPr>
+      <w:r>
+        <w:t xml:space="preserve">Calculate Return on Equity using Net Income and Total Equity. </w:t>
+      </w:r>
+    </w:p>
+    <w:p>
+      <w:pPr>
+        <w:numPr>
+          <w:ilvl w:val="0"/>
+          <w:numId w:val="20"/>
+        </w:numPr>
+      </w:pPr>
+      <w:r>
+        <w:t xml:space="preserve">Verify Enterprise Value using Market Cap and Net Debt. </w:t>
+      </w:r>
+    </w:p>
+    <w:p>
+      <w:pPr>
+        <w:numPr>
+          <w:ilvl w:val="0"/>
+          <w:numId w:val="20"/>
+        </w:numPr>
+      </w:pPr>
+      <w:r>
+        <w:t xml:space="preserve">Verify Net Debt to EBITDA. </w:t>
+      </w:r>
+    </w:p>
+    <w:p>
+      <w:pPr>
+        <w:numPr>
+          <w:ilvl w:val="0"/>
+          <w:numId w:val="20"/>
+        </w:numPr>
+      </w:pPr>
+      <w:r>
+        <w:t xml:space="preserve">Verify Tangible Asset Value. </w:t>
+      </w:r>
+    </w:p>
+    <w:p>
+      <w:pPr>
+        <w:numPr>
+          <w:ilvl w:val="0"/>
+          <w:numId w:val="20"/>
+        </w:numPr>
+      </w:pPr>
+      <w:r>
+        <w:lastRenderedPageBreak/>
+        <w:t xml:space="preserve">Recalculate Debt-to-Equity using Balance Sheet values. </w:t>
+      </w:r>
+    </w:p>
+    <w:p>
+      <w:pPr>
+        <w:numPr>
+          <w:ilvl w:val="0"/>
+          <w:numId w:val="20"/>
+        </w:numPr>
+      </w:pPr>
+      <w:r>
+        <w:t xml:space="preserve">Explain why any formula produces a MATCH, CLOSE, or MISMATCH verdict. </w:t>
+      </w:r>
+    </w:p>
+    <w:p>
+      <w:r>
+        <w:pict w14:anchorId="04C78AA7">
+          <v:rect id="_x0000_i1079" style="width:0;height:1.5pt" o:hralign="center" o:hrstd="t" o:hr="t" fillcolor="#a0a0a0" stroked="f"/>
+        </w:pict>
+      </w:r>
+    </w:p>
+    <w:p>
+      <w:pPr>
+        <w:rPr>
+          <w:b/>
+          <w:bCs/>
+        </w:rPr>
+      </w:pPr>
+      <w:r>
+        <w:rPr>
+          <w:b/>
+          <w:bCs/>
+        </w:rPr>
+        <w:t>7. Executive Summary Questions</w:t>
+      </w:r>
+    </w:p>
+    <w:p>
+      <w:pPr>
+        <w:numPr>
+          <w:ilvl w:val="0"/>
+          <w:numId w:val="21"/>
+        </w:numPr>
+      </w:pPr>
+      <w:r>
+        <w:t xml:space="preserve">Write a CFO-style summary of Apple's FY2025 financial performance. </w:t>
+      </w:r>
+    </w:p>
+    <w:p>
+      <w:pPr>
+        <w:numPr>
+          <w:ilvl w:val="0"/>
+          <w:numId w:val="21"/>
+        </w:numPr>
+      </w:pPr>
+      <w:r>
+        <w:t xml:space="preserve">Write a board-level summary highlighting strengths and weaknesses. </w:t>
+      </w:r>
+    </w:p>
+    <w:p>
+      <w:pPr>
+        <w:numPr>
+          <w:ilvl w:val="0"/>
+          <w:numId w:val="21"/>
+        </w:numPr>
+      </w:pPr>
+      <w:r>
+        <w:t xml:space="preserve">Summarize Apple's financial performance in fewer than 200 words. </w:t>
+      </w:r>
+    </w:p>
+    <w:p>
+      <w:pPr>
+        <w:numPr>
+          <w:ilvl w:val="0"/>
+          <w:numId w:val="21"/>
+        </w:numPr>
+      </w:pPr>
+      <w:r>
+        <w:t xml:space="preserve">Identify the three biggest strengths in Apple's FY2025 financial statements. </w:t>
+      </w:r>
+    </w:p>
+    <w:p>
+      <w:pPr>
+        <w:numPr>
+          <w:ilvl w:val="0"/>
+          <w:numId w:val="21"/>
+        </w:numPr>
+      </w:pPr>
+      <w:r>
+        <w:t xml:space="preserve">Identify the three biggest risks facing Apple. </w:t>
+      </w:r>
+    </w:p>
+    <w:p>
+      <w:pPr>
+        <w:numPr>
+          <w:ilvl w:val="0"/>
+          <w:numId w:val="21"/>
+        </w:numPr>
+      </w:pPr>
+      <w:r>
+        <w:t xml:space="preserve">Explain Apple's financial performance to a non-finance audience. </w:t>
+      </w:r>
+    </w:p>
+    <w:p>
+      <w:pPr>
+        <w:numPr>
+          <w:ilvl w:val="0"/>
+          <w:numId w:val="21"/>
+        </w:numPr>
+      </w:pPr>
+      <w:r>
+        <w:t xml:space="preserve">Summarize Apple's cash generation capabilities. </w:t>
+      </w:r>
+    </w:p>
+    <w:p>
+      <w:pPr>
+        <w:numPr>
+          <w:ilvl w:val="0"/>
+          <w:numId w:val="21"/>
+        </w:numPr>
+      </w:pPr>
+      <w:r>
+        <w:t xml:space="preserve">Summarize Apple's balance sheet quality. </w:t>
+      </w:r>
+    </w:p>
+    <w:p>
+      <w:pPr>
+        <w:numPr>
+          <w:ilvl w:val="0"/>
+          <w:numId w:val="21"/>
+        </w:numPr>
+      </w:pPr>
+      <w:r>
+        <w:t xml:space="preserve">Summarize Apple's profitability. </w:t>
+      </w:r>
+    </w:p>
+    <w:p>
+      <w:pPr>
+        <w:numPr>
+          <w:ilvl w:val="0"/>
+          <w:numId w:val="21"/>
+        </w:numPr>
+      </w:pPr>
+      <w:r>
+        <w:t xml:space="preserve">Provide an investment recommendation using only the supplied financial statements. </w:t>
+      </w:r>
+    </w:p>
+    <w:p>
+      <w:r>
+        <w:pict w14:anchorId="761ECBA8">
+          <v:rect id="_x0000_i1080" style="width:0;height:1.5pt" o:hralign="center" o:hrstd="t" o:hr="t" fillcolor="#a0a0a0" stroked="f"/>
+        </w:pict>
+      </w:r>
+    </w:p>
+    <w:p>
+      <w:pPr>
+        <w:rPr>
+          <w:b/>
+          <w:bCs/>
+        </w:rPr>
+      </w:pPr>
+      <w:r>
+        <w:rPr>
+          <w:b/>
+          <w:bCs/>
+        </w:rPr>
+        <w:t>8. Advanced RAG Evaluation Questions</w:t>
+      </w:r>
+    </w:p>
+    <w:p>
+      <w:r>
+        <w:t>These are particularly useful for benchmarking an LLM-powered financial assistant:</w:t>
+      </w:r>
+    </w:p>
+    <w:p>
+      <w:pPr>
+        <w:numPr>
+          <w:ilvl w:val="0"/>
+          <w:numId w:val="22"/>
+        </w:numPr>
+      </w:pPr>
+      <w:r>
+        <w:t xml:space="preserve">Using the Balance Sheet, Income Statement, Cash Flow Statement, Ratios, Growth Metrics, and Key Metrics together, provide a comprehensive analysis of Apple's FY2025 financial health. </w:t>
+      </w:r>
+    </w:p>
+    <w:p>
+      <w:pPr>
+        <w:numPr>
+          <w:ilvl w:val="0"/>
+          <w:numId w:val="22"/>
+        </w:numPr>
+      </w:pPr>
+      <w:r>
+        <w:t xml:space="preserve">Identify three financial strengths and three financial weaknesses, supporting each point with evidence from multiple statements. </w:t>
+      </w:r>
+    </w:p>
+    <w:p>
+      <w:pPr>
+        <w:numPr>
+          <w:ilvl w:val="0"/>
+          <w:numId w:val="22"/>
+        </w:numPr>
+      </w:pPr>
+      <w:r>
+        <w:t xml:space="preserve">Explain how changes in Revenue, Operating Cash Flow, and Free Cash Flow are connected over the last five fiscal years. </w:t>
+      </w:r>
+    </w:p>
+    <w:p>
+      <w:pPr>
+        <w:numPr>
+          <w:ilvl w:val="0"/>
+          <w:numId w:val="22"/>
+        </w:numPr>
+      </w:pPr>
+      <w:r>
+        <w:t xml:space="preserve">If you were Apple's CFO, what strategic financial priorities would you recommend based on these financial statements? </w:t>
+      </w:r>
+    </w:p>
+    <w:p>
+      <w:pPr>
+        <w:numPr>
+          <w:ilvl w:val="0"/>
+          <w:numId w:val="22"/>
+        </w:numPr>
+      </w:pPr>
+      <w:r>
+        <w:t>Does the financial data suggest Apple is becoming more efficient, more profitable, and less risky? Justify your conclusion with evidence across all uploaded files.</w:t>
       </w:r>
     </w:p>
     <w:p/>
@@ -856,6 +1913,119 @@
     </w:lvl>
   </w:abstractNum>
   <w:abstractNum w:abstractNumId="1" w15:restartNumberingAfterBreak="0">
+    <w:nsid w:val="0F833C9F"/>
+    <w:multiLevelType w:val="multilevel"/>
+    <w:tmpl w:val="D9807D64"/>
+    <w:lvl w:ilvl="0">
+      <w:start w:val="1"/>
+      <w:numFmt w:val="decimal"/>
+      <w:lvlText w:val="%1."/>
+      <w:lvlJc w:val="left"/>
+      <w:pPr>
+        <w:tabs>
+          <w:tab w:val="num" w:pos="720"/>
+        </w:tabs>
+        <w:ind w:left="720" w:hanging="360"/>
+      </w:pPr>
+    </w:lvl>
+    <w:lvl w:ilvl="1" w:tentative="1">
+      <w:start w:val="1"/>
+      <w:numFmt w:val="decimal"/>
+      <w:lvlText w:val="%2."/>
+      <w:lvlJc w:val="left"/>
+      <w:pPr>
+        <w:tabs>
+          <w:tab w:val="num" w:pos="1440"/>
+        </w:tabs>
+        <w:ind w:left="1440" w:hanging="360"/>
+      </w:pPr>
+    </w:lvl>
+    <w:lvl w:ilvl="2" w:tentative="1">
+      <w:start w:val="1"/>
+      <w:numFmt w:val="decimal"/>
+      <w:lvlText w:val="%3."/>
+      <w:lvlJc w:val="left"/>
+      <w:pPr>
+        <w:tabs>
+          <w:tab w:val="num" w:pos="2160"/>
+        </w:tabs>
+        <w:ind w:left="2160" w:hanging="360"/>
+      </w:pPr>
+    </w:lvl>
+    <w:lvl w:ilvl="3" w:tentative="1">
+      <w:start w:val="1"/>
+      <w:numFmt w:val="decimal"/>
+      <w:lvlText w:val="%4."/>
+      <w:lvlJc w:val="left"/>
+      <w:pPr>
+        <w:tabs>
+          <w:tab w:val="num" w:pos="2880"/>
+        </w:tabs>
+        <w:ind w:left="2880" w:hanging="360"/>
+      </w:pPr>
+    </w:lvl>
+    <w:lvl w:ilvl="4" w:tentative="1">
+      <w:start w:val="1"/>
+      <w:numFmt w:val="decimal"/>
+      <w:lvlText w:val="%5."/>
+      <w:lvlJc w:val="left"/>
+      <w:pPr>
+        <w:tabs>
+          <w:tab w:val="num" w:pos="3600"/>
+        </w:tabs>
+        <w:ind w:left="3600" w:hanging="360"/>
+      </w:pPr>
+    </w:lvl>
+    <w:lvl w:ilvl="5" w:tentative="1">
+      <w:start w:val="1"/>
+      <w:numFmt w:val="decimal"/>
+      <w:lvlText w:val="%6."/>
+      <w:lvlJc w:val="left"/>
+      <w:pPr>
+        <w:tabs>
+          <w:tab w:val="num" w:pos="4320"/>
+        </w:tabs>
+        <w:ind w:left="4320" w:hanging="360"/>
+      </w:pPr>
+    </w:lvl>
+    <w:lvl w:ilvl="6" w:tentative="1">
+      <w:start w:val="1"/>
+      <w:numFmt w:val="decimal"/>
+      <w:lvlText w:val="%7."/>
+      <w:lvlJc w:val="left"/>
+      <w:pPr>
+        <w:tabs>
+          <w:tab w:val="num" w:pos="5040"/>
+        </w:tabs>
+        <w:ind w:left="5040" w:hanging="360"/>
+      </w:pPr>
+    </w:lvl>
+    <w:lvl w:ilvl="7" w:tentative="1">
+      <w:start w:val="1"/>
+      <w:numFmt w:val="decimal"/>
+      <w:lvlText w:val="%8."/>
+      <w:lvlJc w:val="left"/>
+      <w:pPr>
+        <w:tabs>
+          <w:tab w:val="num" w:pos="5760"/>
+        </w:tabs>
+        <w:ind w:left="5760" w:hanging="360"/>
+      </w:pPr>
+    </w:lvl>
+    <w:lvl w:ilvl="8" w:tentative="1">
+      <w:start w:val="1"/>
+      <w:numFmt w:val="decimal"/>
+      <w:lvlText w:val="%9."/>
+      <w:lvlJc w:val="left"/>
+      <w:pPr>
+        <w:tabs>
+          <w:tab w:val="num" w:pos="6480"/>
+        </w:tabs>
+        <w:ind w:left="6480" w:hanging="360"/>
+      </w:pPr>
+    </w:lvl>
+  </w:abstractNum>
+  <w:abstractNum w:abstractNumId="2" w15:restartNumberingAfterBreak="0">
     <w:nsid w:val="166441DC"/>
     <w:multiLevelType w:val="multilevel"/>
     <w:tmpl w:val="9B7C52E6"/>
@@ -968,7 +2138,7 @@
       </w:pPr>
     </w:lvl>
   </w:abstractNum>
-  <w:abstractNum w:abstractNumId="2" w15:restartNumberingAfterBreak="0">
+  <w:abstractNum w:abstractNumId="3" w15:restartNumberingAfterBreak="0">
     <w:nsid w:val="21224EEE"/>
     <w:multiLevelType w:val="multilevel"/>
     <w:tmpl w:val="783AE816"/>
@@ -1081,7 +2251,7 @@
       </w:pPr>
     </w:lvl>
   </w:abstractNum>
-  <w:abstractNum w:abstractNumId="3" w15:restartNumberingAfterBreak="0">
+  <w:abstractNum w:abstractNumId="4" w15:restartNumberingAfterBreak="0">
     <w:nsid w:val="22C17944"/>
     <w:multiLevelType w:val="multilevel"/>
     <w:tmpl w:val="0A804AE0"/>
@@ -1194,7 +2364,7 @@
       </w:pPr>
     </w:lvl>
   </w:abstractNum>
-  <w:abstractNum w:abstractNumId="4" w15:restartNumberingAfterBreak="0">
+  <w:abstractNum w:abstractNumId="5" w15:restartNumberingAfterBreak="0">
     <w:nsid w:val="2AE30BB0"/>
     <w:multiLevelType w:val="multilevel"/>
     <w:tmpl w:val="42EA7A00"/>
@@ -1307,7 +2477,233 @@
       </w:pPr>
     </w:lvl>
   </w:abstractNum>
-  <w:abstractNum w:abstractNumId="5" w15:restartNumberingAfterBreak="0">
+  <w:abstractNum w:abstractNumId="6" w15:restartNumberingAfterBreak="0">
+    <w:nsid w:val="39E427AA"/>
+    <w:multiLevelType w:val="multilevel"/>
+    <w:tmpl w:val="98AA3594"/>
+    <w:lvl w:ilvl="0">
+      <w:start w:val="11"/>
+      <w:numFmt w:val="decimal"/>
+      <w:lvlText w:val="%1."/>
+      <w:lvlJc w:val="left"/>
+      <w:pPr>
+        <w:tabs>
+          <w:tab w:val="num" w:pos="720"/>
+        </w:tabs>
+        <w:ind w:left="720" w:hanging="360"/>
+      </w:pPr>
+    </w:lvl>
+    <w:lvl w:ilvl="1" w:tentative="1">
+      <w:start w:val="1"/>
+      <w:numFmt w:val="decimal"/>
+      <w:lvlText w:val="%2."/>
+      <w:lvlJc w:val="left"/>
+      <w:pPr>
+        <w:tabs>
+          <w:tab w:val="num" w:pos="1440"/>
+        </w:tabs>
+        <w:ind w:left="1440" w:hanging="360"/>
+      </w:pPr>
+    </w:lvl>
+    <w:lvl w:ilvl="2" w:tentative="1">
+      <w:start w:val="1"/>
+      <w:numFmt w:val="decimal"/>
+      <w:lvlText w:val="%3."/>
+      <w:lvlJc w:val="left"/>
+      <w:pPr>
+        <w:tabs>
+          <w:tab w:val="num" w:pos="2160"/>
+        </w:tabs>
+        <w:ind w:left="2160" w:hanging="360"/>
+      </w:pPr>
+    </w:lvl>
+    <w:lvl w:ilvl="3" w:tentative="1">
+      <w:start w:val="1"/>
+      <w:numFmt w:val="decimal"/>
+      <w:lvlText w:val="%4."/>
+      <w:lvlJc w:val="left"/>
+      <w:pPr>
+        <w:tabs>
+          <w:tab w:val="num" w:pos="2880"/>
+        </w:tabs>
+        <w:ind w:left="2880" w:hanging="360"/>
+      </w:pPr>
+    </w:lvl>
+    <w:lvl w:ilvl="4" w:tentative="1">
+      <w:start w:val="1"/>
+      <w:numFmt w:val="decimal"/>
+      <w:lvlText w:val="%5."/>
+      <w:lvlJc w:val="left"/>
+      <w:pPr>
+        <w:tabs>
+          <w:tab w:val="num" w:pos="3600"/>
+        </w:tabs>
+        <w:ind w:left="3600" w:hanging="360"/>
+      </w:pPr>
+    </w:lvl>
+    <w:lvl w:ilvl="5" w:tentative="1">
+      <w:start w:val="1"/>
+      <w:numFmt w:val="decimal"/>
+      <w:lvlText w:val="%6."/>
+      <w:lvlJc w:val="left"/>
+      <w:pPr>
+        <w:tabs>
+          <w:tab w:val="num" w:pos="4320"/>
+        </w:tabs>
+        <w:ind w:left="4320" w:hanging="360"/>
+      </w:pPr>
+    </w:lvl>
+    <w:lvl w:ilvl="6" w:tentative="1">
+      <w:start w:val="1"/>
+      <w:numFmt w:val="decimal"/>
+      <w:lvlText w:val="%7."/>
+      <w:lvlJc w:val="left"/>
+      <w:pPr>
+        <w:tabs>
+          <w:tab w:val="num" w:pos="5040"/>
+        </w:tabs>
+        <w:ind w:left="5040" w:hanging="360"/>
+      </w:pPr>
+    </w:lvl>
+    <w:lvl w:ilvl="7" w:tentative="1">
+      <w:start w:val="1"/>
+      <w:numFmt w:val="decimal"/>
+      <w:lvlText w:val="%8."/>
+      <w:lvlJc w:val="left"/>
+      <w:pPr>
+        <w:tabs>
+          <w:tab w:val="num" w:pos="5760"/>
+        </w:tabs>
+        <w:ind w:left="5760" w:hanging="360"/>
+      </w:pPr>
+    </w:lvl>
+    <w:lvl w:ilvl="8" w:tentative="1">
+      <w:start w:val="1"/>
+      <w:numFmt w:val="decimal"/>
+      <w:lvlText w:val="%9."/>
+      <w:lvlJc w:val="left"/>
+      <w:pPr>
+        <w:tabs>
+          <w:tab w:val="num" w:pos="6480"/>
+        </w:tabs>
+        <w:ind w:left="6480" w:hanging="360"/>
+      </w:pPr>
+    </w:lvl>
+  </w:abstractNum>
+  <w:abstractNum w:abstractNumId="7" w15:restartNumberingAfterBreak="0">
+    <w:nsid w:val="3A4D6AD1"/>
+    <w:multiLevelType w:val="multilevel"/>
+    <w:tmpl w:val="5AAAAB8A"/>
+    <w:lvl w:ilvl="0">
+      <w:start w:val="31"/>
+      <w:numFmt w:val="decimal"/>
+      <w:lvlText w:val="%1."/>
+      <w:lvlJc w:val="left"/>
+      <w:pPr>
+        <w:tabs>
+          <w:tab w:val="num" w:pos="720"/>
+        </w:tabs>
+        <w:ind w:left="720" w:hanging="360"/>
+      </w:pPr>
+    </w:lvl>
+    <w:lvl w:ilvl="1" w:tentative="1">
+      <w:start w:val="1"/>
+      <w:numFmt w:val="decimal"/>
+      <w:lvlText w:val="%2."/>
+      <w:lvlJc w:val="left"/>
+      <w:pPr>
+        <w:tabs>
+          <w:tab w:val="num" w:pos="1440"/>
+        </w:tabs>
+        <w:ind w:left="1440" w:hanging="360"/>
+      </w:pPr>
+    </w:lvl>
+    <w:lvl w:ilvl="2" w:tentative="1">
+      <w:start w:val="1"/>
+      <w:numFmt w:val="decimal"/>
+      <w:lvlText w:val="%3."/>
+      <w:lvlJc w:val="left"/>
+      <w:pPr>
+        <w:tabs>
+          <w:tab w:val="num" w:pos="2160"/>
+        </w:tabs>
+        <w:ind w:left="2160" w:hanging="360"/>
+      </w:pPr>
+    </w:lvl>
+    <w:lvl w:ilvl="3" w:tentative="1">
+      <w:start w:val="1"/>
+      <w:numFmt w:val="decimal"/>
+      <w:lvlText w:val="%4."/>
+      <w:lvlJc w:val="left"/>
+      <w:pPr>
+        <w:tabs>
+          <w:tab w:val="num" w:pos="2880"/>
+        </w:tabs>
+        <w:ind w:left="2880" w:hanging="360"/>
+      </w:pPr>
+    </w:lvl>
+    <w:lvl w:ilvl="4" w:tentative="1">
+      <w:start w:val="1"/>
+      <w:numFmt w:val="decimal"/>
+      <w:lvlText w:val="%5."/>
+      <w:lvlJc w:val="left"/>
+      <w:pPr>
+        <w:tabs>
+          <w:tab w:val="num" w:pos="3600"/>
+        </w:tabs>
+        <w:ind w:left="3600" w:hanging="360"/>
+      </w:pPr>
+    </w:lvl>
+    <w:lvl w:ilvl="5" w:tentative="1">
+      <w:start w:val="1"/>
+      <w:numFmt w:val="decimal"/>
+      <w:lvlText w:val="%6."/>
+      <w:lvlJc w:val="left"/>
+      <w:pPr>
+        <w:tabs>
+          <w:tab w:val="num" w:pos="4320"/>
+        </w:tabs>
+        <w:ind w:left="4320" w:hanging="360"/>
+      </w:pPr>
+    </w:lvl>
+    <w:lvl w:ilvl="6" w:tentative="1">
+      <w:start w:val="1"/>
+      <w:numFmt w:val="decimal"/>
+      <w:lvlText w:val="%7."/>
+      <w:lvlJc w:val="left"/>
+      <w:pPr>
+        <w:tabs>
+          <w:tab w:val="num" w:pos="5040"/>
+        </w:tabs>
+        <w:ind w:left="5040" w:hanging="360"/>
+      </w:pPr>
+    </w:lvl>
+    <w:lvl w:ilvl="7" w:tentative="1">
+      <w:start w:val="1"/>
+      <w:numFmt w:val="decimal"/>
+      <w:lvlText w:val="%8."/>
+      <w:lvlJc w:val="left"/>
+      <w:pPr>
+        <w:tabs>
+          <w:tab w:val="num" w:pos="5760"/>
+        </w:tabs>
+        <w:ind w:left="5760" w:hanging="360"/>
+      </w:pPr>
+    </w:lvl>
+    <w:lvl w:ilvl="8" w:tentative="1">
+      <w:start w:val="1"/>
+      <w:numFmt w:val="decimal"/>
+      <w:lvlText w:val="%9."/>
+      <w:lvlJc w:val="left"/>
+      <w:pPr>
+        <w:tabs>
+          <w:tab w:val="num" w:pos="6480"/>
+        </w:tabs>
+        <w:ind w:left="6480" w:hanging="360"/>
+      </w:pPr>
+    </w:lvl>
+  </w:abstractNum>
+  <w:abstractNum w:abstractNumId="8" w15:restartNumberingAfterBreak="0">
     <w:nsid w:val="3E713C0E"/>
     <w:multiLevelType w:val="multilevel"/>
     <w:tmpl w:val="61E638B4"/>
@@ -1420,7 +2816,7 @@
       </w:pPr>
     </w:lvl>
   </w:abstractNum>
-  <w:abstractNum w:abstractNumId="6" w15:restartNumberingAfterBreak="0">
+  <w:abstractNum w:abstractNumId="9" w15:restartNumberingAfterBreak="0">
     <w:nsid w:val="3EDC4C3C"/>
     <w:multiLevelType w:val="multilevel"/>
     <w:tmpl w:val="B3B6E022"/>
@@ -1533,7 +2929,7 @@
       </w:pPr>
     </w:lvl>
   </w:abstractNum>
-  <w:abstractNum w:abstractNumId="7" w15:restartNumberingAfterBreak="0">
+  <w:abstractNum w:abstractNumId="10" w15:restartNumberingAfterBreak="0">
     <w:nsid w:val="42993190"/>
     <w:multiLevelType w:val="multilevel"/>
     <w:tmpl w:val="36303EE2"/>
@@ -1646,7 +3042,120 @@
       </w:pPr>
     </w:lvl>
   </w:abstractNum>
-  <w:abstractNum w:abstractNumId="8" w15:restartNumberingAfterBreak="0">
+  <w:abstractNum w:abstractNumId="11" w15:restartNumberingAfterBreak="0">
+    <w:nsid w:val="48441245"/>
+    <w:multiLevelType w:val="multilevel"/>
+    <w:tmpl w:val="3E00D47E"/>
+    <w:lvl w:ilvl="0">
+      <w:start w:val="51"/>
+      <w:numFmt w:val="decimal"/>
+      <w:lvlText w:val="%1."/>
+      <w:lvlJc w:val="left"/>
+      <w:pPr>
+        <w:tabs>
+          <w:tab w:val="num" w:pos="720"/>
+        </w:tabs>
+        <w:ind w:left="720" w:hanging="360"/>
+      </w:pPr>
+    </w:lvl>
+    <w:lvl w:ilvl="1" w:tentative="1">
+      <w:start w:val="1"/>
+      <w:numFmt w:val="decimal"/>
+      <w:lvlText w:val="%2."/>
+      <w:lvlJc w:val="left"/>
+      <w:pPr>
+        <w:tabs>
+          <w:tab w:val="num" w:pos="1440"/>
+        </w:tabs>
+        <w:ind w:left="1440" w:hanging="360"/>
+      </w:pPr>
+    </w:lvl>
+    <w:lvl w:ilvl="2" w:tentative="1">
+      <w:start w:val="1"/>
+      <w:numFmt w:val="decimal"/>
+      <w:lvlText w:val="%3."/>
+      <w:lvlJc w:val="left"/>
+      <w:pPr>
+        <w:tabs>
+          <w:tab w:val="num" w:pos="2160"/>
+        </w:tabs>
+        <w:ind w:left="2160" w:hanging="360"/>
+      </w:pPr>
+    </w:lvl>
+    <w:lvl w:ilvl="3" w:tentative="1">
+      <w:start w:val="1"/>
+      <w:numFmt w:val="decimal"/>
+      <w:lvlText w:val="%4."/>
+      <w:lvlJc w:val="left"/>
+      <w:pPr>
+        <w:tabs>
+          <w:tab w:val="num" w:pos="2880"/>
+        </w:tabs>
+        <w:ind w:left="2880" w:hanging="360"/>
+      </w:pPr>
+    </w:lvl>
+    <w:lvl w:ilvl="4" w:tentative="1">
+      <w:start w:val="1"/>
+      <w:numFmt w:val="decimal"/>
+      <w:lvlText w:val="%5."/>
+      <w:lvlJc w:val="left"/>
+      <w:pPr>
+        <w:tabs>
+          <w:tab w:val="num" w:pos="3600"/>
+        </w:tabs>
+        <w:ind w:left="3600" w:hanging="360"/>
+      </w:pPr>
+    </w:lvl>
+    <w:lvl w:ilvl="5" w:tentative="1">
+      <w:start w:val="1"/>
+      <w:numFmt w:val="decimal"/>
+      <w:lvlText w:val="%6."/>
+      <w:lvlJc w:val="left"/>
+      <w:pPr>
+        <w:tabs>
+          <w:tab w:val="num" w:pos="4320"/>
+        </w:tabs>
+        <w:ind w:left="4320" w:hanging="360"/>
+      </w:pPr>
+    </w:lvl>
+    <w:lvl w:ilvl="6" w:tentative="1">
+      <w:start w:val="1"/>
+      <w:numFmt w:val="decimal"/>
+      <w:lvlText w:val="%7."/>
+      <w:lvlJc w:val="left"/>
+      <w:pPr>
+        <w:tabs>
+          <w:tab w:val="num" w:pos="5040"/>
+        </w:tabs>
+        <w:ind w:left="5040" w:hanging="360"/>
+      </w:pPr>
+    </w:lvl>
+    <w:lvl w:ilvl="7" w:tentative="1">
+      <w:start w:val="1"/>
+      <w:numFmt w:val="decimal"/>
+      <w:lvlText w:val="%8."/>
+      <w:lvlJc w:val="left"/>
+      <w:pPr>
+        <w:tabs>
+          <w:tab w:val="num" w:pos="5760"/>
+        </w:tabs>
+        <w:ind w:left="5760" w:hanging="360"/>
+      </w:pPr>
+    </w:lvl>
+    <w:lvl w:ilvl="8" w:tentative="1">
+      <w:start w:val="1"/>
+      <w:numFmt w:val="decimal"/>
+      <w:lvlText w:val="%9."/>
+      <w:lvlJc w:val="left"/>
+      <w:pPr>
+        <w:tabs>
+          <w:tab w:val="num" w:pos="6480"/>
+        </w:tabs>
+        <w:ind w:left="6480" w:hanging="360"/>
+      </w:pPr>
+    </w:lvl>
+  </w:abstractNum>
+  <w:abstractNum w:abstractNumId="12" w15:restartNumberingAfterBreak="0">
     <w:nsid w:val="55BD6F34"/>
     <w:multiLevelType w:val="multilevel"/>
     <w:tmpl w:val="DC181C36"/>
@@ -1759,7 +3268,7 @@
       </w:pPr>
     </w:lvl>
   </w:abstractNum>
-  <w:abstractNum w:abstractNumId="9" w15:restartNumberingAfterBreak="0">
+  <w:abstractNum w:abstractNumId="13" w15:restartNumberingAfterBreak="0">
     <w:nsid w:val="5E18020A"/>
     <w:multiLevelType w:val="multilevel"/>
     <w:tmpl w:val="CF581D3C"/>
@@ -1872,7 +3381,7 @@
       </w:pPr>
     </w:lvl>
   </w:abstractNum>
-  <w:abstractNum w:abstractNumId="10" w15:restartNumberingAfterBreak="0">
+  <w:abstractNum w:abstractNumId="14" w15:restartNumberingAfterBreak="0">
     <w:nsid w:val="5F075FE6"/>
     <w:multiLevelType w:val="multilevel"/>
     <w:tmpl w:val="7BBEA0CC"/>
@@ -1985,7 +3494,233 @@
       </w:pPr>
     </w:lvl>
   </w:abstractNum>
-  <w:abstractNum w:abstractNumId="11" w15:restartNumberingAfterBreak="0">
+  <w:abstractNum w:abstractNumId="15" w15:restartNumberingAfterBreak="0">
+    <w:nsid w:val="623304DB"/>
+    <w:multiLevelType w:val="multilevel"/>
+    <w:tmpl w:val="0750E348"/>
+    <w:lvl w:ilvl="0">
+      <w:start w:val="21"/>
+      <w:numFmt w:val="decimal"/>
+      <w:lvlText w:val="%1."/>
+      <w:lvlJc w:val="left"/>
+      <w:pPr>
+        <w:tabs>
+          <w:tab w:val="num" w:pos="720"/>
+        </w:tabs>
+        <w:ind w:left="720" w:hanging="360"/>
+      </w:pPr>
+    </w:lvl>
+    <w:lvl w:ilvl="1" w:tentative="1">
+      <w:start w:val="1"/>
+      <w:numFmt w:val="decimal"/>
+      <w:lvlText w:val="%2."/>
+      <w:lvlJc w:val="left"/>
+      <w:pPr>
+        <w:tabs>
+          <w:tab w:val="num" w:pos="1440"/>
+        </w:tabs>
+        <w:ind w:left="1440" w:hanging="360"/>
+      </w:pPr>
+    </w:lvl>
+    <w:lvl w:ilvl="2" w:tentative="1">
+      <w:start w:val="1"/>
+      <w:numFmt w:val="decimal"/>
+      <w:lvlText w:val="%3."/>
+      <w:lvlJc w:val="left"/>
+      <w:pPr>
+        <w:tabs>
+          <w:tab w:val="num" w:pos="2160"/>
+        </w:tabs>
+        <w:ind w:left="2160" w:hanging="360"/>
+      </w:pPr>
+    </w:lvl>
+    <w:lvl w:ilvl="3" w:tentative="1">
+      <w:start w:val="1"/>
+      <w:numFmt w:val="decimal"/>
+      <w:lvlText w:val="%4."/>
+      <w:lvlJc w:val="left"/>
+      <w:pPr>
+        <w:tabs>
+          <w:tab w:val="num" w:pos="2880"/>
+        </w:tabs>
+        <w:ind w:left="2880" w:hanging="360"/>
+      </w:pPr>
+    </w:lvl>
+    <w:lvl w:ilvl="4" w:tentative="1">
+      <w:start w:val="1"/>
+      <w:numFmt w:val="decimal"/>
+      <w:lvlText w:val="%5."/>
+      <w:lvlJc w:val="left"/>
+      <w:pPr>
+        <w:tabs>
+          <w:tab w:val="num" w:pos="3600"/>
+        </w:tabs>
+        <w:ind w:left="3600" w:hanging="360"/>
+      </w:pPr>
+    </w:lvl>
+    <w:lvl w:ilvl="5" w:tentative="1">
+      <w:start w:val="1"/>
+      <w:numFmt w:val="decimal"/>
+      <w:lvlText w:val="%6."/>
+      <w:lvlJc w:val="left"/>
+      <w:pPr>
+        <w:tabs>
+          <w:tab w:val="num" w:pos="4320"/>
+        </w:tabs>
+        <w:ind w:left="4320" w:hanging="360"/>
+      </w:pPr>
+    </w:lvl>
+    <w:lvl w:ilvl="6" w:tentative="1">
+      <w:start w:val="1"/>
+      <w:numFmt w:val="decimal"/>
+      <w:lvlText w:val="%7."/>
+      <w:lvlJc w:val="left"/>
+      <w:pPr>
+        <w:tabs>
+          <w:tab w:val="num" w:pos="5040"/>
+        </w:tabs>
+        <w:ind w:left="5040" w:hanging="360"/>
+      </w:pPr>
+    </w:lvl>
+    <w:lvl w:ilvl="7" w:tentative="1">
+      <w:start w:val="1"/>
+      <w:numFmt w:val="decimal"/>
+      <w:lvlText w:val="%8."/>
+      <w:lvlJc w:val="left"/>
+      <w:pPr>
+        <w:tabs>
+          <w:tab w:val="num" w:pos="5760"/>
+        </w:tabs>
+        <w:ind w:left="5760" w:hanging="360"/>
+      </w:pPr>
+    </w:lvl>
+    <w:lvl w:ilvl="8" w:tentative="1">
+      <w:start w:val="1"/>
+      <w:numFmt w:val="decimal"/>
+      <w:lvlText w:val="%9."/>
+      <w:lvlJc w:val="left"/>
+      <w:pPr>
+        <w:tabs>
+          <w:tab w:val="num" w:pos="6480"/>
+        </w:tabs>
+        <w:ind w:left="6480" w:hanging="360"/>
+      </w:pPr>
+    </w:lvl>
+  </w:abstractNum>
+  <w:abstractNum w:abstractNumId="16" w15:restartNumberingAfterBreak="0">
+    <w:nsid w:val="6BFA3208"/>
+    <w:multiLevelType w:val="multilevel"/>
+    <w:tmpl w:val="5582DF06"/>
+    <w:lvl w:ilvl="0">
+      <w:start w:val="61"/>
+      <w:numFmt w:val="decimal"/>
+      <w:lvlText w:val="%1."/>
+      <w:lvlJc w:val="left"/>
+      <w:pPr>
+        <w:tabs>
+          <w:tab w:val="num" w:pos="720"/>
+        </w:tabs>
+        <w:ind w:left="720" w:hanging="360"/>
+      </w:pPr>
+    </w:lvl>
+    <w:lvl w:ilvl="1" w:tentative="1">
+      <w:start w:val="1"/>
+      <w:numFmt w:val="decimal"/>
+      <w:lvlText w:val="%2."/>
+      <w:lvlJc w:val="left"/>
+      <w:pPr>
+        <w:tabs>
+          <w:tab w:val="num" w:pos="1440"/>
+        </w:tabs>
+        <w:ind w:left="1440" w:hanging="360"/>
+      </w:pPr>
+    </w:lvl>
+    <w:lvl w:ilvl="2" w:tentative="1">
+      <w:start w:val="1"/>
+      <w:numFmt w:val="decimal"/>
+      <w:lvlText w:val="%3."/>
+      <w:lvlJc w:val="left"/>
+      <w:pPr>
+        <w:tabs>
+          <w:tab w:val="num" w:pos="2160"/>
+        </w:tabs>
+        <w:ind w:left="2160" w:hanging="360"/>
+      </w:pPr>
+    </w:lvl>
+    <w:lvl w:ilvl="3" w:tentative="1">
+      <w:start w:val="1"/>
+      <w:numFmt w:val="decimal"/>
+      <w:lvlText w:val="%4."/>
+      <w:lvlJc w:val="left"/>
+      <w:pPr>
+        <w:tabs>
+          <w:tab w:val="num" w:pos="2880"/>
+        </w:tabs>
+        <w:ind w:left="2880" w:hanging="360"/>
+      </w:pPr>
+    </w:lvl>
+    <w:lvl w:ilvl="4" w:tentative="1">
+      <w:start w:val="1"/>
+      <w:numFmt w:val="decimal"/>
+      <w:lvlText w:val="%5."/>
+      <w:lvlJc w:val="left"/>
+      <w:pPr>
+        <w:tabs>
+          <w:tab w:val="num" w:pos="3600"/>
+        </w:tabs>
+        <w:ind w:left="3600" w:hanging="360"/>
+      </w:pPr>
+    </w:lvl>
+    <w:lvl w:ilvl="5" w:tentative="1">
+      <w:start w:val="1"/>
+      <w:numFmt w:val="decimal"/>
+      <w:lvlText w:val="%6."/>
+      <w:lvlJc w:val="left"/>
+      <w:pPr>
+        <w:tabs>
+          <w:tab w:val="num" w:pos="4320"/>
+        </w:tabs>
+        <w:ind w:left="4320" w:hanging="360"/>
+      </w:pPr>
+    </w:lvl>
+    <w:lvl w:ilvl="6" w:tentative="1">
+      <w:start w:val="1"/>
+      <w:numFmt w:val="decimal"/>
+      <w:lvlText w:val="%7."/>
+      <w:lvlJc w:val="left"/>
+      <w:pPr>
+        <w:tabs>
+          <w:tab w:val="num" w:pos="5040"/>
+        </w:tabs>
+        <w:ind w:left="5040" w:hanging="360"/>
+      </w:pPr>
+    </w:lvl>
+    <w:lvl w:ilvl="7" w:tentative="1">
+      <w:start w:val="1"/>
+      <w:numFmt w:val="decimal"/>
+      <w:lvlText w:val="%8."/>
+      <w:lvlJc w:val="left"/>
+      <w:pPr>
+        <w:tabs>
+          <w:tab w:val="num" w:pos="5760"/>
+        </w:tabs>
+        <w:ind w:left="5760" w:hanging="360"/>
+      </w:pPr>
+    </w:lvl>
+    <w:lvl w:ilvl="8" w:tentative="1">
+      <w:start w:val="1"/>
+      <w:numFmt w:val="decimal"/>
+      <w:lvlText w:val="%9."/>
+      <w:lvlJc w:val="left"/>
+      <w:pPr>
+        <w:tabs>
+          <w:tab w:val="num" w:pos="6480"/>
+        </w:tabs>
+        <w:ind w:left="6480" w:hanging="360"/>
+      </w:pPr>
+    </w:lvl>
+  </w:abstractNum>
+  <w:abstractNum w:abstractNumId="17" w15:restartNumberingAfterBreak="0">
     <w:nsid w:val="730F52F4"/>
     <w:multiLevelType w:val="multilevel"/>
     <w:tmpl w:val="3544E908"/>
@@ -2098,7 +3833,7 @@
       </w:pPr>
     </w:lvl>
   </w:abstractNum>
-  <w:abstractNum w:abstractNumId="12" w15:restartNumberingAfterBreak="0">
+  <w:abstractNum w:abstractNumId="18" w15:restartNumberingAfterBreak="0">
     <w:nsid w:val="755056BF"/>
     <w:multiLevelType w:val="multilevel"/>
     <w:tmpl w:val="703A0030"/>
@@ -2211,7 +3946,233 @@
       </w:pPr>
     </w:lvl>
   </w:abstractNum>
-  <w:abstractNum w:abstractNumId="13" w15:restartNumberingAfterBreak="0">
+  <w:abstractNum w:abstractNumId="19" w15:restartNumberingAfterBreak="0">
+    <w:nsid w:val="75587955"/>
+    <w:multiLevelType w:val="multilevel"/>
+    <w:tmpl w:val="2674721C"/>
+    <w:lvl w:ilvl="0">
+      <w:start w:val="41"/>
+      <w:numFmt w:val="decimal"/>
+      <w:lvlText w:val="%1."/>
+      <w:lvlJc w:val="left"/>
+      <w:pPr>
+        <w:tabs>
+          <w:tab w:val="num" w:pos="720"/>
+        </w:tabs>
+        <w:ind w:left="720" w:hanging="360"/>
+      </w:pPr>
+    </w:lvl>
+    <w:lvl w:ilvl="1" w:tentative="1">
+      <w:start w:val="1"/>
+      <w:numFmt w:val="decimal"/>
+      <w:lvlText w:val="%2."/>
+      <w:lvlJc w:val="left"/>
+      <w:pPr>
+        <w:tabs>
+          <w:tab w:val="num" w:pos="1440"/>
+        </w:tabs>
+        <w:ind w:left="1440" w:hanging="360"/>
+      </w:pPr>
+    </w:lvl>
+    <w:lvl w:ilvl="2" w:tentative="1">
+      <w:start w:val="1"/>
+      <w:numFmt w:val="decimal"/>
+      <w:lvlText w:val="%3."/>
+      <w:lvlJc w:val="left"/>
+      <w:pPr>
+        <w:tabs>
+          <w:tab w:val="num" w:pos="2160"/>
+        </w:tabs>
+        <w:ind w:left="2160" w:hanging="360"/>
+      </w:pPr>
+    </w:lvl>
+    <w:lvl w:ilvl="3" w:tentative="1">
+      <w:start w:val="1"/>
+      <w:numFmt w:val="decimal"/>
+      <w:lvlText w:val="%4."/>
+      <w:lvlJc w:val="left"/>
+      <w:pPr>
+        <w:tabs>
+          <w:tab w:val="num" w:pos="2880"/>
+        </w:tabs>
+        <w:ind w:left="2880" w:hanging="360"/>
+      </w:pPr>
+    </w:lvl>
+    <w:lvl w:ilvl="4" w:tentative="1">
+      <w:start w:val="1"/>
+      <w:numFmt w:val="decimal"/>
+      <w:lvlText w:val="%5."/>
+      <w:lvlJc w:val="left"/>
+      <w:pPr>
+        <w:tabs>
+          <w:tab w:val="num" w:pos="3600"/>
+        </w:tabs>
+        <w:ind w:left="3600" w:hanging="360"/>
+      </w:pPr>
+    </w:lvl>
+    <w:lvl w:ilvl="5" w:tentative="1">
+      <w:start w:val="1"/>
+      <w:numFmt w:val="decimal"/>
+      <w:lvlText w:val="%6."/>
+      <w:lvlJc w:val="left"/>
+      <w:pPr>
+        <w:tabs>
+          <w:tab w:val="num" w:pos="4320"/>
+        </w:tabs>
+        <w:ind w:left="4320" w:hanging="360"/>
+      </w:pPr>
+    </w:lvl>
+    <w:lvl w:ilvl="6" w:tentative="1">
+      <w:start w:val="1"/>
+      <w:numFmt w:val="decimal"/>
+      <w:lvlText w:val="%7."/>
+      <w:lvlJc w:val="left"/>
+      <w:pPr>
+        <w:tabs>
+          <w:tab w:val="num" w:pos="5040"/>
+        </w:tabs>
+        <w:ind w:left="5040" w:hanging="360"/>
+      </w:pPr>
+    </w:lvl>
+    <w:lvl w:ilvl="7" w:tentative="1">
+      <w:start w:val="1"/>
+      <w:numFmt w:val="decimal"/>
+      <w:lvlText w:val="%8."/>
+      <w:lvlJc w:val="left"/>
+      <w:pPr>
+        <w:tabs>
+          <w:tab w:val="num" w:pos="5760"/>
+        </w:tabs>
+        <w:ind w:left="5760" w:hanging="360"/>
+      </w:pPr>
+    </w:lvl>
+    <w:lvl w:ilvl="8" w:tentative="1">
+      <w:start w:val="1"/>
+      <w:numFmt w:val="decimal"/>
+      <w:lvlText w:val="%9."/>
+      <w:lvlJc w:val="left"/>
+      <w:pPr>
+        <w:tabs>
+          <w:tab w:val="num" w:pos="6480"/>
+        </w:tabs>
+        <w:ind w:left="6480" w:hanging="360"/>
+      </w:pPr>
+    </w:lvl>
+  </w:abstractNum>
+  <w:abstractNum w:abstractNumId="20" w15:restartNumberingAfterBreak="0">
+    <w:nsid w:val="75E51E31"/>
+    <w:multiLevelType w:val="multilevel"/>
+    <w:tmpl w:val="F6F22D08"/>
+    <w:lvl w:ilvl="0">
+      <w:start w:val="1"/>
+      <w:numFmt w:val="decimal"/>
+      <w:lvlText w:val="%1."/>
+      <w:lvlJc w:val="left"/>
+      <w:pPr>
+        <w:tabs>
+          <w:tab w:val="num" w:pos="720"/>
+        </w:tabs>
+        <w:ind w:left="720" w:hanging="360"/>
+      </w:pPr>
+    </w:lvl>
+    <w:lvl w:ilvl="1" w:tentative="1">
+      <w:start w:val="1"/>
+      <w:numFmt w:val="decimal"/>
+      <w:lvlText w:val="%2."/>
+      <w:lvlJc w:val="left"/>
+      <w:pPr>
+        <w:tabs>
+          <w:tab w:val="num" w:pos="1440"/>
+        </w:tabs>
+        <w:ind w:left="1440" w:hanging="360"/>
+      </w:pPr>
+    </w:lvl>
+    <w:lvl w:ilvl="2" w:tentative="1">
+      <w:start w:val="1"/>
+      <w:numFmt w:val="decimal"/>
+      <w:lvlText w:val="%3."/>
+      <w:lvlJc w:val="left"/>
+      <w:pPr>
+        <w:tabs>
+          <w:tab w:val="num" w:pos="2160"/>
+        </w:tabs>
+        <w:ind w:left="2160" w:hanging="360"/>
+      </w:pPr>
+    </w:lvl>
+    <w:lvl w:ilvl="3" w:tentative="1">
+      <w:start w:val="1"/>
+      <w:numFmt w:val="decimal"/>
+      <w:lvlText w:val="%4."/>
+      <w:lvlJc w:val="left"/>
+      <w:pPr>
+        <w:tabs>
+          <w:tab w:val="num" w:pos="2880"/>
+        </w:tabs>
+        <w:ind w:left="2880" w:hanging="360"/>
+      </w:pPr>
+    </w:lvl>
+    <w:lvl w:ilvl="4" w:tentative="1">
+      <w:start w:val="1"/>
+      <w:numFmt w:val="decimal"/>
+      <w:lvlText w:val="%5."/>
+      <w:lvlJc w:val="left"/>
+      <w:pPr>
+        <w:tabs>
+          <w:tab w:val="num" w:pos="3600"/>
+        </w:tabs>
+        <w:ind w:left="3600" w:hanging="360"/>
+      </w:pPr>
+    </w:lvl>
+    <w:lvl w:ilvl="5" w:tentative="1">
+      <w:start w:val="1"/>
+      <w:numFmt w:val="decimal"/>
+      <w:lvlText w:val="%6."/>
+      <w:lvlJc w:val="left"/>
+      <w:pPr>
+        <w:tabs>
+          <w:tab w:val="num" w:pos="4320"/>
+        </w:tabs>
+        <w:ind w:left="4320" w:hanging="360"/>
+      </w:pPr>
+    </w:lvl>
+    <w:lvl w:ilvl="6" w:tentative="1">
+      <w:start w:val="1"/>
+      <w:numFmt w:val="decimal"/>
+      <w:lvlText w:val="%7."/>
+      <w:lvlJc w:val="left"/>
+      <w:pPr>
+        <w:tabs>
+          <w:tab w:val="num" w:pos="5040"/>
+        </w:tabs>
+        <w:ind w:left="5040" w:hanging="360"/>
+      </w:pPr>
+    </w:lvl>
+    <w:lvl w:ilvl="7" w:tentative="1">
+      <w:start w:val="1"/>
+      <w:numFmt w:val="decimal"/>
+      <w:lvlText w:val="%8."/>
+      <w:lvlJc w:val="left"/>
+      <w:pPr>
+        <w:tabs>
+          <w:tab w:val="num" w:pos="5760"/>
+        </w:tabs>
+        <w:ind w:left="5760" w:hanging="360"/>
+      </w:pPr>
+    </w:lvl>
+    <w:lvl w:ilvl="8" w:tentative="1">
+      <w:start w:val="1"/>
+      <w:numFmt w:val="decimal"/>
+      <w:lvlText w:val="%9."/>
+      <w:lvlJc w:val="left"/>
+      <w:pPr>
+        <w:tabs>
+          <w:tab w:val="num" w:pos="6480"/>
+        </w:tabs>
+        <w:ind w:left="6480" w:hanging="360"/>
+      </w:pPr>
+    </w:lvl>
+  </w:abstractNum>
+  <w:abstractNum w:abstractNumId="21" w15:restartNumberingAfterBreak="0">
     <w:nsid w:val="792F63B6"/>
     <w:multiLevelType w:val="multilevel"/>
     <w:tmpl w:val="022494B0"/>
@@ -2325,46 +4286,70 @@
     </w:lvl>
   </w:abstractNum>
   <w:num w:numId="1" w16cid:durableId="1875148189">
+    <w:abstractNumId w:val="13"/>
+  </w:num>
+  <w:num w:numId="2" w16cid:durableId="325017824">
     <w:abstractNumId w:val="9"/>
   </w:num>
-  <w:num w:numId="2" w16cid:durableId="325017824">
-    <w:abstractNumId w:val="6"/>
-  </w:num>
   <w:num w:numId="3" w16cid:durableId="1946958737">
-    <w:abstractNumId w:val="4"/>
+    <w:abstractNumId w:val="5"/>
   </w:num>
   <w:num w:numId="4" w16cid:durableId="1062101937">
+    <w:abstractNumId w:val="18"/>
+  </w:num>
+  <w:num w:numId="5" w16cid:durableId="1353068640">
     <w:abstractNumId w:val="12"/>
   </w:num>
-  <w:num w:numId="5" w16cid:durableId="1353068640">
-    <w:abstractNumId w:val="8"/>
-  </w:num>
   <w:num w:numId="6" w16cid:durableId="1663894452">
-    <w:abstractNumId w:val="1"/>
+    <w:abstractNumId w:val="2"/>
   </w:num>
   <w:num w:numId="7" w16cid:durableId="1723209389">
-    <w:abstractNumId w:val="7"/>
+    <w:abstractNumId w:val="10"/>
   </w:num>
   <w:num w:numId="8" w16cid:durableId="252981753">
-    <w:abstractNumId w:val="2"/>
+    <w:abstractNumId w:val="3"/>
   </w:num>
   <w:num w:numId="9" w16cid:durableId="558709840">
-    <w:abstractNumId w:val="10"/>
+    <w:abstractNumId w:val="14"/>
   </w:num>
   <w:num w:numId="10" w16cid:durableId="1351295017">
     <w:abstractNumId w:val="0"/>
   </w:num>
   <w:num w:numId="11" w16cid:durableId="1583641370">
-    <w:abstractNumId w:val="13"/>
+    <w:abstractNumId w:val="21"/>
   </w:num>
   <w:num w:numId="12" w16cid:durableId="1345206877">
+    <w:abstractNumId w:val="17"/>
+  </w:num>
+  <w:num w:numId="13" w16cid:durableId="1744451564">
+    <w:abstractNumId w:val="8"/>
+  </w:num>
+  <w:num w:numId="14" w16cid:durableId="2145004148">
+    <w:abstractNumId w:val="4"/>
+  </w:num>
+  <w:num w:numId="15" w16cid:durableId="1682732194">
+    <w:abstractNumId w:val="1"/>
+  </w:num>
+  <w:num w:numId="16" w16cid:durableId="1671635278">
+    <w:abstractNumId w:val="6"/>
+  </w:num>
+  <w:num w:numId="17" w16cid:durableId="1980377555">
+    <w:abstractNumId w:val="15"/>
+  </w:num>
+  <w:num w:numId="18" w16cid:durableId="762335500">
+    <w:abstractNumId w:val="7"/>
+  </w:num>
+  <w:num w:numId="19" w16cid:durableId="314333488">
+    <w:abstractNumId w:val="19"/>
+  </w:num>
+  <w:num w:numId="20" w16cid:durableId="1071006223">
     <w:abstractNumId w:val="11"/>
   </w:num>
-  <w:num w:numId="13" w16cid:durableId="1744451564">
-    <w:abstractNumId w:val="5"/>
+  <w:num w:numId="21" w16cid:durableId="1256282687">
+    <w:abstractNumId w:val="16"/>
   </w:num>
-  <w:num w:numId="14" w16cid:durableId="2145004148">
-    <w:abstractNumId w:val="3"/>
+  <w:num w:numId="22" w16cid:durableId="1758599406">
+    <w:abstractNumId w:val="20"/>
   </w:num>
 </w:numbering>
 </file>

--- a/ib-genai-project/IB_Project_Documents/LLM_Questions.docx
+++ b/ib-genai-project/IB_Project_Documents/LLM_Questions.docx
@@ -1,7 +1,35 @@
 
 <file path=word/document.xml><?xml version="1.0" encoding="utf-8"?>
-<w:document xmlns:wpc="http://schemas.microsoft.com/office/word/2010/wordprocessingCanvas" xmlns:cx="http://schemas.microsoft.com/office/drawing/2014/chartex" xmlns:cx1="http://schemas.microsoft.com/office/drawing/2015/9/8/chartex" xmlns:cx2="http://schemas.microsoft.com/office/drawing/2015/10/21/chartex" xmlns:cx3="http://schemas.microsoft.com/office/drawing/2016/5/9/chartex" xmlns:cx4="http://schemas.microsoft.com/office/drawing/2016/5/10/chartex" xmlns:cx5="http://schemas.microsoft.com/office/drawing/2016/5/11/chartex" xmlns:cx6="http://schemas.microsoft.com/office/drawing/2016/5/12/chartex" xmlns:cx7="http://schemas.microsoft.com/office/drawing/2016/5/13/chartex" xmlns:cx8="http://schemas.microsoft.com/office/drawing/2016/5/14/chartex" xmlns:mc="http://schemas.openxmlformats.org/markup-compatibility/2006" xmlns:aink="http://schemas.microsoft.com/office/drawing/2016/ink" xmlns:am3d="http://schemas.microsoft.com/office/drawing/2017/model3d" xmlns:o="urn:schemas-microsoft-com:office:office" xmlns:oel="http://schemas.microsoft.com/office/2019/extlst" xmlns:r="http://schemas.openxmlformats.org/officeDocument/2006/relationships" xmlns:m="http://schemas.openxmlformats.org/officeDocument/2006/math" xmlns:v="urn:schemas-microsoft-com:vml" xmlns:wp14="http://schemas.microsoft.com/office/word/2010/wordprocessingDrawing" xmlns:wp="http://schemas.openxmlformats.org/drawingml/2006/wordprocessingDrawing" xmlns:w10="urn:schemas-microsoft-com:office:word" xmlns:w="http://schemas.openxmlformats.org/wordprocessingml/2006/main" xmlns:w14="http://schemas.microsoft.com/office/word/2010/wordml" xmlns:w15="http://schemas.microsoft.com/office/word/2012/wordml" xmlns:w16cex="http://schemas.microsoft.com/office/word/2018/wordml/cex" xmlns:w16cid="http://schemas.microsoft.com/office/word/2016/wordml/cid" xmlns:w16="http://schemas.microsoft.com/office/word/2018/wordml" xmlns:w16du="http://schemas.microsoft.com/office/word/2023/wordml/word16du" xmlns:w16sdtdh="http://schemas.microsoft.com/office/word/2020/wordml/sdtdatahash" xmlns:w16sdtfl="http://schemas.microsoft.com/office/word/2024/wordml/sdtformatlock" xmlns:w16se="http://schemas.microsoft.com/office/word/2015/wordml/symex" xmlns:wpg="http://schemas.microsoft.com/office/word/2010/wordprocessingGroup" xmlns:wpi="http://schemas.microsoft.com/office/word/2010/wordprocessingInk" xmlns:wne="http://schemas.microsoft.com/office/word/2006/wordml" xmlns:wps="http://schemas.microsoft.com/office/word/2010/wordprocessingShape" mc:Ignorable="w14 w15 w16se w16cid w16 w16cex w16sdtdh w16sdtfl w16du wp14">
+<w:document xmlns:wpc="http://schemas.microsoft.com/office/word/2010/wordprocessingCanvas" xmlns:cx="http://schemas.microsoft.com/office/drawing/2014/chartex" xmlns:cx1="http://schemas.microsoft.com/office/drawing/2015/9/8/chartex" xmlns:cx2="http://schemas.microsoft.com/office/drawing/2015/10/21/chartex" xmlns:cx3="http://schemas.microsoft.com/office/drawing/2016/5/9/chartex" xmlns:cx4="http://schemas.microsoft.com/office/drawing/2016/5/10/chartex" xmlns:cx5="http://schemas.microsoft.com/office/drawing/2016/5/11/chartex" xmlns:cx6="http://schemas.microsoft.com/office/drawing/2016/5/12/chartex" xmlns:cx7="http://schemas.microsoft.com/office/drawing/2016/5/13/chartex" xmlns:cx8="http://schemas.microsoft.com/office/drawing/2016/5/14/chartex" xmlns:mc="http://schemas.openxmlformats.org/markup-compatibility/2006" xmlns:aink="http://schemas.microsoft.com/office/drawing/2016/ink" xmlns:am3d="http://schemas.microsoft.com/office/drawing/2017/model3d" xmlns:o="urn:schemas-microsoft-com:office:office" xmlns:oel="http://schemas.microsoft.com/office/2019/extlst" xmlns:r="http://schemas.openxmlformats.org/officeDocument/2006/relationships" xmlns:m="http://schemas.openxmlformats.org/officeDocument/2006/math" xmlns:v="urn:schemas-microsoft-com:vml" xmlns:wp14="http://schemas.microsoft.com/office/word/2010/wordprocessingDrawing" xmlns:wp="http://schemas.openxmlformats.org/drawingml/2006/wordprocessingDrawing" xmlns:w10="urn:schemas-microsoft-com:office:word" xmlns:w="http://schemas.openxmlformats.org/wordprocessingml/2006/main" xmlns:w14="http://schemas.microsoft.com/office/word/2010/wordml" xmlns:w15="http://schemas.microsoft.com/office/word/2012/wordml" xmlns:w16cei="http://schemas.microsoft.com/office/word/2026/wordml/cei" xmlns:w16cex="http://schemas.microsoft.com/office/word/2018/wordml/cex" xmlns:w16cid="http://schemas.microsoft.com/office/word/2016/wordml/cid" xmlns:w16="http://schemas.microsoft.com/office/word/2018/wordml" xmlns:w16du="http://schemas.microsoft.com/office/word/2023/wordml/word16du" xmlns:w16sdtdh="http://schemas.microsoft.com/office/word/2020/wordml/sdtdatahash" xmlns:w16sdtfl="http://schemas.microsoft.com/office/word/2024/wordml/sdtformatlock" xmlns:w16se="http://schemas.microsoft.com/office/word/2015/wordml/symex" xmlns:wpg="http://schemas.microsoft.com/office/word/2010/wordprocessingGroup" xmlns:wpi="http://schemas.microsoft.com/office/word/2010/wordprocessingInk" xmlns:wne="http://schemas.microsoft.com/office/word/2006/wordml" xmlns:wps="http://schemas.microsoft.com/office/word/2010/wordprocessingShape" mc:Ignorable="w14 w15 w16se w16cid w16 w16cex w16sdtdh w16sdtfl w16du wp14">
   <w:body>
+    <w:p>
+      <w:pPr>
+        <w:rPr>
+          <w:b/>
+          <w:bCs/>
+          <w:sz w:val="32"/>
+          <w:szCs w:val="32"/>
+        </w:rPr>
+      </w:pPr>
+      <w:r>
+        <w:rPr>
+          <w:b/>
+          <w:bCs/>
+          <w:sz w:val="32"/>
+          <w:szCs w:val="32"/>
+        </w:rPr>
+        <w:t>APPLE-related</w:t>
+      </w:r>
+      <w:r>
+        <w:rPr>
+          <w:b/>
+          <w:bCs/>
+          <w:sz w:val="32"/>
+          <w:szCs w:val="32"/>
+        </w:rPr>
+        <w:t xml:space="preserve"> questions: --</w:t>
+      </w:r>
+    </w:p>
     <w:p>
       <w:pPr>
         <w:rPr>
@@ -350,6 +378,7 @@
         </w:numPr>
       </w:pPr>
       <w:r>
+        <w:lastRenderedPageBreak/>
         <w:t>What was Apple's Return on Invested Capital in the most recent fiscal year?</w:t>
       </w:r>
     </w:p>
@@ -362,6 +391,825 @@
       </w:pPr>
       <w:r>
         <w:t>What is Apple's Free Cash Flow Yield trend from FY2021 to FY2025?</w:t>
+      </w:r>
+    </w:p>
+    <w:p>
+      <w:pPr>
+        <w:rPr>
+          <w:b/>
+          <w:bCs/>
+        </w:rPr>
+      </w:pPr>
+      <w:r>
+        <w:rPr>
+          <w:b/>
+          <w:bCs/>
+        </w:rPr>
+        <w:t>Cross-document (tests multi-file retrieval)</w:t>
+      </w:r>
+    </w:p>
+    <w:p>
+      <w:pPr>
+        <w:numPr>
+          <w:ilvl w:val="0"/>
+          <w:numId w:val="7"/>
+        </w:numPr>
+      </w:pPr>
+      <w:r>
+        <w:t>Using the income statement and ratios files, verify that Apple's FY2025 gross profit margin (from ratios) matches gross profit ÷ revenue (from the income statement).</w:t>
+      </w:r>
+    </w:p>
+    <w:p>
+      <w:pPr>
+        <w:numPr>
+          <w:ilvl w:val="0"/>
+          <w:numId w:val="7"/>
+        </w:numPr>
+      </w:pPr>
+      <w:r>
+        <w:t>Combine the balance sheet and key metrics files: what is Apple's total debt relative to its net debt-to-EBITDA ratio for FY2025?</w:t>
+      </w:r>
+    </w:p>
+    <w:p>
+      <w:pPr>
+        <w:numPr>
+          <w:ilvl w:val="0"/>
+          <w:numId w:val="7"/>
+        </w:numPr>
+      </w:pPr>
+      <w:r>
+        <w:t>Using growth and income statement data together, does the reported revenue growth % for FY2025 match the year-over-year revenue change calculated from the income statement figures?</w:t>
+      </w:r>
+    </w:p>
+    <w:p>
+      <w:pPr>
+        <w:numPr>
+          <w:ilvl w:val="0"/>
+          <w:numId w:val="7"/>
+        </w:numPr>
+      </w:pPr>
+      <w:r>
+        <w:t>Pull FY2025 net income from the income statement and Return on Equity from ratios — back into an implied total equity figure, and compare it to total stockholders' equity from the balance sheet.</w:t>
+      </w:r>
+    </w:p>
+    <w:p>
+      <w:pPr>
+        <w:numPr>
+          <w:ilvl w:val="0"/>
+          <w:numId w:val="7"/>
+        </w:numPr>
+      </w:pPr>
+      <w:r>
+        <w:t>Using cash flow and balance sheet data, does the change in inventory reported in the cash flow statement match the year-over-year change in the "Inventory" line on the balance sheet?</w:t>
+      </w:r>
+    </w:p>
+    <w:p>
+      <w:r>
+        <w:t>Want me to generate the ground-truth answers for these (pulled directly from the chunk files) so you have an eval set to score your LLM/RAG pipeline against?</w:t>
+      </w:r>
+    </w:p>
+    <w:p>
+      <w:r>
+        <w:t xml:space="preserve">create cross </w:t>
+      </w:r>
+      <w:proofErr w:type="spellStart"/>
+      <w:r>
+        <w:t>realtionship</w:t>
+      </w:r>
+      <w:proofErr w:type="spellEnd"/>
+      <w:r>
+        <w:t xml:space="preserve"> question to be asked</w:t>
+      </w:r>
+    </w:p>
+    <w:p>
+      <w:r>
+        <w:t>Verified financial metrics and synthesized cross-dataset relationships</w:t>
+      </w:r>
+    </w:p>
+    <w:p>
+      <w:r>
+        <w:t>Verified financial metrics and synthesized cross-dataset relationships</w:t>
+      </w:r>
+    </w:p>
+    <w:p>
+      <w:r>
+        <w:t xml:space="preserve">Now I have concrete FY2025 numbers pulled from across all six files, so here are </w:t>
+      </w:r>
+      <w:r>
+        <w:rPr>
+          <w:b/>
+          <w:bCs/>
+        </w:rPr>
+        <w:t>cross-relationship questions</w:t>
+      </w:r>
+      <w:r>
+        <w:t xml:space="preserve"> — these specifically require pulling data from two or more different chunk files and checking that the numbers agree (great for stress-testing a RAG pipeline's multi-document retrieval).</w:t>
+      </w:r>
+    </w:p>
+    <w:p>
+      <w:pPr>
+        <w:rPr>
+          <w:b/>
+          <w:bCs/>
+        </w:rPr>
+      </w:pPr>
+      <w:r>
+        <w:rPr>
+          <w:b/>
+          <w:bCs/>
+        </w:rPr>
+        <w:t>Balance Sheet ↔ Balance Sheet (internal identity checks)</w:t>
+      </w:r>
+    </w:p>
+    <w:p>
+      <w:pPr>
+        <w:numPr>
+          <w:ilvl w:val="0"/>
+          <w:numId w:val="8"/>
+        </w:numPr>
+      </w:pPr>
+      <w:r>
+        <w:t xml:space="preserve">Does Total Assets </w:t>
+      </w:r>
+      <w:proofErr w:type="gramStart"/>
+      <w:r>
+        <w:t>equal</w:t>
+      </w:r>
+      <w:proofErr w:type="gramEnd"/>
+      <w:r>
+        <w:t xml:space="preserve"> Total Liabilities + Total Equity for FY2025? </w:t>
+      </w:r>
+      <w:r>
+        <w:rPr>
+          <w:i/>
+          <w:iCs/>
+        </w:rPr>
+        <w:t>(Verify: 359,241,000,000 = 285,508,000,000 + 73,733,000,000)</w:t>
+      </w:r>
+    </w:p>
+    <w:p>
+      <w:pPr>
+        <w:numPr>
+          <w:ilvl w:val="0"/>
+          <w:numId w:val="8"/>
+        </w:numPr>
+      </w:pPr>
+      <w:r>
+        <w:t xml:space="preserve">Does Total Current Assets + Total Non-Current Assets </w:t>
+      </w:r>
+      <w:proofErr w:type="gramStart"/>
+      <w:r>
+        <w:t>equal</w:t>
+      </w:r>
+      <w:proofErr w:type="gramEnd"/>
+      <w:r>
+        <w:t xml:space="preserve"> Total Assets for FY2025?</w:t>
+      </w:r>
+    </w:p>
+    <w:p>
+      <w:pPr>
+        <w:rPr>
+          <w:b/>
+          <w:bCs/>
+        </w:rPr>
+      </w:pPr>
+      <w:r>
+        <w:rPr>
+          <w:b/>
+          <w:bCs/>
+        </w:rPr>
+        <w:t>Balance Sheet ↔ Income Statement</w:t>
+      </w:r>
+    </w:p>
+    <w:p>
+      <w:pPr>
+        <w:numPr>
+          <w:ilvl w:val="0"/>
+          <w:numId w:val="9"/>
+        </w:numPr>
+      </w:pPr>
+      <w:r>
+        <w:t>Using FY2025 Net Income (income statement) and Total Stockholders' Equity (balance sheet), calculate Return on Equity — does it match the ROE reported in the key metrics file?</w:t>
+      </w:r>
+    </w:p>
+    <w:p>
+      <w:pPr>
+        <w:numPr>
+          <w:ilvl w:val="0"/>
+          <w:numId w:val="9"/>
+        </w:numPr>
+      </w:pPr>
+      <w:r>
+        <w:t>Is Apple's FY2025 EBITDA (income statement) consistent with its EBITDA-based EV/EBITDA multiple (key metrics) once Enterprise Value is accounted for?</w:t>
+      </w:r>
+    </w:p>
+    <w:p>
+      <w:pPr>
+        <w:rPr>
+          <w:b/>
+          <w:bCs/>
+        </w:rPr>
+      </w:pPr>
+      <w:r>
+        <w:rPr>
+          <w:b/>
+          <w:bCs/>
+        </w:rPr>
+        <w:t>Balance Sheet ↔ Key Metrics</w:t>
+      </w:r>
+    </w:p>
+    <w:p>
+      <w:pPr>
+        <w:numPr>
+          <w:ilvl w:val="0"/>
+          <w:numId w:val="10"/>
+        </w:numPr>
+      </w:pPr>
+      <w:r>
+        <w:t xml:space="preserve">Enterprise Value should equal Market Cap + Net Debt. Using FY2025 Market Cap (key metrics) and the debt/cash figures from the balance sheet (short-term debt + long-term debt </w:t>
+      </w:r>
+      <w:r>
+        <w:lastRenderedPageBreak/>
+        <w:t>+ capital lease obligations − cash), does the implied Enterprise Value match the reported one?</w:t>
+      </w:r>
+    </w:p>
+    <w:p>
+      <w:pPr>
+        <w:numPr>
+          <w:ilvl w:val="0"/>
+          <w:numId w:val="10"/>
+        </w:numPr>
+      </w:pPr>
+      <w:r>
+        <w:t>The key metrics file reports a "Tangible Asset Value" for FY2025 that equals Total Stockholders' Equity on the balance sheet exactly — why would that be the case given Apple reports zero goodwill and intangible assets?</w:t>
+      </w:r>
+    </w:p>
+    <w:p>
+      <w:pPr>
+        <w:rPr>
+          <w:b/>
+          <w:bCs/>
+        </w:rPr>
+      </w:pPr>
+      <w:r>
+        <w:rPr>
+          <w:b/>
+          <w:bCs/>
+        </w:rPr>
+        <w:t>Income Statement ↔ Ratios</w:t>
+      </w:r>
+    </w:p>
+    <w:p>
+      <w:pPr>
+        <w:numPr>
+          <w:ilvl w:val="0"/>
+          <w:numId w:val="11"/>
+        </w:numPr>
+      </w:pPr>
+      <w:r>
+        <w:t>Does FY2025 Gross Profit ÷ Revenue (income statement) match the Gross Profit Margin reported in the ratios file?</w:t>
+      </w:r>
+    </w:p>
+    <w:p>
+      <w:pPr>
+        <w:numPr>
+          <w:ilvl w:val="0"/>
+          <w:numId w:val="11"/>
+        </w:numPr>
+      </w:pPr>
+      <w:r>
+        <w:t>Does FY2025 Net Income ÷ Revenue (income statement) match the Net Profit Margin in the ratios file?</w:t>
+      </w:r>
+    </w:p>
+    <w:p>
+      <w:pPr>
+        <w:rPr>
+          <w:b/>
+          <w:bCs/>
+        </w:rPr>
+      </w:pPr>
+      <w:r>
+        <w:rPr>
+          <w:b/>
+          <w:bCs/>
+        </w:rPr>
+        <w:t>Income Statement ↔ Growth</w:t>
+      </w:r>
+    </w:p>
+    <w:p>
+      <w:pPr>
+        <w:numPr>
+          <w:ilvl w:val="0"/>
+          <w:numId w:val="12"/>
+        </w:numPr>
+      </w:pPr>
+      <w:r>
+        <w:t>Calculate the year-over-year revenue change between FY2024 and FY2025 (income statement) — does the percentage match the Revenue Growth figure in the growth file for FY2025?</w:t>
+      </w:r>
+    </w:p>
+    <w:p>
+      <w:pPr>
+        <w:numPr>
+          <w:ilvl w:val="0"/>
+          <w:numId w:val="12"/>
+        </w:numPr>
+      </w:pPr>
+      <w:r>
+        <w:t>Does the reported EPS Growth (growth file) match the year-over-year change in EPS (income statement, per-share data)?</w:t>
+      </w:r>
+    </w:p>
+    <w:p>
+      <w:pPr>
+        <w:rPr>
+          <w:b/>
+          <w:bCs/>
+        </w:rPr>
+      </w:pPr>
+      <w:r>
+        <w:rPr>
+          <w:b/>
+          <w:bCs/>
+        </w:rPr>
+        <w:t>Balance Sheet ↔ Cash Flow</w:t>
+      </w:r>
+    </w:p>
+    <w:p>
+      <w:pPr>
+        <w:numPr>
+          <w:ilvl w:val="0"/>
+          <w:numId w:val="13"/>
+        </w:numPr>
+      </w:pPr>
+      <w:r>
+        <w:t>Does the year-over-year change in the Inventory line on the balance sheet match the "Inventory" adjustment reported in the cash flow statement for the same period?</w:t>
+      </w:r>
+    </w:p>
+    <w:p>
+      <w:pPr>
+        <w:numPr>
+          <w:ilvl w:val="0"/>
+          <w:numId w:val="13"/>
+        </w:numPr>
+      </w:pPr>
+      <w:r>
+        <w:t>Does the year-over-year change in Net Receivables (balance sheet) roughly correspond to the "Accounts Receivables" line in the cash flow statement?</w:t>
+      </w:r>
+    </w:p>
+    <w:p>
+      <w:pPr>
+        <w:rPr>
+          <w:b/>
+          <w:bCs/>
+        </w:rPr>
+      </w:pPr>
+      <w:r>
+        <w:rPr>
+          <w:b/>
+          <w:bCs/>
+        </w:rPr>
+        <w:t>Ratios ↔ Balance Sheet</w:t>
+      </w:r>
+    </w:p>
+    <w:p>
+      <w:pPr>
+        <w:numPr>
+          <w:ilvl w:val="0"/>
+          <w:numId w:val="14"/>
+        </w:numPr>
+      </w:pPr>
+      <w:r>
+        <w:t>Does Total Current Assets ÷ Total Current Liabilities (balance sheet) match the Current Ratio reported in the ratios file for the same period?</w:t>
+      </w:r>
+    </w:p>
+    <w:p>
+      <w:pPr>
+        <w:numPr>
+          <w:ilvl w:val="0"/>
+          <w:numId w:val="14"/>
+        </w:numPr>
+      </w:pPr>
+      <w:r>
+        <w:t>Does Total Liabilities ÷ Total Equity (balance sheet) match the Debt-to-Equity Ratio in the ratios file?</w:t>
+      </w:r>
+    </w:p>
+    <w:p/>
+    <w:p>
+      <w:r>
+        <w:t>Below are interview-quality questions grouped by difficulty.</w:t>
+      </w:r>
+    </w:p>
+    <w:p>
+      <w:r>
+        <w:pict w14:anchorId="1F54A08D">
+          <v:rect id="_x0000_i1025" style="width:0;height:1.5pt" o:hralign="center" o:hrstd="t" o:hr="t" fillcolor="#a0a0a0" stroked="f"/>
+        </w:pict>
+      </w:r>
+    </w:p>
+    <w:p>
+      <w:pPr>
+        <w:rPr>
+          <w:b/>
+          <w:bCs/>
+        </w:rPr>
+      </w:pPr>
+      <w:r>
+        <w:rPr>
+          <w:b/>
+          <w:bCs/>
+        </w:rPr>
+        <w:t>1. Financial Analysis Questions</w:t>
+      </w:r>
+    </w:p>
+    <w:p>
+      <w:pPr>
+        <w:numPr>
+          <w:ilvl w:val="0"/>
+          <w:numId w:val="15"/>
+        </w:numPr>
+      </w:pPr>
+      <w:proofErr w:type="spellStart"/>
+      <w:r>
+        <w:t>Analyze</w:t>
+      </w:r>
+      <w:proofErr w:type="spellEnd"/>
+      <w:r>
+        <w:t xml:space="preserve"> Apple's financial position in FY2025 using its Balance Sheet. </w:t>
+      </w:r>
+    </w:p>
+    <w:p>
+      <w:pPr>
+        <w:numPr>
+          <w:ilvl w:val="0"/>
+          <w:numId w:val="15"/>
+        </w:numPr>
+      </w:pPr>
+      <w:r>
+        <w:t xml:space="preserve">What are the major changes in Apple's assets and liabilities between FY2024 and FY2025? </w:t>
+      </w:r>
+    </w:p>
+    <w:p>
+      <w:pPr>
+        <w:numPr>
+          <w:ilvl w:val="0"/>
+          <w:numId w:val="15"/>
+        </w:numPr>
+      </w:pPr>
+      <w:r>
+        <w:t xml:space="preserve">Explain how Apple's capital structure changed over the last five fiscal years. </w:t>
+      </w:r>
+    </w:p>
+    <w:p>
+      <w:pPr>
+        <w:numPr>
+          <w:ilvl w:val="0"/>
+          <w:numId w:val="15"/>
+        </w:numPr>
+      </w:pPr>
+      <w:r>
+        <w:t xml:space="preserve">What factors contributed to Apple's increase in net income during FY2025? </w:t>
+      </w:r>
+    </w:p>
+    <w:p>
+      <w:pPr>
+        <w:numPr>
+          <w:ilvl w:val="0"/>
+          <w:numId w:val="15"/>
+        </w:numPr>
+      </w:pPr>
+      <w:r>
+        <w:t xml:space="preserve">Evaluate Apple's liquidity using Current Ratio, Quick Ratio, and Cash Ratio. </w:t>
+      </w:r>
+    </w:p>
+    <w:p>
+      <w:pPr>
+        <w:numPr>
+          <w:ilvl w:val="0"/>
+          <w:numId w:val="15"/>
+        </w:numPr>
+      </w:pPr>
+      <w:r>
+        <w:lastRenderedPageBreak/>
+        <w:t xml:space="preserve">Discuss whether Apple is overleveraged based on Debt-to-Equity and Debt-to-Assets ratios. </w:t>
+      </w:r>
+    </w:p>
+    <w:p>
+      <w:pPr>
+        <w:numPr>
+          <w:ilvl w:val="0"/>
+          <w:numId w:val="15"/>
+        </w:numPr>
+      </w:pPr>
+      <w:proofErr w:type="spellStart"/>
+      <w:r>
+        <w:t>Analyze</w:t>
+      </w:r>
+      <w:proofErr w:type="spellEnd"/>
+      <w:r>
+        <w:t xml:space="preserve"> Apple's profitability trend from FY2021 through FY2025. </w:t>
+      </w:r>
+    </w:p>
+    <w:p>
+      <w:pPr>
+        <w:numPr>
+          <w:ilvl w:val="0"/>
+          <w:numId w:val="15"/>
+        </w:numPr>
+      </w:pPr>
+      <w:r>
+        <w:t xml:space="preserve">Evaluate whether Apple's operating performance improved during the five-year period. </w:t>
+      </w:r>
+    </w:p>
+    <w:p>
+      <w:pPr>
+        <w:numPr>
+          <w:ilvl w:val="0"/>
+          <w:numId w:val="15"/>
+        </w:numPr>
+      </w:pPr>
+      <w:r>
+        <w:t xml:space="preserve">Which balance sheet accounts experienced the largest changes in FY2025? </w:t>
+      </w:r>
+    </w:p>
+    <w:p>
+      <w:pPr>
+        <w:numPr>
+          <w:ilvl w:val="0"/>
+          <w:numId w:val="15"/>
+        </w:numPr>
+      </w:pPr>
+      <w:r>
+        <w:t xml:space="preserve">Summarize Apple's overall financial health using all available statements. </w:t>
+      </w:r>
+    </w:p>
+    <w:p>
+      <w:r>
+        <w:pict w14:anchorId="0CA00317">
+          <v:rect id="_x0000_i1026" style="width:0;height:1.5pt" o:hralign="center" o:hrstd="t" o:hr="t" fillcolor="#a0a0a0" stroked="f"/>
+        </w:pict>
+      </w:r>
+    </w:p>
+    <w:p>
+      <w:pPr>
+        <w:rPr>
+          <w:b/>
+          <w:bCs/>
+        </w:rPr>
+      </w:pPr>
+      <w:r>
+        <w:rPr>
+          <w:b/>
+          <w:bCs/>
+        </w:rPr>
+        <w:t>2. Cross-Statement Reasoning Questions</w:t>
+      </w:r>
+    </w:p>
+    <w:p>
+      <w:pPr>
+        <w:numPr>
+          <w:ilvl w:val="0"/>
+          <w:numId w:val="16"/>
+        </w:numPr>
+      </w:pPr>
+      <w:r>
+        <w:t xml:space="preserve">Explain how Revenue reported in the Income Statement affected Operating Cash Flow. </w:t>
+      </w:r>
+    </w:p>
+    <w:p>
+      <w:pPr>
+        <w:numPr>
+          <w:ilvl w:val="0"/>
+          <w:numId w:val="16"/>
+        </w:numPr>
+      </w:pPr>
+      <w:r>
+        <w:t xml:space="preserve">How does Net Income flow into Shareholders' Equity? </w:t>
+      </w:r>
+    </w:p>
+    <w:p>
+      <w:pPr>
+        <w:numPr>
+          <w:ilvl w:val="0"/>
+          <w:numId w:val="16"/>
+        </w:numPr>
+      </w:pPr>
+      <w:r>
+        <w:t xml:space="preserve">Explain the relationship between Free Cash Flow and Capital Expenditure. </w:t>
+      </w:r>
+    </w:p>
+    <w:p>
+      <w:pPr>
+        <w:numPr>
+          <w:ilvl w:val="0"/>
+          <w:numId w:val="16"/>
+        </w:numPr>
+      </w:pPr>
+      <w:r>
+        <w:t xml:space="preserve">Compare Net Income, Operating Income, and EBITDA. </w:t>
+      </w:r>
+    </w:p>
+    <w:p>
+      <w:pPr>
+        <w:numPr>
+          <w:ilvl w:val="0"/>
+          <w:numId w:val="16"/>
+        </w:numPr>
+      </w:pPr>
+      <w:r>
+        <w:t xml:space="preserve">Explain how depreciation affects the Income Statement, Cash Flow Statement, and Balance Sheet. </w:t>
+      </w:r>
+    </w:p>
+    <w:p>
+      <w:pPr>
+        <w:numPr>
+          <w:ilvl w:val="0"/>
+          <w:numId w:val="16"/>
+        </w:numPr>
+      </w:pPr>
+      <w:r>
+        <w:t xml:space="preserve">Why can Operating Cash Flow increase even when Revenue growth slows? </w:t>
+      </w:r>
+    </w:p>
+    <w:p>
+      <w:pPr>
+        <w:numPr>
+          <w:ilvl w:val="0"/>
+          <w:numId w:val="16"/>
+        </w:numPr>
+      </w:pPr>
+      <w:r>
+        <w:t xml:space="preserve">Explain the relationship between Working Capital and Current Assets. </w:t>
+      </w:r>
+    </w:p>
+    <w:p>
+      <w:pPr>
+        <w:numPr>
+          <w:ilvl w:val="0"/>
+          <w:numId w:val="16"/>
+        </w:numPr>
+      </w:pPr>
+      <w:r>
+        <w:t xml:space="preserve">How does increasing inventory impact cash flow? </w:t>
+      </w:r>
+    </w:p>
+    <w:p>
+      <w:pPr>
+        <w:numPr>
+          <w:ilvl w:val="0"/>
+          <w:numId w:val="16"/>
+        </w:numPr>
+      </w:pPr>
+      <w:r>
+        <w:t xml:space="preserve">Explain how debt issuance impacts all three financial statements. </w:t>
+      </w:r>
+    </w:p>
+    <w:p>
+      <w:pPr>
+        <w:numPr>
+          <w:ilvl w:val="0"/>
+          <w:numId w:val="16"/>
+        </w:numPr>
+      </w:pPr>
+      <w:r>
+        <w:t xml:space="preserve">Trace Apple's FY2025 Net Income across the Income Statement, Cash Flow Statement, and Key Metrics. </w:t>
+      </w:r>
+    </w:p>
+    <w:p>
+      <w:r>
+        <w:pict w14:anchorId="71A32FDE">
+          <v:rect id="_x0000_i1027" style="width:0;height:1.5pt" o:hralign="center" o:hrstd="t" o:hr="t" fillcolor="#a0a0a0" stroked="f"/>
+        </w:pict>
+      </w:r>
+    </w:p>
+    <w:p>
+      <w:pPr>
+        <w:rPr>
+          <w:b/>
+          <w:bCs/>
+        </w:rPr>
+      </w:pPr>
+      <w:r>
+        <w:rPr>
+          <w:b/>
+          <w:bCs/>
+        </w:rPr>
+        <w:t>3. Trend Analysis Questions</w:t>
+      </w:r>
+    </w:p>
+    <w:p>
+      <w:pPr>
+        <w:numPr>
+          <w:ilvl w:val="0"/>
+          <w:numId w:val="17"/>
+        </w:numPr>
+      </w:pPr>
+      <w:r>
+        <w:t xml:space="preserve">What financial trends can be observed between FY2021 and FY2025? </w:t>
+      </w:r>
+    </w:p>
+    <w:p>
+      <w:pPr>
+        <w:numPr>
+          <w:ilvl w:val="0"/>
+          <w:numId w:val="17"/>
+        </w:numPr>
+      </w:pPr>
+      <w:r>
+        <w:t xml:space="preserve">Which metrics improved the most over five years? </w:t>
+      </w:r>
+    </w:p>
+    <w:p>
+      <w:pPr>
+        <w:numPr>
+          <w:ilvl w:val="0"/>
+          <w:numId w:val="17"/>
+        </w:numPr>
+      </w:pPr>
+      <w:r>
+        <w:t xml:space="preserve">Which metrics deteriorated? </w:t>
+      </w:r>
+    </w:p>
+    <w:p>
+      <w:pPr>
+        <w:numPr>
+          <w:ilvl w:val="0"/>
+          <w:numId w:val="17"/>
+        </w:numPr>
+      </w:pPr>
+      <w:r>
+        <w:t xml:space="preserve">Has Apple's liquidity improved? </w:t>
+      </w:r>
+    </w:p>
+    <w:p>
+      <w:pPr>
+        <w:numPr>
+          <w:ilvl w:val="0"/>
+          <w:numId w:val="17"/>
+        </w:numPr>
+      </w:pPr>
+      <w:r>
+        <w:t xml:space="preserve">Has Apple's profitability improved? </w:t>
+      </w:r>
+    </w:p>
+    <w:p>
+      <w:pPr>
+        <w:numPr>
+          <w:ilvl w:val="0"/>
+          <w:numId w:val="17"/>
+        </w:numPr>
+      </w:pPr>
+      <w:r>
+        <w:t xml:space="preserve">Compare Revenue Growth with Net Income Growth. </w:t>
+      </w:r>
+    </w:p>
+    <w:p>
+      <w:pPr>
+        <w:numPr>
+          <w:ilvl w:val="0"/>
+          <w:numId w:val="17"/>
+        </w:numPr>
+      </w:pPr>
+      <w:r>
+        <w:t xml:space="preserve">Compare Asset Growth with Revenue Growth. </w:t>
+      </w:r>
+    </w:p>
+    <w:p>
+      <w:pPr>
+        <w:numPr>
+          <w:ilvl w:val="0"/>
+          <w:numId w:val="17"/>
+        </w:numPr>
+      </w:pPr>
+      <w:r>
+        <w:t xml:space="preserve">Compare Debt Growth with Operating Cash Flow Growth. </w:t>
+      </w:r>
+    </w:p>
+    <w:p>
+      <w:pPr>
+        <w:numPr>
+          <w:ilvl w:val="0"/>
+          <w:numId w:val="17"/>
+        </w:numPr>
+      </w:pPr>
+      <w:r>
+        <w:t xml:space="preserve">Did Apple's margins improve over time? </w:t>
+      </w:r>
+    </w:p>
+    <w:p>
+      <w:pPr>
+        <w:numPr>
+          <w:ilvl w:val="0"/>
+          <w:numId w:val="17"/>
+        </w:numPr>
+      </w:pPr>
+      <w:r>
+        <w:t xml:space="preserve">Which long-term growth metric shows the strongest improvement? </w:t>
+      </w:r>
+    </w:p>
+    <w:p>
+      <w:r>
+        <w:pict w14:anchorId="1C703F6D">
+          <v:rect id="_x0000_i1028" style="width:0;height:1.5pt" o:hralign="center" o:hrstd="t" o:hr="t" fillcolor="#a0a0a0" stroked="f"/>
+        </w:pict>
       </w:r>
     </w:p>
     <w:p>
@@ -377,822 +1225,6 @@
           <w:bCs/>
         </w:rPr>
         <w:lastRenderedPageBreak/>
-        <w:t>Cross-document (tests multi-file retrieval)</w:t>
-      </w:r>
-    </w:p>
-    <w:p>
-      <w:pPr>
-        <w:numPr>
-          <w:ilvl w:val="0"/>
-          <w:numId w:val="7"/>
-        </w:numPr>
-      </w:pPr>
-      <w:r>
-        <w:t>Using the income statement and ratios files, verify that Apple's FY2025 gross profit margin (from ratios) matches gross profit ÷ revenue (from the income statement).</w:t>
-      </w:r>
-    </w:p>
-    <w:p>
-      <w:pPr>
-        <w:numPr>
-          <w:ilvl w:val="0"/>
-          <w:numId w:val="7"/>
-        </w:numPr>
-      </w:pPr>
-      <w:r>
-        <w:t>Combine the balance sheet and key metrics files: what is Apple's total debt relative to its net debt-to-EBITDA ratio for FY2025?</w:t>
-      </w:r>
-    </w:p>
-    <w:p>
-      <w:pPr>
-        <w:numPr>
-          <w:ilvl w:val="0"/>
-          <w:numId w:val="7"/>
-        </w:numPr>
-      </w:pPr>
-      <w:r>
-        <w:t>Using growth and income statement data together, does the reported revenue growth % for FY2025 match the year-over-year revenue change calculated from the income statement figures?</w:t>
-      </w:r>
-    </w:p>
-    <w:p>
-      <w:pPr>
-        <w:numPr>
-          <w:ilvl w:val="0"/>
-          <w:numId w:val="7"/>
-        </w:numPr>
-      </w:pPr>
-      <w:r>
-        <w:t>Pull FY2025 net income from the income statement and Return on Equity from ratios — back into an implied total equity figure, and compare it to total stockholders' equity from the balance sheet.</w:t>
-      </w:r>
-    </w:p>
-    <w:p>
-      <w:pPr>
-        <w:numPr>
-          <w:ilvl w:val="0"/>
-          <w:numId w:val="7"/>
-        </w:numPr>
-      </w:pPr>
-      <w:r>
-        <w:t>Using cash flow and balance sheet data, does the change in inventory reported in the cash flow statement match the year-over-year change in the "Inventory" line on the balance sheet?</w:t>
-      </w:r>
-    </w:p>
-    <w:p>
-      <w:r>
-        <w:t>Want me to generate the ground-truth answers for these (pulled directly from the chunk files) so you have an eval set to score your LLM/RAG pipeline against?</w:t>
-      </w:r>
-    </w:p>
-    <w:p>
-      <w:r>
-        <w:t xml:space="preserve">create cross </w:t>
-      </w:r>
-      <w:proofErr w:type="spellStart"/>
-      <w:r>
-        <w:t>realtionship</w:t>
-      </w:r>
-      <w:proofErr w:type="spellEnd"/>
-      <w:r>
-        <w:t xml:space="preserve"> question to be asked</w:t>
-      </w:r>
-    </w:p>
-    <w:p>
-      <w:r>
-        <w:t>Verified financial metrics and synthesized cross-dataset relationships</w:t>
-      </w:r>
-    </w:p>
-    <w:p>
-      <w:r>
-        <w:t>Verified financial metrics and synthesized cross-dataset relationships</w:t>
-      </w:r>
-    </w:p>
-    <w:p>
-      <w:r>
-        <w:t xml:space="preserve">Now I have concrete FY2025 numbers pulled from across all six files, so here are </w:t>
-      </w:r>
-      <w:r>
-        <w:rPr>
-          <w:b/>
-          <w:bCs/>
-        </w:rPr>
-        <w:t>cross-relationship questions</w:t>
-      </w:r>
-      <w:r>
-        <w:t xml:space="preserve"> — these specifically require pulling data from two or more different chunk files and checking that the numbers agree (great for stress-testing a RAG pipeline's multi-document retrieval).</w:t>
-      </w:r>
-    </w:p>
-    <w:p>
-      <w:pPr>
-        <w:rPr>
-          <w:b/>
-          <w:bCs/>
-        </w:rPr>
-      </w:pPr>
-      <w:r>
-        <w:rPr>
-          <w:b/>
-          <w:bCs/>
-        </w:rPr>
-        <w:t>Balance Sheet ↔ Balance Sheet (internal identity checks)</w:t>
-      </w:r>
-    </w:p>
-    <w:p>
-      <w:pPr>
-        <w:numPr>
-          <w:ilvl w:val="0"/>
-          <w:numId w:val="8"/>
-        </w:numPr>
-      </w:pPr>
-      <w:r>
-        <w:t xml:space="preserve">Does Total Assets </w:t>
-      </w:r>
-      <w:proofErr w:type="gramStart"/>
-      <w:r>
-        <w:t>equal</w:t>
-      </w:r>
-      <w:proofErr w:type="gramEnd"/>
-      <w:r>
-        <w:t xml:space="preserve"> Total Liabilities + Total Equity for FY2025? </w:t>
-      </w:r>
-      <w:r>
-        <w:rPr>
-          <w:i/>
-          <w:iCs/>
-        </w:rPr>
-        <w:t>(Verify: 359,241,000,000 = 285,508,000,000 + 73,733,000,000)</w:t>
-      </w:r>
-    </w:p>
-    <w:p>
-      <w:pPr>
-        <w:numPr>
-          <w:ilvl w:val="0"/>
-          <w:numId w:val="8"/>
-        </w:numPr>
-      </w:pPr>
-      <w:r>
-        <w:t xml:space="preserve">Does Total Current Assets + Total Non-Current Assets </w:t>
-      </w:r>
-      <w:proofErr w:type="gramStart"/>
-      <w:r>
-        <w:t>equal</w:t>
-      </w:r>
-      <w:proofErr w:type="gramEnd"/>
-      <w:r>
-        <w:t xml:space="preserve"> Total Assets for FY2025?</w:t>
-      </w:r>
-    </w:p>
-    <w:p>
-      <w:pPr>
-        <w:rPr>
-          <w:b/>
-          <w:bCs/>
-        </w:rPr>
-      </w:pPr>
-      <w:r>
-        <w:rPr>
-          <w:b/>
-          <w:bCs/>
-        </w:rPr>
-        <w:t>Balance Sheet ↔ Income Statement</w:t>
-      </w:r>
-    </w:p>
-    <w:p>
-      <w:pPr>
-        <w:numPr>
-          <w:ilvl w:val="0"/>
-          <w:numId w:val="9"/>
-        </w:numPr>
-      </w:pPr>
-      <w:r>
-        <w:t>Using FY2025 Net Income (income statement) and Total Stockholders' Equity (balance sheet), calculate Return on Equity — does it match the ROE reported in the key metrics file?</w:t>
-      </w:r>
-    </w:p>
-    <w:p>
-      <w:pPr>
-        <w:numPr>
-          <w:ilvl w:val="0"/>
-          <w:numId w:val="9"/>
-        </w:numPr>
-      </w:pPr>
-      <w:r>
-        <w:t>Is Apple's FY2025 EBITDA (income statement) consistent with its EBITDA-based EV/EBITDA multiple (key metrics) once Enterprise Value is accounted for?</w:t>
-      </w:r>
-    </w:p>
-    <w:p>
-      <w:pPr>
-        <w:rPr>
-          <w:b/>
-          <w:bCs/>
-        </w:rPr>
-      </w:pPr>
-      <w:r>
-        <w:rPr>
-          <w:b/>
-          <w:bCs/>
-        </w:rPr>
-        <w:t>Balance Sheet ↔ Key Metrics</w:t>
-      </w:r>
-    </w:p>
-    <w:p>
-      <w:pPr>
-        <w:numPr>
-          <w:ilvl w:val="0"/>
-          <w:numId w:val="10"/>
-        </w:numPr>
-      </w:pPr>
-      <w:r>
-        <w:t>Enterprise Value should equal Market Cap + Net Debt. Using FY2025 Market Cap (key metrics) and the debt/cash figures from the balance sheet (short-term debt + long-term debt + capital lease obligations − cash), does the implied Enterprise Value match the reported one?</w:t>
-      </w:r>
-    </w:p>
-    <w:p>
-      <w:pPr>
-        <w:numPr>
-          <w:ilvl w:val="0"/>
-          <w:numId w:val="10"/>
-        </w:numPr>
-      </w:pPr>
-      <w:r>
-        <w:lastRenderedPageBreak/>
-        <w:t>The key metrics file reports a "Tangible Asset Value" for FY2025 that equals Total Stockholders' Equity on the balance sheet exactly — why would that be the case given Apple reports zero goodwill and intangible assets?</w:t>
-      </w:r>
-    </w:p>
-    <w:p>
-      <w:pPr>
-        <w:rPr>
-          <w:b/>
-          <w:bCs/>
-        </w:rPr>
-      </w:pPr>
-      <w:r>
-        <w:rPr>
-          <w:b/>
-          <w:bCs/>
-        </w:rPr>
-        <w:t>Income Statement ↔ Ratios</w:t>
-      </w:r>
-    </w:p>
-    <w:p>
-      <w:pPr>
-        <w:numPr>
-          <w:ilvl w:val="0"/>
-          <w:numId w:val="11"/>
-        </w:numPr>
-      </w:pPr>
-      <w:r>
-        <w:t>Does FY2025 Gross Profit ÷ Revenue (income statement) match the Gross Profit Margin reported in the ratios file?</w:t>
-      </w:r>
-    </w:p>
-    <w:p>
-      <w:pPr>
-        <w:numPr>
-          <w:ilvl w:val="0"/>
-          <w:numId w:val="11"/>
-        </w:numPr>
-      </w:pPr>
-      <w:r>
-        <w:t>Does FY2025 Net Income ÷ Revenue (income statement) match the Net Profit Margin in the ratios file?</w:t>
-      </w:r>
-    </w:p>
-    <w:p>
-      <w:pPr>
-        <w:rPr>
-          <w:b/>
-          <w:bCs/>
-        </w:rPr>
-      </w:pPr>
-      <w:r>
-        <w:rPr>
-          <w:b/>
-          <w:bCs/>
-        </w:rPr>
-        <w:t>Income Statement ↔ Growth</w:t>
-      </w:r>
-    </w:p>
-    <w:p>
-      <w:pPr>
-        <w:numPr>
-          <w:ilvl w:val="0"/>
-          <w:numId w:val="12"/>
-        </w:numPr>
-      </w:pPr>
-      <w:r>
-        <w:t>Calculate the year-over-year revenue change between FY2024 and FY2025 (income statement) — does the percentage match the Revenue Growth figure in the growth file for FY2025?</w:t>
-      </w:r>
-    </w:p>
-    <w:p>
-      <w:pPr>
-        <w:numPr>
-          <w:ilvl w:val="0"/>
-          <w:numId w:val="12"/>
-        </w:numPr>
-      </w:pPr>
-      <w:r>
-        <w:t>Does the reported EPS Growth (growth file) match the year-over-year change in EPS (income statement, per-share data)?</w:t>
-      </w:r>
-    </w:p>
-    <w:p>
-      <w:pPr>
-        <w:rPr>
-          <w:b/>
-          <w:bCs/>
-        </w:rPr>
-      </w:pPr>
-      <w:r>
-        <w:rPr>
-          <w:b/>
-          <w:bCs/>
-        </w:rPr>
-        <w:t>Balance Sheet ↔ Cash Flow</w:t>
-      </w:r>
-    </w:p>
-    <w:p>
-      <w:pPr>
-        <w:numPr>
-          <w:ilvl w:val="0"/>
-          <w:numId w:val="13"/>
-        </w:numPr>
-      </w:pPr>
-      <w:r>
-        <w:t>Does the year-over-year change in the Inventory line on the balance sheet match the "Inventory" adjustment reported in the cash flow statement for the same period?</w:t>
-      </w:r>
-    </w:p>
-    <w:p>
-      <w:pPr>
-        <w:numPr>
-          <w:ilvl w:val="0"/>
-          <w:numId w:val="13"/>
-        </w:numPr>
-      </w:pPr>
-      <w:r>
-        <w:t>Does the year-over-year change in Net Receivables (balance sheet) roughly correspond to the "Accounts Receivables" line in the cash flow statement?</w:t>
-      </w:r>
-    </w:p>
-    <w:p>
-      <w:pPr>
-        <w:rPr>
-          <w:b/>
-          <w:bCs/>
-        </w:rPr>
-      </w:pPr>
-      <w:r>
-        <w:rPr>
-          <w:b/>
-          <w:bCs/>
-        </w:rPr>
-        <w:t>Ratios ↔ Balance Sheet</w:t>
-      </w:r>
-    </w:p>
-    <w:p>
-      <w:pPr>
-        <w:numPr>
-          <w:ilvl w:val="0"/>
-          <w:numId w:val="14"/>
-        </w:numPr>
-      </w:pPr>
-      <w:r>
-        <w:t>Does Total Current Assets ÷ Total Current Liabilities (balance sheet) match the Current Ratio reported in the ratios file for the same period?</w:t>
-      </w:r>
-    </w:p>
-    <w:p>
-      <w:pPr>
-        <w:numPr>
-          <w:ilvl w:val="0"/>
-          <w:numId w:val="14"/>
-        </w:numPr>
-      </w:pPr>
-      <w:r>
-        <w:t>Does Total Liabilities ÷ Total Equity (balance sheet) match the Debt-to-Equity Ratio in the ratios file?</w:t>
-      </w:r>
-    </w:p>
-    <w:p/>
-    <w:p>
-      <w:r>
-        <w:t>Below are interview-quality questions grouped by difficulty.</w:t>
-      </w:r>
-    </w:p>
-    <w:p>
-      <w:r>
-        <w:pict w14:anchorId="1F54A08D">
-          <v:rect id="_x0000_i1073" style="width:0;height:1.5pt" o:hralign="center" o:hrstd="t" o:hr="t" fillcolor="#a0a0a0" stroked="f"/>
-        </w:pict>
-      </w:r>
-    </w:p>
-    <w:p>
-      <w:pPr>
-        <w:rPr>
-          <w:b/>
-          <w:bCs/>
-        </w:rPr>
-      </w:pPr>
-      <w:r>
-        <w:rPr>
-          <w:b/>
-          <w:bCs/>
-        </w:rPr>
-        <w:t>1. Financial Analysis Questions</w:t>
-      </w:r>
-    </w:p>
-    <w:p>
-      <w:pPr>
-        <w:numPr>
-          <w:ilvl w:val="0"/>
-          <w:numId w:val="15"/>
-        </w:numPr>
-      </w:pPr>
-      <w:proofErr w:type="spellStart"/>
-      <w:r>
-        <w:t>Analyze</w:t>
-      </w:r>
-      <w:proofErr w:type="spellEnd"/>
-      <w:r>
-        <w:t xml:space="preserve"> Apple's financial position in FY2025 using its Balance Sheet. </w:t>
-      </w:r>
-    </w:p>
-    <w:p>
-      <w:pPr>
-        <w:numPr>
-          <w:ilvl w:val="0"/>
-          <w:numId w:val="15"/>
-        </w:numPr>
-      </w:pPr>
-      <w:r>
-        <w:t xml:space="preserve">What are the major changes in Apple's assets and liabilities between FY2024 and FY2025? </w:t>
-      </w:r>
-    </w:p>
-    <w:p>
-      <w:pPr>
-        <w:numPr>
-          <w:ilvl w:val="0"/>
-          <w:numId w:val="15"/>
-        </w:numPr>
-      </w:pPr>
-      <w:r>
-        <w:t xml:space="preserve">Explain how Apple's capital structure changed over the last five fiscal years. </w:t>
-      </w:r>
-    </w:p>
-    <w:p>
-      <w:pPr>
-        <w:numPr>
-          <w:ilvl w:val="0"/>
-          <w:numId w:val="15"/>
-        </w:numPr>
-      </w:pPr>
-      <w:r>
-        <w:t xml:space="preserve">What factors contributed to Apple's increase in net income during FY2025? </w:t>
-      </w:r>
-    </w:p>
-    <w:p>
-      <w:pPr>
-        <w:numPr>
-          <w:ilvl w:val="0"/>
-          <w:numId w:val="15"/>
-        </w:numPr>
-      </w:pPr>
-      <w:r>
-        <w:t xml:space="preserve">Evaluate Apple's liquidity using Current Ratio, Quick Ratio, and Cash Ratio. </w:t>
-      </w:r>
-    </w:p>
-    <w:p>
-      <w:pPr>
-        <w:numPr>
-          <w:ilvl w:val="0"/>
-          <w:numId w:val="15"/>
-        </w:numPr>
-      </w:pPr>
-      <w:r>
-        <w:t xml:space="preserve">Discuss whether Apple is overleveraged based on Debt-to-Equity and Debt-to-Assets ratios. </w:t>
-      </w:r>
-    </w:p>
-    <w:p>
-      <w:pPr>
-        <w:numPr>
-          <w:ilvl w:val="0"/>
-          <w:numId w:val="15"/>
-        </w:numPr>
-      </w:pPr>
-      <w:proofErr w:type="spellStart"/>
-      <w:r>
-        <w:t>Analyze</w:t>
-      </w:r>
-      <w:proofErr w:type="spellEnd"/>
-      <w:r>
-        <w:t xml:space="preserve"> Apple's profitability trend from FY2021 through FY2025. </w:t>
-      </w:r>
-    </w:p>
-    <w:p>
-      <w:pPr>
-        <w:numPr>
-          <w:ilvl w:val="0"/>
-          <w:numId w:val="15"/>
-        </w:numPr>
-      </w:pPr>
-      <w:r>
-        <w:lastRenderedPageBreak/>
-        <w:t xml:space="preserve">Evaluate whether Apple's operating performance improved during the five-year period. </w:t>
-      </w:r>
-    </w:p>
-    <w:p>
-      <w:pPr>
-        <w:numPr>
-          <w:ilvl w:val="0"/>
-          <w:numId w:val="15"/>
-        </w:numPr>
-      </w:pPr>
-      <w:r>
-        <w:t xml:space="preserve">Which balance sheet accounts experienced the largest changes in FY2025? </w:t>
-      </w:r>
-    </w:p>
-    <w:p>
-      <w:pPr>
-        <w:numPr>
-          <w:ilvl w:val="0"/>
-          <w:numId w:val="15"/>
-        </w:numPr>
-      </w:pPr>
-      <w:r>
-        <w:t xml:space="preserve">Summarize Apple's overall financial health using all available statements. </w:t>
-      </w:r>
-    </w:p>
-    <w:p>
-      <w:r>
-        <w:pict w14:anchorId="0CA00317">
-          <v:rect id="_x0000_i1074" style="width:0;height:1.5pt" o:hralign="center" o:hrstd="t" o:hr="t" fillcolor="#a0a0a0" stroked="f"/>
-        </w:pict>
-      </w:r>
-    </w:p>
-    <w:p>
-      <w:pPr>
-        <w:rPr>
-          <w:b/>
-          <w:bCs/>
-        </w:rPr>
-      </w:pPr>
-      <w:r>
-        <w:rPr>
-          <w:b/>
-          <w:bCs/>
-        </w:rPr>
-        <w:t>2. Cross-Statement Reasoning Questions</w:t>
-      </w:r>
-    </w:p>
-    <w:p>
-      <w:pPr>
-        <w:numPr>
-          <w:ilvl w:val="0"/>
-          <w:numId w:val="16"/>
-        </w:numPr>
-      </w:pPr>
-      <w:r>
-        <w:t xml:space="preserve">Explain how Revenue reported in the Income Statement affected Operating Cash Flow. </w:t>
-      </w:r>
-    </w:p>
-    <w:p>
-      <w:pPr>
-        <w:numPr>
-          <w:ilvl w:val="0"/>
-          <w:numId w:val="16"/>
-        </w:numPr>
-      </w:pPr>
-      <w:r>
-        <w:t xml:space="preserve">How does Net Income flow into Shareholders' Equity? </w:t>
-      </w:r>
-    </w:p>
-    <w:p>
-      <w:pPr>
-        <w:numPr>
-          <w:ilvl w:val="0"/>
-          <w:numId w:val="16"/>
-        </w:numPr>
-      </w:pPr>
-      <w:r>
-        <w:t xml:space="preserve">Explain the relationship between Free Cash Flow and Capital Expenditure. </w:t>
-      </w:r>
-    </w:p>
-    <w:p>
-      <w:pPr>
-        <w:numPr>
-          <w:ilvl w:val="0"/>
-          <w:numId w:val="16"/>
-        </w:numPr>
-      </w:pPr>
-      <w:r>
-        <w:t xml:space="preserve">Compare Net Income, Operating Income, and EBITDA. </w:t>
-      </w:r>
-    </w:p>
-    <w:p>
-      <w:pPr>
-        <w:numPr>
-          <w:ilvl w:val="0"/>
-          <w:numId w:val="16"/>
-        </w:numPr>
-      </w:pPr>
-      <w:r>
-        <w:t xml:space="preserve">Explain how depreciation affects the Income Statement, Cash Flow Statement, and Balance Sheet. </w:t>
-      </w:r>
-    </w:p>
-    <w:p>
-      <w:pPr>
-        <w:numPr>
-          <w:ilvl w:val="0"/>
-          <w:numId w:val="16"/>
-        </w:numPr>
-      </w:pPr>
-      <w:r>
-        <w:t xml:space="preserve">Why can Operating Cash Flow increase even when Revenue growth slows? </w:t>
-      </w:r>
-    </w:p>
-    <w:p>
-      <w:pPr>
-        <w:numPr>
-          <w:ilvl w:val="0"/>
-          <w:numId w:val="16"/>
-        </w:numPr>
-      </w:pPr>
-      <w:r>
-        <w:t xml:space="preserve">Explain the relationship between Working Capital and Current Assets. </w:t>
-      </w:r>
-    </w:p>
-    <w:p>
-      <w:pPr>
-        <w:numPr>
-          <w:ilvl w:val="0"/>
-          <w:numId w:val="16"/>
-        </w:numPr>
-      </w:pPr>
-      <w:r>
-        <w:t xml:space="preserve">How does increasing inventory impact cash flow? </w:t>
-      </w:r>
-    </w:p>
-    <w:p>
-      <w:pPr>
-        <w:numPr>
-          <w:ilvl w:val="0"/>
-          <w:numId w:val="16"/>
-        </w:numPr>
-      </w:pPr>
-      <w:r>
-        <w:t xml:space="preserve">Explain how debt issuance impacts all three financial statements. </w:t>
-      </w:r>
-    </w:p>
-    <w:p>
-      <w:pPr>
-        <w:numPr>
-          <w:ilvl w:val="0"/>
-          <w:numId w:val="16"/>
-        </w:numPr>
-      </w:pPr>
-      <w:r>
-        <w:t xml:space="preserve">Trace Apple's FY2025 Net Income across the Income Statement, Cash Flow Statement, and Key Metrics. </w:t>
-      </w:r>
-    </w:p>
-    <w:p>
-      <w:r>
-        <w:pict w14:anchorId="71A32FDE">
-          <v:rect id="_x0000_i1075" style="width:0;height:1.5pt" o:hralign="center" o:hrstd="t" o:hr="t" fillcolor="#a0a0a0" stroked="f"/>
-        </w:pict>
-      </w:r>
-    </w:p>
-    <w:p>
-      <w:pPr>
-        <w:rPr>
-          <w:b/>
-          <w:bCs/>
-        </w:rPr>
-      </w:pPr>
-      <w:r>
-        <w:rPr>
-          <w:b/>
-          <w:bCs/>
-        </w:rPr>
-        <w:t>3. Trend Analysis Questions</w:t>
-      </w:r>
-    </w:p>
-    <w:p>
-      <w:pPr>
-        <w:numPr>
-          <w:ilvl w:val="0"/>
-          <w:numId w:val="17"/>
-        </w:numPr>
-      </w:pPr>
-      <w:r>
-        <w:t xml:space="preserve">What financial trends can be observed between FY2021 and FY2025? </w:t>
-      </w:r>
-    </w:p>
-    <w:p>
-      <w:pPr>
-        <w:numPr>
-          <w:ilvl w:val="0"/>
-          <w:numId w:val="17"/>
-        </w:numPr>
-      </w:pPr>
-      <w:r>
-        <w:t xml:space="preserve">Which metrics improved the most over five years? </w:t>
-      </w:r>
-    </w:p>
-    <w:p>
-      <w:pPr>
-        <w:numPr>
-          <w:ilvl w:val="0"/>
-          <w:numId w:val="17"/>
-        </w:numPr>
-      </w:pPr>
-      <w:r>
-        <w:t xml:space="preserve">Which metrics deteriorated? </w:t>
-      </w:r>
-    </w:p>
-    <w:p>
-      <w:pPr>
-        <w:numPr>
-          <w:ilvl w:val="0"/>
-          <w:numId w:val="17"/>
-        </w:numPr>
-      </w:pPr>
-      <w:r>
-        <w:t xml:space="preserve">Has Apple's liquidity improved? </w:t>
-      </w:r>
-    </w:p>
-    <w:p>
-      <w:pPr>
-        <w:numPr>
-          <w:ilvl w:val="0"/>
-          <w:numId w:val="17"/>
-        </w:numPr>
-      </w:pPr>
-      <w:r>
-        <w:t xml:space="preserve">Has Apple's profitability improved? </w:t>
-      </w:r>
-    </w:p>
-    <w:p>
-      <w:pPr>
-        <w:numPr>
-          <w:ilvl w:val="0"/>
-          <w:numId w:val="17"/>
-        </w:numPr>
-      </w:pPr>
-      <w:r>
-        <w:t xml:space="preserve">Compare Revenue Growth with Net Income Growth. </w:t>
-      </w:r>
-    </w:p>
-    <w:p>
-      <w:pPr>
-        <w:numPr>
-          <w:ilvl w:val="0"/>
-          <w:numId w:val="17"/>
-        </w:numPr>
-      </w:pPr>
-      <w:r>
-        <w:t xml:space="preserve">Compare Asset Growth with Revenue Growth. </w:t>
-      </w:r>
-    </w:p>
-    <w:p>
-      <w:pPr>
-        <w:numPr>
-          <w:ilvl w:val="0"/>
-          <w:numId w:val="17"/>
-        </w:numPr>
-      </w:pPr>
-      <w:r>
-        <w:t xml:space="preserve">Compare Debt Growth with Operating Cash Flow Growth. </w:t>
-      </w:r>
-    </w:p>
-    <w:p>
-      <w:pPr>
-        <w:numPr>
-          <w:ilvl w:val="0"/>
-          <w:numId w:val="17"/>
-        </w:numPr>
-      </w:pPr>
-      <w:r>
-        <w:t xml:space="preserve">Did Apple's margins improve over time? </w:t>
-      </w:r>
-    </w:p>
-    <w:p>
-      <w:pPr>
-        <w:numPr>
-          <w:ilvl w:val="0"/>
-          <w:numId w:val="17"/>
-        </w:numPr>
-      </w:pPr>
-      <w:r>
-        <w:t xml:space="preserve">Which long-term growth metric shows the strongest improvement? </w:t>
-      </w:r>
-    </w:p>
-    <w:p>
-      <w:r>
-        <w:pict w14:anchorId="1C703F6D">
-          <v:rect id="_x0000_i1076" style="width:0;height:1.5pt" o:hralign="center" o:hrstd="t" o:hr="t" fillcolor="#a0a0a0" stroked="f"/>
-        </w:pict>
-      </w:r>
-    </w:p>
-    <w:p>
-      <w:pPr>
-        <w:rPr>
-          <w:b/>
-          <w:bCs/>
-        </w:rPr>
-      </w:pPr>
-      <w:r>
-        <w:rPr>
-          <w:b/>
-          <w:bCs/>
-        </w:rPr>
         <w:t>4. Investment Analysis Questions</w:t>
       </w:r>
     </w:p>
@@ -1215,7 +1247,6 @@
         </w:numPr>
       </w:pPr>
       <w:r>
-        <w:lastRenderedPageBreak/>
         <w:t xml:space="preserve">What financial risks can be identified from Apple's statements? </w:t>
       </w:r>
     </w:p>
@@ -1310,7 +1341,7 @@
     <w:p>
       <w:r>
         <w:pict w14:anchorId="193E021B">
-          <v:rect id="_x0000_i1077" style="width:0;height:1.5pt" o:hralign="center" o:hrstd="t" o:hr="t" fillcolor="#a0a0a0" stroked="f"/>
+          <v:rect id="_x0000_i1029" style="width:0;height:1.5pt" o:hralign="center" o:hrstd="t" o:hr="t" fillcolor="#a0a0a0" stroked="f"/>
         </w:pict>
       </w:r>
     </w:p>
@@ -1442,7 +1473,7 @@
     <w:p>
       <w:r>
         <w:pict w14:anchorId="7AE3808D">
-          <v:rect id="_x0000_i1078" style="width:0;height:1.5pt" o:hralign="center" o:hrstd="t" o:hr="t" fillcolor="#a0a0a0" stroked="f"/>
+          <v:rect id="_x0000_i1030" style="width:0;height:1.5pt" o:hralign="center" o:hrstd="t" o:hr="t" fillcolor="#a0a0a0" stroked="f"/>
         </w:pict>
       </w:r>
     </w:p>
@@ -1535,6 +1566,7 @@
         </w:numPr>
       </w:pPr>
       <w:r>
+        <w:lastRenderedPageBreak/>
         <w:t xml:space="preserve">Verify Net Debt to EBITDA. </w:t>
       </w:r>
     </w:p>
@@ -1557,7 +1589,6 @@
         </w:numPr>
       </w:pPr>
       <w:r>
-        <w:lastRenderedPageBreak/>
         <w:t xml:space="preserve">Recalculate Debt-to-Equity using Balance Sheet values. </w:t>
       </w:r>
     </w:p>
@@ -1575,7 +1606,7 @@
     <w:p>
       <w:r>
         <w:pict w14:anchorId="04C78AA7">
-          <v:rect id="_x0000_i1079" style="width:0;height:1.5pt" o:hralign="center" o:hrstd="t" o:hr="t" fillcolor="#a0a0a0" stroked="f"/>
+          <v:rect id="_x0000_i1031" style="width:0;height:1.5pt" o:hralign="center" o:hrstd="t" o:hr="t" fillcolor="#a0a0a0" stroked="f"/>
         </w:pict>
       </w:r>
     </w:p>
@@ -1707,7 +1738,7 @@
     <w:p>
       <w:r>
         <w:pict w14:anchorId="761ECBA8">
-          <v:rect id="_x0000_i1080" style="width:0;height:1.5pt" o:hralign="center" o:hrstd="t" o:hr="t" fillcolor="#a0a0a0" stroked="f"/>
+          <v:rect id="_x0000_i1032" style="width:0;height:1.5pt" o:hralign="center" o:hrstd="t" o:hr="t" fillcolor="#a0a0a0" stroked="f"/>
         </w:pict>
       </w:r>
     </w:p>
@@ -1786,6 +1817,2156 @@
         <w:t>Does the financial data suggest Apple is becoming more efficient, more profitable, and less risky? Justify your conclusion with evidence across all uploaded files.</w:t>
       </w:r>
     </w:p>
+    <w:p/>
+    <w:p/>
+    <w:p/>
+    <w:p>
+      <w:pPr>
+        <w:rPr>
+          <w:sz w:val="36"/>
+          <w:szCs w:val="36"/>
+        </w:rPr>
+      </w:pPr>
+      <w:r>
+        <w:rPr>
+          <w:sz w:val="36"/>
+          <w:szCs w:val="36"/>
+        </w:rPr>
+        <w:lastRenderedPageBreak/>
+        <w:t>AMAZON-Related Questions: --</w:t>
+      </w:r>
+    </w:p>
+    <w:p>
+      <w:pPr>
+        <w:rPr>
+          <w:b/>
+          <w:bCs/>
+        </w:rPr>
+      </w:pPr>
+      <w:r>
+        <w:rPr>
+          <w:b/>
+          <w:bCs/>
+        </w:rPr>
+        <w:t>1. Balance Sheet Queries</w:t>
+      </w:r>
+    </w:p>
+    <w:p>
+      <w:pPr>
+        <w:rPr>
+          <w:b/>
+          <w:bCs/>
+        </w:rPr>
+      </w:pPr>
+      <w:r>
+        <w:rPr>
+          <w:b/>
+          <w:bCs/>
+        </w:rPr>
+        <w:t>Assets</w:t>
+      </w:r>
+    </w:p>
+    <w:p>
+      <w:pPr>
+        <w:numPr>
+          <w:ilvl w:val="0"/>
+          <w:numId w:val="23"/>
+        </w:numPr>
+      </w:pPr>
+      <w:r>
+        <w:t xml:space="preserve">What were Amazon's total assets in FY2025? </w:t>
+      </w:r>
+    </w:p>
+    <w:p>
+      <w:pPr>
+        <w:numPr>
+          <w:ilvl w:val="0"/>
+          <w:numId w:val="23"/>
+        </w:numPr>
+      </w:pPr>
+      <w:r>
+        <w:t xml:space="preserve">How much cash and cash equivalents did Amazon have in 2025? </w:t>
+      </w:r>
+    </w:p>
+    <w:p>
+      <w:pPr>
+        <w:numPr>
+          <w:ilvl w:val="0"/>
+          <w:numId w:val="23"/>
+        </w:numPr>
+      </w:pPr>
+      <w:r>
+        <w:t xml:space="preserve">What were Amazon's total current assets? </w:t>
+      </w:r>
+    </w:p>
+    <w:p>
+      <w:pPr>
+        <w:numPr>
+          <w:ilvl w:val="0"/>
+          <w:numId w:val="23"/>
+        </w:numPr>
+      </w:pPr>
+      <w:r>
+        <w:t xml:space="preserve">What was the value of Amazon's inventory? </w:t>
+      </w:r>
+    </w:p>
+    <w:p>
+      <w:pPr>
+        <w:numPr>
+          <w:ilvl w:val="0"/>
+          <w:numId w:val="23"/>
+        </w:numPr>
+      </w:pPr>
+      <w:r>
+        <w:t xml:space="preserve">How much did accounts receivable increase compared to 2024? </w:t>
+      </w:r>
+    </w:p>
+    <w:p>
+      <w:pPr>
+        <w:numPr>
+          <w:ilvl w:val="0"/>
+          <w:numId w:val="23"/>
+        </w:numPr>
+      </w:pPr>
+      <w:r>
+        <w:t xml:space="preserve">What percentage of total assets were current assets? </w:t>
+      </w:r>
+    </w:p>
+    <w:p>
+      <w:pPr>
+        <w:numPr>
+          <w:ilvl w:val="0"/>
+          <w:numId w:val="23"/>
+        </w:numPr>
+      </w:pPr>
+      <w:r>
+        <w:t xml:space="preserve">Which asset category contributed the most to total assets? </w:t>
+      </w:r>
+    </w:p>
+    <w:p>
+      <w:pPr>
+        <w:numPr>
+          <w:ilvl w:val="0"/>
+          <w:numId w:val="23"/>
+        </w:numPr>
+      </w:pPr>
+      <w:r>
+        <w:t xml:space="preserve">Compare total assets from 2023 to 2025. </w:t>
+      </w:r>
+    </w:p>
+    <w:p>
+      <w:pPr>
+        <w:numPr>
+          <w:ilvl w:val="0"/>
+          <w:numId w:val="23"/>
+        </w:numPr>
+      </w:pPr>
+      <w:r>
+        <w:t xml:space="preserve">Did Amazon's assets grow year-over-year? </w:t>
+      </w:r>
+    </w:p>
+    <w:p>
+      <w:pPr>
+        <w:numPr>
+          <w:ilvl w:val="0"/>
+          <w:numId w:val="23"/>
+        </w:numPr>
+      </w:pPr>
+      <w:r>
+        <w:t xml:space="preserve">Explain the composition of Amazon's balance sheet. </w:t>
+      </w:r>
+    </w:p>
+    <w:p>
+      <w:r>
+        <w:pict w14:anchorId="6CC2C711">
+          <v:rect id="_x0000_i1135" style="width:0;height:1.5pt" o:hralign="center" o:hrstd="t" o:hr="t" fillcolor="#a0a0a0" stroked="f"/>
+        </w:pict>
+      </w:r>
+    </w:p>
+    <w:p>
+      <w:pPr>
+        <w:rPr>
+          <w:b/>
+          <w:bCs/>
+        </w:rPr>
+      </w:pPr>
+      <w:r>
+        <w:rPr>
+          <w:b/>
+          <w:bCs/>
+        </w:rPr>
+        <w:t>Liabilities</w:t>
+      </w:r>
+    </w:p>
+    <w:p>
+      <w:pPr>
+        <w:numPr>
+          <w:ilvl w:val="0"/>
+          <w:numId w:val="24"/>
+        </w:numPr>
+      </w:pPr>
+      <w:r>
+        <w:t xml:space="preserve">What were Amazon's total liabilities in 2025? </w:t>
+      </w:r>
+    </w:p>
+    <w:p>
+      <w:pPr>
+        <w:numPr>
+          <w:ilvl w:val="0"/>
+          <w:numId w:val="24"/>
+        </w:numPr>
+      </w:pPr>
+      <w:r>
+        <w:t xml:space="preserve">How much long-term debt did Amazon have? </w:t>
+      </w:r>
+    </w:p>
+    <w:p>
+      <w:pPr>
+        <w:numPr>
+          <w:ilvl w:val="0"/>
+          <w:numId w:val="24"/>
+        </w:numPr>
+      </w:pPr>
+      <w:r>
+        <w:t xml:space="preserve">What were current liabilities? </w:t>
+      </w:r>
+    </w:p>
+    <w:p>
+      <w:pPr>
+        <w:numPr>
+          <w:ilvl w:val="0"/>
+          <w:numId w:val="24"/>
+        </w:numPr>
+      </w:pPr>
+      <w:r>
+        <w:t xml:space="preserve">Compare current liabilities across the last five years. </w:t>
+      </w:r>
+    </w:p>
+    <w:p>
+      <w:pPr>
+        <w:numPr>
+          <w:ilvl w:val="0"/>
+          <w:numId w:val="24"/>
+        </w:numPr>
+      </w:pPr>
+      <w:r>
+        <w:t xml:space="preserve">What proportion of liabilities were long-term debt? </w:t>
+      </w:r>
+    </w:p>
+    <w:p>
+      <w:pPr>
+        <w:numPr>
+          <w:ilvl w:val="0"/>
+          <w:numId w:val="24"/>
+        </w:numPr>
+      </w:pPr>
+      <w:r>
+        <w:t xml:space="preserve">Has Amazon reduced its debt over time? </w:t>
+      </w:r>
+    </w:p>
+    <w:p>
+      <w:pPr>
+        <w:numPr>
+          <w:ilvl w:val="0"/>
+          <w:numId w:val="24"/>
+        </w:numPr>
+      </w:pPr>
+      <w:r>
+        <w:t xml:space="preserve">What is Amazon's total debt? </w:t>
+      </w:r>
+    </w:p>
+    <w:p>
+      <w:pPr>
+        <w:numPr>
+          <w:ilvl w:val="0"/>
+          <w:numId w:val="24"/>
+        </w:numPr>
+      </w:pPr>
+      <w:r>
+        <w:t xml:space="preserve">Calculate net debt. </w:t>
+      </w:r>
+    </w:p>
+    <w:p>
+      <w:pPr>
+        <w:numPr>
+          <w:ilvl w:val="0"/>
+          <w:numId w:val="24"/>
+        </w:numPr>
+      </w:pPr>
+      <w:r>
+        <w:t xml:space="preserve">Explain Amazon's debt structure. </w:t>
+      </w:r>
+    </w:p>
+    <w:p>
+      <w:pPr>
+        <w:numPr>
+          <w:ilvl w:val="0"/>
+          <w:numId w:val="24"/>
+        </w:numPr>
+      </w:pPr>
+      <w:r>
+        <w:t xml:space="preserve">Is Amazon highly leveraged? </w:t>
+      </w:r>
+    </w:p>
+    <w:p>
+      <w:r>
+        <w:pict w14:anchorId="075BD476">
+          <v:rect id="_x0000_i1136" style="width:0;height:1.5pt" o:hralign="center" o:hrstd="t" o:hr="t" fillcolor="#a0a0a0" stroked="f"/>
+        </w:pict>
+      </w:r>
+    </w:p>
+    <w:p>
+      <w:pPr>
+        <w:rPr>
+          <w:b/>
+          <w:bCs/>
+        </w:rPr>
+      </w:pPr>
+      <w:r>
+        <w:rPr>
+          <w:b/>
+          <w:bCs/>
+        </w:rPr>
+        <w:t>Equity</w:t>
+      </w:r>
+    </w:p>
+    <w:p>
+      <w:pPr>
+        <w:numPr>
+          <w:ilvl w:val="0"/>
+          <w:numId w:val="25"/>
+        </w:numPr>
+      </w:pPr>
+      <w:r>
+        <w:t xml:space="preserve">What was total shareholders' equity? </w:t>
+      </w:r>
+    </w:p>
+    <w:p>
+      <w:pPr>
+        <w:numPr>
+          <w:ilvl w:val="0"/>
+          <w:numId w:val="25"/>
+        </w:numPr>
+      </w:pPr>
+      <w:r>
+        <w:t xml:space="preserve">What were retained earnings? </w:t>
+      </w:r>
+    </w:p>
+    <w:p>
+      <w:pPr>
+        <w:numPr>
+          <w:ilvl w:val="0"/>
+          <w:numId w:val="25"/>
+        </w:numPr>
+      </w:pPr>
+      <w:r>
+        <w:t xml:space="preserve">How much treasury stock did Amazon hold? </w:t>
+      </w:r>
+    </w:p>
+    <w:p>
+      <w:pPr>
+        <w:numPr>
+          <w:ilvl w:val="0"/>
+          <w:numId w:val="25"/>
+        </w:numPr>
+      </w:pPr>
+      <w:r>
+        <w:t xml:space="preserve">Explain the changes in shareholders' equity. </w:t>
+      </w:r>
+    </w:p>
+    <w:p>
+      <w:pPr>
+        <w:numPr>
+          <w:ilvl w:val="0"/>
+          <w:numId w:val="25"/>
+        </w:numPr>
+      </w:pPr>
+      <w:r>
+        <w:lastRenderedPageBreak/>
+        <w:t xml:space="preserve">Compare equity growth over five years. </w:t>
+      </w:r>
+    </w:p>
+    <w:p>
+      <w:r>
+        <w:pict w14:anchorId="68F26956">
+          <v:rect id="_x0000_i1137" style="width:0;height:1.5pt" o:hralign="center" o:hrstd="t" o:hr="t" fillcolor="#a0a0a0" stroked="f"/>
+        </w:pict>
+      </w:r>
+    </w:p>
+    <w:p>
+      <w:pPr>
+        <w:rPr>
+          <w:b/>
+          <w:bCs/>
+        </w:rPr>
+      </w:pPr>
+      <w:r>
+        <w:rPr>
+          <w:b/>
+          <w:bCs/>
+        </w:rPr>
+        <w:t>2. Income Statement Queries</w:t>
+      </w:r>
+    </w:p>
+    <w:p>
+      <w:pPr>
+        <w:numPr>
+          <w:ilvl w:val="0"/>
+          <w:numId w:val="26"/>
+        </w:numPr>
+      </w:pPr>
+      <w:r>
+        <w:t xml:space="preserve">What was Amazon's revenue in FY2025? </w:t>
+      </w:r>
+    </w:p>
+    <w:p>
+      <w:pPr>
+        <w:numPr>
+          <w:ilvl w:val="0"/>
+          <w:numId w:val="26"/>
+        </w:numPr>
+      </w:pPr>
+      <w:r>
+        <w:t xml:space="preserve">How much gross profit did Amazon earn? </w:t>
+      </w:r>
+    </w:p>
+    <w:p>
+      <w:pPr>
+        <w:numPr>
+          <w:ilvl w:val="0"/>
+          <w:numId w:val="26"/>
+        </w:numPr>
+      </w:pPr>
+      <w:r>
+        <w:t xml:space="preserve">What was operating income? </w:t>
+      </w:r>
+    </w:p>
+    <w:p>
+      <w:pPr>
+        <w:numPr>
+          <w:ilvl w:val="0"/>
+          <w:numId w:val="26"/>
+        </w:numPr>
+      </w:pPr>
+      <w:r>
+        <w:t xml:space="preserve">What was EBITDA? </w:t>
+      </w:r>
+    </w:p>
+    <w:p>
+      <w:pPr>
+        <w:numPr>
+          <w:ilvl w:val="0"/>
+          <w:numId w:val="26"/>
+        </w:numPr>
+      </w:pPr>
+      <w:r>
+        <w:t xml:space="preserve">What was EBIT? </w:t>
+      </w:r>
+    </w:p>
+    <w:p>
+      <w:pPr>
+        <w:numPr>
+          <w:ilvl w:val="0"/>
+          <w:numId w:val="26"/>
+        </w:numPr>
+      </w:pPr>
+      <w:r>
+        <w:t xml:space="preserve">What was net income? </w:t>
+      </w:r>
+    </w:p>
+    <w:p>
+      <w:pPr>
+        <w:numPr>
+          <w:ilvl w:val="0"/>
+          <w:numId w:val="26"/>
+        </w:numPr>
+      </w:pPr>
+      <w:r>
+        <w:t xml:space="preserve">What was EPS? </w:t>
+      </w:r>
+    </w:p>
+    <w:p>
+      <w:pPr>
+        <w:numPr>
+          <w:ilvl w:val="0"/>
+          <w:numId w:val="26"/>
+        </w:numPr>
+      </w:pPr>
+      <w:r>
+        <w:t xml:space="preserve">Compare revenue from 2021 to 2025. </w:t>
+      </w:r>
+    </w:p>
+    <w:p>
+      <w:pPr>
+        <w:numPr>
+          <w:ilvl w:val="0"/>
+          <w:numId w:val="26"/>
+        </w:numPr>
+      </w:pPr>
+      <w:r>
+        <w:t xml:space="preserve">Which expense category grew the most? </w:t>
+      </w:r>
+    </w:p>
+    <w:p>
+      <w:pPr>
+        <w:numPr>
+          <w:ilvl w:val="0"/>
+          <w:numId w:val="26"/>
+        </w:numPr>
+      </w:pPr>
+      <w:r>
+        <w:t xml:space="preserve">What percentage of revenue became net income? </w:t>
+      </w:r>
+    </w:p>
+    <w:p>
+      <w:pPr>
+        <w:numPr>
+          <w:ilvl w:val="0"/>
+          <w:numId w:val="26"/>
+        </w:numPr>
+      </w:pPr>
+      <w:r>
+        <w:t xml:space="preserve">Explain Amazon's profitability. </w:t>
+      </w:r>
+    </w:p>
+    <w:p>
+      <w:pPr>
+        <w:numPr>
+          <w:ilvl w:val="0"/>
+          <w:numId w:val="26"/>
+        </w:numPr>
+      </w:pPr>
+      <w:r>
+        <w:t xml:space="preserve">Compare operating margin over five years. </w:t>
+      </w:r>
+    </w:p>
+    <w:p>
+      <w:pPr>
+        <w:numPr>
+          <w:ilvl w:val="0"/>
+          <w:numId w:val="26"/>
+        </w:numPr>
+      </w:pPr>
+      <w:r>
+        <w:t xml:space="preserve">How much did R&amp;D expense increase? </w:t>
+      </w:r>
+    </w:p>
+    <w:p>
+      <w:pPr>
+        <w:numPr>
+          <w:ilvl w:val="0"/>
+          <w:numId w:val="26"/>
+        </w:numPr>
+      </w:pPr>
+      <w:r>
+        <w:t xml:space="preserve">What was Amazon's tax expense? </w:t>
+      </w:r>
+    </w:p>
+    <w:p>
+      <w:pPr>
+        <w:numPr>
+          <w:ilvl w:val="0"/>
+          <w:numId w:val="26"/>
+        </w:numPr>
+      </w:pPr>
+      <w:r>
+        <w:t xml:space="preserve">Calculate gross margin using revenue and gross profit. </w:t>
+      </w:r>
+    </w:p>
+    <w:p>
+      <w:r>
+        <w:pict w14:anchorId="36C00A78">
+          <v:rect id="_x0000_i1138" style="width:0;height:1.5pt" o:hralign="center" o:hrstd="t" o:hr="t" fillcolor="#a0a0a0" stroked="f"/>
+        </w:pict>
+      </w:r>
+    </w:p>
+    <w:p>
+      <w:pPr>
+        <w:rPr>
+          <w:b/>
+          <w:bCs/>
+        </w:rPr>
+      </w:pPr>
+      <w:r>
+        <w:rPr>
+          <w:b/>
+          <w:bCs/>
+        </w:rPr>
+        <w:t>3. Cash Flow Queries</w:t>
+      </w:r>
+    </w:p>
+    <w:p>
+      <w:pPr>
+        <w:numPr>
+          <w:ilvl w:val="0"/>
+          <w:numId w:val="27"/>
+        </w:numPr>
+      </w:pPr>
+      <w:r>
+        <w:t xml:space="preserve">What was Amazon's operating cash flow? </w:t>
+      </w:r>
+    </w:p>
+    <w:p>
+      <w:pPr>
+        <w:numPr>
+          <w:ilvl w:val="0"/>
+          <w:numId w:val="27"/>
+        </w:numPr>
+      </w:pPr>
+      <w:r>
+        <w:t xml:space="preserve">What was free cash flow? </w:t>
+      </w:r>
+    </w:p>
+    <w:p>
+      <w:pPr>
+        <w:numPr>
+          <w:ilvl w:val="0"/>
+          <w:numId w:val="27"/>
+        </w:numPr>
+      </w:pPr>
+      <w:r>
+        <w:t xml:space="preserve">How much capital expenditure did Amazon make? </w:t>
+      </w:r>
+    </w:p>
+    <w:p>
+      <w:pPr>
+        <w:numPr>
+          <w:ilvl w:val="0"/>
+          <w:numId w:val="27"/>
+        </w:numPr>
+      </w:pPr>
+      <w:r>
+        <w:t xml:space="preserve">Compare operating cash flow over five years. </w:t>
+      </w:r>
+    </w:p>
+    <w:p>
+      <w:pPr>
+        <w:numPr>
+          <w:ilvl w:val="0"/>
+          <w:numId w:val="27"/>
+        </w:numPr>
+      </w:pPr>
+      <w:r>
+        <w:t xml:space="preserve">Did free cash flow improve? </w:t>
+      </w:r>
+    </w:p>
+    <w:p>
+      <w:pPr>
+        <w:numPr>
+          <w:ilvl w:val="0"/>
+          <w:numId w:val="27"/>
+        </w:numPr>
+      </w:pPr>
+      <w:r>
+        <w:t xml:space="preserve">Explain Amazon's investing cash flow. </w:t>
+      </w:r>
+    </w:p>
+    <w:p>
+      <w:pPr>
+        <w:numPr>
+          <w:ilvl w:val="0"/>
+          <w:numId w:val="27"/>
+        </w:numPr>
+      </w:pPr>
+      <w:r>
+        <w:t xml:space="preserve">What were the major sources of cash? </w:t>
+      </w:r>
+    </w:p>
+    <w:p>
+      <w:pPr>
+        <w:numPr>
+          <w:ilvl w:val="0"/>
+          <w:numId w:val="27"/>
+        </w:numPr>
+      </w:pPr>
+      <w:r>
+        <w:t xml:space="preserve">What were the major uses of cash? </w:t>
+      </w:r>
+    </w:p>
+    <w:p>
+      <w:pPr>
+        <w:numPr>
+          <w:ilvl w:val="0"/>
+          <w:numId w:val="27"/>
+        </w:numPr>
+      </w:pPr>
+      <w:r>
+        <w:t xml:space="preserve">How did inventory affect cash flow? </w:t>
+      </w:r>
+    </w:p>
+    <w:p>
+      <w:pPr>
+        <w:numPr>
+          <w:ilvl w:val="0"/>
+          <w:numId w:val="27"/>
+        </w:numPr>
+      </w:pPr>
+      <w:r>
+        <w:t xml:space="preserve">Explain working capital changes. </w:t>
+      </w:r>
+    </w:p>
+    <w:p>
+      <w:r>
+        <w:pict w14:anchorId="005E6B99">
+          <v:rect id="_x0000_i1139" style="width:0;height:1.5pt" o:hralign="center" o:hrstd="t" o:hr="t" fillcolor="#a0a0a0" stroked="f"/>
+        </w:pict>
+      </w:r>
+    </w:p>
+    <w:p>
+      <w:pPr>
+        <w:rPr>
+          <w:b/>
+          <w:bCs/>
+        </w:rPr>
+      </w:pPr>
+      <w:r>
+        <w:rPr>
+          <w:b/>
+          <w:bCs/>
+        </w:rPr>
+        <w:lastRenderedPageBreak/>
+        <w:t>4. Financial Ratio Queries</w:t>
+      </w:r>
+    </w:p>
+    <w:p>
+      <w:pPr>
+        <w:rPr>
+          <w:b/>
+          <w:bCs/>
+        </w:rPr>
+      </w:pPr>
+      <w:r>
+        <w:rPr>
+          <w:b/>
+          <w:bCs/>
+        </w:rPr>
+        <w:t>Liquidity</w:t>
+      </w:r>
+    </w:p>
+    <w:p>
+      <w:pPr>
+        <w:numPr>
+          <w:ilvl w:val="0"/>
+          <w:numId w:val="28"/>
+        </w:numPr>
+      </w:pPr>
+      <w:r>
+        <w:t xml:space="preserve">What is Amazon's current ratio? </w:t>
+      </w:r>
+    </w:p>
+    <w:p>
+      <w:pPr>
+        <w:numPr>
+          <w:ilvl w:val="0"/>
+          <w:numId w:val="28"/>
+        </w:numPr>
+      </w:pPr>
+      <w:r>
+        <w:t xml:space="preserve">What is the quick ratio? </w:t>
+      </w:r>
+    </w:p>
+    <w:p>
+      <w:pPr>
+        <w:numPr>
+          <w:ilvl w:val="0"/>
+          <w:numId w:val="28"/>
+        </w:numPr>
+      </w:pPr>
+      <w:r>
+        <w:t xml:space="preserve">Is Amazon liquid enough to meet short-term obligations? </w:t>
+      </w:r>
+    </w:p>
+    <w:p>
+      <w:pPr>
+        <w:numPr>
+          <w:ilvl w:val="0"/>
+          <w:numId w:val="28"/>
+        </w:numPr>
+      </w:pPr>
+      <w:r>
+        <w:t xml:space="preserve">Explain Amazon's liquidity position. </w:t>
+      </w:r>
+    </w:p>
+    <w:p>
+      <w:r>
+        <w:pict w14:anchorId="4152836E">
+          <v:rect id="_x0000_i1140" style="width:0;height:1.5pt" o:hralign="center" o:hrstd="t" o:hr="t" fillcolor="#a0a0a0" stroked="f"/>
+        </w:pict>
+      </w:r>
+    </w:p>
+    <w:p>
+      <w:pPr>
+        <w:rPr>
+          <w:b/>
+          <w:bCs/>
+        </w:rPr>
+      </w:pPr>
+      <w:r>
+        <w:rPr>
+          <w:b/>
+          <w:bCs/>
+        </w:rPr>
+        <w:t>Profitability</w:t>
+      </w:r>
+    </w:p>
+    <w:p>
+      <w:pPr>
+        <w:numPr>
+          <w:ilvl w:val="0"/>
+          <w:numId w:val="29"/>
+        </w:numPr>
+      </w:pPr>
+      <w:r>
+        <w:t xml:space="preserve">What is Amazon's gross profit margin? </w:t>
+      </w:r>
+    </w:p>
+    <w:p>
+      <w:pPr>
+        <w:numPr>
+          <w:ilvl w:val="0"/>
+          <w:numId w:val="29"/>
+        </w:numPr>
+      </w:pPr>
+      <w:r>
+        <w:t xml:space="preserve">What is operating margin? </w:t>
+      </w:r>
+    </w:p>
+    <w:p>
+      <w:pPr>
+        <w:numPr>
+          <w:ilvl w:val="0"/>
+          <w:numId w:val="29"/>
+        </w:numPr>
+      </w:pPr>
+      <w:r>
+        <w:t xml:space="preserve">What is EBITDA margin? </w:t>
+      </w:r>
+    </w:p>
+    <w:p>
+      <w:pPr>
+        <w:numPr>
+          <w:ilvl w:val="0"/>
+          <w:numId w:val="29"/>
+        </w:numPr>
+      </w:pPr>
+      <w:r>
+        <w:t xml:space="preserve">What is net profit margin? </w:t>
+      </w:r>
+    </w:p>
+    <w:p>
+      <w:pPr>
+        <w:numPr>
+          <w:ilvl w:val="0"/>
+          <w:numId w:val="29"/>
+        </w:numPr>
+      </w:pPr>
+      <w:r>
+        <w:t xml:space="preserve">Compare profitability margins over five years. </w:t>
+      </w:r>
+    </w:p>
+    <w:p>
+      <w:pPr>
+        <w:numPr>
+          <w:ilvl w:val="0"/>
+          <w:numId w:val="29"/>
+        </w:numPr>
+      </w:pPr>
+      <w:r>
+        <w:t xml:space="preserve">Did profitability improve? </w:t>
+      </w:r>
+    </w:p>
+    <w:p>
+      <w:r>
+        <w:pict w14:anchorId="1588EB4E">
+          <v:rect id="_x0000_i1141" style="width:0;height:1.5pt" o:hralign="center" o:hrstd="t" o:hr="t" fillcolor="#a0a0a0" stroked="f"/>
+        </w:pict>
+      </w:r>
+    </w:p>
+    <w:p>
+      <w:pPr>
+        <w:rPr>
+          <w:b/>
+          <w:bCs/>
+        </w:rPr>
+      </w:pPr>
+      <w:r>
+        <w:rPr>
+          <w:b/>
+          <w:bCs/>
+        </w:rPr>
+        <w:t>Efficiency</w:t>
+      </w:r>
+    </w:p>
+    <w:p>
+      <w:pPr>
+        <w:numPr>
+          <w:ilvl w:val="0"/>
+          <w:numId w:val="30"/>
+        </w:numPr>
+      </w:pPr>
+      <w:r>
+        <w:t xml:space="preserve">What is inventory turnover? </w:t>
+      </w:r>
+    </w:p>
+    <w:p>
+      <w:pPr>
+        <w:numPr>
+          <w:ilvl w:val="0"/>
+          <w:numId w:val="30"/>
+        </w:numPr>
+      </w:pPr>
+      <w:r>
+        <w:t xml:space="preserve">What is receivables turnover? </w:t>
+      </w:r>
+    </w:p>
+    <w:p>
+      <w:pPr>
+        <w:numPr>
+          <w:ilvl w:val="0"/>
+          <w:numId w:val="30"/>
+        </w:numPr>
+      </w:pPr>
+      <w:r>
+        <w:t xml:space="preserve">What is asset turnover? </w:t>
+      </w:r>
+    </w:p>
+    <w:p>
+      <w:pPr>
+        <w:numPr>
+          <w:ilvl w:val="0"/>
+          <w:numId w:val="30"/>
+        </w:numPr>
+      </w:pPr>
+      <w:r>
+        <w:t xml:space="preserve">Explain Amazon's operational efficiency. </w:t>
+      </w:r>
+    </w:p>
+    <w:p>
+      <w:pPr>
+        <w:numPr>
+          <w:ilvl w:val="0"/>
+          <w:numId w:val="30"/>
+        </w:numPr>
+      </w:pPr>
+      <w:r>
+        <w:t xml:space="preserve">Which turnover ratio improved the most? </w:t>
+      </w:r>
+    </w:p>
+    <w:p>
+      <w:r>
+        <w:pict w14:anchorId="40B7D71E">
+          <v:rect id="_x0000_i1142" style="width:0;height:1.5pt" o:hralign="center" o:hrstd="t" o:hr="t" fillcolor="#a0a0a0" stroked="f"/>
+        </w:pict>
+      </w:r>
+    </w:p>
+    <w:p>
+      <w:pPr>
+        <w:rPr>
+          <w:b/>
+          <w:bCs/>
+        </w:rPr>
+      </w:pPr>
+      <w:r>
+        <w:rPr>
+          <w:b/>
+          <w:bCs/>
+        </w:rPr>
+        <w:t>Leverage</w:t>
+      </w:r>
+    </w:p>
+    <w:p>
+      <w:pPr>
+        <w:numPr>
+          <w:ilvl w:val="0"/>
+          <w:numId w:val="31"/>
+        </w:numPr>
+      </w:pPr>
+      <w:r>
+        <w:t xml:space="preserve">What is debt-to-equity ratio? </w:t>
+      </w:r>
+    </w:p>
+    <w:p>
+      <w:pPr>
+        <w:numPr>
+          <w:ilvl w:val="0"/>
+          <w:numId w:val="31"/>
+        </w:numPr>
+      </w:pPr>
+      <w:r>
+        <w:t xml:space="preserve">What is debt-to-assets ratio? </w:t>
+      </w:r>
+    </w:p>
+    <w:p>
+      <w:pPr>
+        <w:numPr>
+          <w:ilvl w:val="0"/>
+          <w:numId w:val="31"/>
+        </w:numPr>
+      </w:pPr>
+      <w:r>
+        <w:t xml:space="preserve">Is Amazon overleveraged? </w:t>
+      </w:r>
+    </w:p>
+    <w:p>
+      <w:pPr>
+        <w:numPr>
+          <w:ilvl w:val="0"/>
+          <w:numId w:val="31"/>
+        </w:numPr>
+      </w:pPr>
+      <w:r>
+        <w:t xml:space="preserve">Compare leverage over five years. </w:t>
+      </w:r>
+    </w:p>
+    <w:p>
+      <w:pPr>
+        <w:numPr>
+          <w:ilvl w:val="0"/>
+          <w:numId w:val="31"/>
+        </w:numPr>
+      </w:pPr>
+      <w:r>
+        <w:t xml:space="preserve">Explain financial leverage. </w:t>
+      </w:r>
+    </w:p>
+    <w:p>
+      <w:r>
+        <w:pict w14:anchorId="67C4742F">
+          <v:rect id="_x0000_i1143" style="width:0;height:1.5pt" o:hralign="center" o:hrstd="t" o:hr="t" fillcolor="#a0a0a0" stroked="f"/>
+        </w:pict>
+      </w:r>
+    </w:p>
+    <w:p>
+      <w:pPr>
+        <w:rPr>
+          <w:b/>
+          <w:bCs/>
+        </w:rPr>
+      </w:pPr>
+      <w:r>
+        <w:rPr>
+          <w:b/>
+          <w:bCs/>
+        </w:rPr>
+        <w:t>Valuation</w:t>
+      </w:r>
+    </w:p>
+    <w:p>
+      <w:pPr>
+        <w:numPr>
+          <w:ilvl w:val="0"/>
+          <w:numId w:val="32"/>
+        </w:numPr>
+      </w:pPr>
+      <w:r>
+        <w:t xml:space="preserve">What is Amazon's PE ratio? </w:t>
+      </w:r>
+    </w:p>
+    <w:p>
+      <w:pPr>
+        <w:numPr>
+          <w:ilvl w:val="0"/>
+          <w:numId w:val="32"/>
+        </w:numPr>
+      </w:pPr>
+      <w:r>
+        <w:lastRenderedPageBreak/>
+        <w:t xml:space="preserve">What is price-to-book ratio? </w:t>
+      </w:r>
+    </w:p>
+    <w:p>
+      <w:pPr>
+        <w:numPr>
+          <w:ilvl w:val="0"/>
+          <w:numId w:val="32"/>
+        </w:numPr>
+      </w:pPr>
+      <w:r>
+        <w:t xml:space="preserve">What is EV/EBITDA? </w:t>
+      </w:r>
+    </w:p>
+    <w:p>
+      <w:pPr>
+        <w:numPr>
+          <w:ilvl w:val="0"/>
+          <w:numId w:val="32"/>
+        </w:numPr>
+      </w:pPr>
+      <w:r>
+        <w:t xml:space="preserve">What is price-to-sales ratio? </w:t>
+      </w:r>
+    </w:p>
+    <w:p>
+      <w:pPr>
+        <w:numPr>
+          <w:ilvl w:val="0"/>
+          <w:numId w:val="32"/>
+        </w:numPr>
+      </w:pPr>
+      <w:r>
+        <w:t xml:space="preserve">Is Amazon overvalued based on its valuation ratios? </w:t>
+      </w:r>
+    </w:p>
+    <w:p>
+      <w:r>
+        <w:pict w14:anchorId="76AA2A8E">
+          <v:rect id="_x0000_i1144" style="width:0;height:1.5pt" o:hralign="center" o:hrstd="t" o:hr="t" fillcolor="#a0a0a0" stroked="f"/>
+        </w:pict>
+      </w:r>
+    </w:p>
+    <w:p>
+      <w:pPr>
+        <w:rPr>
+          <w:b/>
+          <w:bCs/>
+        </w:rPr>
+      </w:pPr>
+      <w:r>
+        <w:rPr>
+          <w:b/>
+          <w:bCs/>
+        </w:rPr>
+        <w:t>5. Growth Queries</w:t>
+      </w:r>
+    </w:p>
+    <w:p>
+      <w:pPr>
+        <w:numPr>
+          <w:ilvl w:val="0"/>
+          <w:numId w:val="33"/>
+        </w:numPr>
+      </w:pPr>
+      <w:r>
+        <w:t xml:space="preserve">What was revenue growth in 2025? </w:t>
+      </w:r>
+    </w:p>
+    <w:p>
+      <w:pPr>
+        <w:numPr>
+          <w:ilvl w:val="0"/>
+          <w:numId w:val="33"/>
+        </w:numPr>
+      </w:pPr>
+      <w:r>
+        <w:t xml:space="preserve">What was EPS growth? </w:t>
+      </w:r>
+    </w:p>
+    <w:p>
+      <w:pPr>
+        <w:numPr>
+          <w:ilvl w:val="0"/>
+          <w:numId w:val="33"/>
+        </w:numPr>
+      </w:pPr>
+      <w:r>
+        <w:t xml:space="preserve">What was operating income growth? </w:t>
+      </w:r>
+    </w:p>
+    <w:p>
+      <w:pPr>
+        <w:numPr>
+          <w:ilvl w:val="0"/>
+          <w:numId w:val="33"/>
+        </w:numPr>
+      </w:pPr>
+      <w:r>
+        <w:t xml:space="preserve">What was asset growth? </w:t>
+      </w:r>
+    </w:p>
+    <w:p>
+      <w:pPr>
+        <w:numPr>
+          <w:ilvl w:val="0"/>
+          <w:numId w:val="33"/>
+        </w:numPr>
+      </w:pPr>
+      <w:r>
+        <w:t xml:space="preserve">What was debt growth? </w:t>
+      </w:r>
+    </w:p>
+    <w:p>
+      <w:pPr>
+        <w:numPr>
+          <w:ilvl w:val="0"/>
+          <w:numId w:val="33"/>
+        </w:numPr>
+      </w:pPr>
+      <w:r>
+        <w:t xml:space="preserve">Compare growth rates across all financial statements. </w:t>
+      </w:r>
+    </w:p>
+    <w:p>
+      <w:pPr>
+        <w:numPr>
+          <w:ilvl w:val="0"/>
+          <w:numId w:val="33"/>
+        </w:numPr>
+      </w:pPr>
+      <w:r>
+        <w:t xml:space="preserve">Which metric grew the fastest? </w:t>
+      </w:r>
+    </w:p>
+    <w:p>
+      <w:pPr>
+        <w:numPr>
+          <w:ilvl w:val="0"/>
+          <w:numId w:val="33"/>
+        </w:numPr>
+      </w:pPr>
+      <w:r>
+        <w:t xml:space="preserve">Which metric declined? </w:t>
+      </w:r>
+    </w:p>
+    <w:p>
+      <w:pPr>
+        <w:numPr>
+          <w:ilvl w:val="0"/>
+          <w:numId w:val="33"/>
+        </w:numPr>
+      </w:pPr>
+      <w:r>
+        <w:t xml:space="preserve">Explain Amazon's long-term growth. </w:t>
+      </w:r>
+    </w:p>
+    <w:p>
+      <w:pPr>
+        <w:numPr>
+          <w:ilvl w:val="0"/>
+          <w:numId w:val="33"/>
+        </w:numPr>
+      </w:pPr>
+      <w:r>
+        <w:t xml:space="preserve">What are the trends in revenue growth? </w:t>
+      </w:r>
+    </w:p>
+    <w:p>
+      <w:r>
+        <w:pict w14:anchorId="792F709C">
+          <v:rect id="_x0000_i1145" style="width:0;height:1.5pt" o:hralign="center" o:hrstd="t" o:hr="t" fillcolor="#a0a0a0" stroked="f"/>
+        </w:pict>
+      </w:r>
+    </w:p>
+    <w:p>
+      <w:pPr>
+        <w:rPr>
+          <w:b/>
+          <w:bCs/>
+        </w:rPr>
+      </w:pPr>
+      <w:r>
+        <w:rPr>
+          <w:b/>
+          <w:bCs/>
+        </w:rPr>
+        <w:t>6. Key Metrics Queries</w:t>
+      </w:r>
+    </w:p>
+    <w:p>
+      <w:pPr>
+        <w:numPr>
+          <w:ilvl w:val="0"/>
+          <w:numId w:val="34"/>
+        </w:numPr>
+      </w:pPr>
+      <w:r>
+        <w:t xml:space="preserve">What is Amazon's market capitalization? </w:t>
+      </w:r>
+    </w:p>
+    <w:p>
+      <w:pPr>
+        <w:numPr>
+          <w:ilvl w:val="0"/>
+          <w:numId w:val="34"/>
+        </w:numPr>
+      </w:pPr>
+      <w:r>
+        <w:t xml:space="preserve">What is enterprise value? </w:t>
+      </w:r>
+    </w:p>
+    <w:p>
+      <w:pPr>
+        <w:numPr>
+          <w:ilvl w:val="0"/>
+          <w:numId w:val="34"/>
+        </w:numPr>
+      </w:pPr>
+      <w:r>
+        <w:t xml:space="preserve">What is ROE? </w:t>
+      </w:r>
+    </w:p>
+    <w:p>
+      <w:pPr>
+        <w:numPr>
+          <w:ilvl w:val="0"/>
+          <w:numId w:val="34"/>
+        </w:numPr>
+      </w:pPr>
+      <w:r>
+        <w:t xml:space="preserve">What is ROA? </w:t>
+      </w:r>
+    </w:p>
+    <w:p>
+      <w:pPr>
+        <w:numPr>
+          <w:ilvl w:val="0"/>
+          <w:numId w:val="34"/>
+        </w:numPr>
+      </w:pPr>
+      <w:r>
+        <w:t xml:space="preserve">What is ROIC? </w:t>
+      </w:r>
+    </w:p>
+    <w:p>
+      <w:pPr>
+        <w:numPr>
+          <w:ilvl w:val="0"/>
+          <w:numId w:val="34"/>
+        </w:numPr>
+      </w:pPr>
+      <w:r>
+        <w:t xml:space="preserve">What is invested capital? </w:t>
+      </w:r>
+    </w:p>
+    <w:p>
+      <w:pPr>
+        <w:numPr>
+          <w:ilvl w:val="0"/>
+          <w:numId w:val="34"/>
+        </w:numPr>
+      </w:pPr>
+      <w:r>
+        <w:t xml:space="preserve">What is tangible book value? </w:t>
+      </w:r>
+    </w:p>
+    <w:p>
+      <w:pPr>
+        <w:numPr>
+          <w:ilvl w:val="0"/>
+          <w:numId w:val="34"/>
+        </w:numPr>
+      </w:pPr>
+      <w:r>
+        <w:t xml:space="preserve">What is working capital? </w:t>
+      </w:r>
+    </w:p>
+    <w:p>
+      <w:pPr>
+        <w:numPr>
+          <w:ilvl w:val="0"/>
+          <w:numId w:val="34"/>
+        </w:numPr>
+      </w:pPr>
+      <w:r>
+        <w:t xml:space="preserve">Explain Amazon's return metrics. </w:t>
+      </w:r>
+    </w:p>
+    <w:p>
+      <w:pPr>
+        <w:numPr>
+          <w:ilvl w:val="0"/>
+          <w:numId w:val="34"/>
+        </w:numPr>
+      </w:pPr>
+      <w:r>
+        <w:t xml:space="preserve">Compare ROE over five years. </w:t>
+      </w:r>
+    </w:p>
+    <w:p>
+      <w:r>
+        <w:pict w14:anchorId="2C000796">
+          <v:rect id="_x0000_i1146" style="width:0;height:1.5pt" o:hralign="center" o:hrstd="t" o:hr="t" fillcolor="#a0a0a0" stroked="f"/>
+        </w:pict>
+      </w:r>
+    </w:p>
+    <w:p>
+      <w:pPr>
+        <w:rPr>
+          <w:b/>
+          <w:bCs/>
+        </w:rPr>
+      </w:pPr>
+      <w:r>
+        <w:rPr>
+          <w:b/>
+          <w:bCs/>
+        </w:rPr>
+        <w:t>7. Relationship Queries</w:t>
+      </w:r>
+    </w:p>
+    <w:p>
+      <w:pPr>
+        <w:numPr>
+          <w:ilvl w:val="0"/>
+          <w:numId w:val="35"/>
+        </w:numPr>
+      </w:pPr>
+      <w:r>
+        <w:t xml:space="preserve">Verify that Total Assets = Total Liabilities + Equity. </w:t>
+      </w:r>
+    </w:p>
+    <w:p>
+      <w:pPr>
+        <w:numPr>
+          <w:ilvl w:val="0"/>
+          <w:numId w:val="35"/>
+        </w:numPr>
+      </w:pPr>
+      <w:r>
+        <w:lastRenderedPageBreak/>
+        <w:t xml:space="preserve">Verify the current ratio calculation. </w:t>
+      </w:r>
+    </w:p>
+    <w:p>
+      <w:pPr>
+        <w:numPr>
+          <w:ilvl w:val="0"/>
+          <w:numId w:val="35"/>
+        </w:numPr>
+      </w:pPr>
+      <w:r>
+        <w:t xml:space="preserve">Verify the debt-to-equity ratio. </w:t>
+      </w:r>
+    </w:p>
+    <w:p>
+      <w:pPr>
+        <w:numPr>
+          <w:ilvl w:val="0"/>
+          <w:numId w:val="35"/>
+        </w:numPr>
+      </w:pPr>
+      <w:r>
+        <w:t xml:space="preserve">Verify enterprise value calculation. </w:t>
+      </w:r>
+    </w:p>
+    <w:p>
+      <w:pPr>
+        <w:numPr>
+          <w:ilvl w:val="0"/>
+          <w:numId w:val="35"/>
+        </w:numPr>
+      </w:pPr>
+      <w:r>
+        <w:t xml:space="preserve">Verify net profit margin calculation. </w:t>
+      </w:r>
+    </w:p>
+    <w:p>
+      <w:pPr>
+        <w:numPr>
+          <w:ilvl w:val="0"/>
+          <w:numId w:val="35"/>
+        </w:numPr>
+      </w:pPr>
+      <w:r>
+        <w:t xml:space="preserve">Explain any relationship mismatches. </w:t>
+      </w:r>
+    </w:p>
+    <w:p>
+      <w:pPr>
+        <w:numPr>
+          <w:ilvl w:val="0"/>
+          <w:numId w:val="35"/>
+        </w:numPr>
+      </w:pPr>
+      <w:r>
+        <w:t xml:space="preserve">Which relationships have MATCH verdicts? </w:t>
+      </w:r>
+    </w:p>
+    <w:p>
+      <w:pPr>
+        <w:numPr>
+          <w:ilvl w:val="0"/>
+          <w:numId w:val="35"/>
+        </w:numPr>
+      </w:pPr>
+      <w:r>
+        <w:t xml:space="preserve">Which relationships have MISMATCH verdicts? </w:t>
+      </w:r>
+    </w:p>
+    <w:p>
+      <w:pPr>
+        <w:numPr>
+          <w:ilvl w:val="0"/>
+          <w:numId w:val="35"/>
+        </w:numPr>
+      </w:pPr>
+      <w:r>
+        <w:t xml:space="preserve">Why is the debt-to-equity relationship different? </w:t>
+      </w:r>
+    </w:p>
+    <w:p>
+      <w:pPr>
+        <w:numPr>
+          <w:ilvl w:val="0"/>
+          <w:numId w:val="35"/>
+        </w:numPr>
+      </w:pPr>
+      <w:r>
+        <w:t xml:space="preserve">List all consistency checks for FY2025. </w:t>
+      </w:r>
+    </w:p>
+    <w:p>
+      <w:r>
+        <w:pict w14:anchorId="182FC329">
+          <v:rect id="_x0000_i1147" style="width:0;height:1.5pt" o:hralign="center" o:hrstd="t" o:hr="t" fillcolor="#a0a0a0" stroked="f"/>
+        </w:pict>
+      </w:r>
+    </w:p>
+    <w:p>
+      <w:pPr>
+        <w:rPr>
+          <w:b/>
+          <w:bCs/>
+        </w:rPr>
+      </w:pPr>
+      <w:r>
+        <w:rPr>
+          <w:b/>
+          <w:bCs/>
+        </w:rPr>
+        <w:t>8. Cross-Statement Reasoning Queries</w:t>
+      </w:r>
+    </w:p>
+    <w:p>
+      <w:pPr>
+        <w:numPr>
+          <w:ilvl w:val="0"/>
+          <w:numId w:val="36"/>
+        </w:numPr>
+      </w:pPr>
+      <w:r>
+        <w:t xml:space="preserve">How did revenue growth impact net income? </w:t>
+      </w:r>
+    </w:p>
+    <w:p>
+      <w:pPr>
+        <w:numPr>
+          <w:ilvl w:val="0"/>
+          <w:numId w:val="36"/>
+        </w:numPr>
+      </w:pPr>
+      <w:r>
+        <w:t xml:space="preserve">How did asset growth affect ROA? </w:t>
+      </w:r>
+    </w:p>
+    <w:p>
+      <w:pPr>
+        <w:numPr>
+          <w:ilvl w:val="0"/>
+          <w:numId w:val="36"/>
+        </w:numPr>
+      </w:pPr>
+      <w:r>
+        <w:t xml:space="preserve">Did debt increase while cash also increased? </w:t>
+      </w:r>
+    </w:p>
+    <w:p>
+      <w:pPr>
+        <w:numPr>
+          <w:ilvl w:val="0"/>
+          <w:numId w:val="36"/>
+        </w:numPr>
+      </w:pPr>
+      <w:r>
+        <w:t xml:space="preserve">Explain the relationship between operating cash flow and net income. </w:t>
+      </w:r>
+    </w:p>
+    <w:p>
+      <w:pPr>
+        <w:numPr>
+          <w:ilvl w:val="0"/>
+          <w:numId w:val="36"/>
+        </w:numPr>
+      </w:pPr>
+      <w:r>
+        <w:t xml:space="preserve">Compare EBITDA with operating cash flow. </w:t>
+      </w:r>
+    </w:p>
+    <w:p>
+      <w:pPr>
+        <w:numPr>
+          <w:ilvl w:val="0"/>
+          <w:numId w:val="36"/>
+        </w:numPr>
+      </w:pPr>
+      <w:r>
+        <w:t xml:space="preserve">Did higher revenue lead to higher margins? </w:t>
+      </w:r>
+    </w:p>
+    <w:p>
+      <w:pPr>
+        <w:numPr>
+          <w:ilvl w:val="0"/>
+          <w:numId w:val="36"/>
+        </w:numPr>
+      </w:pPr>
+      <w:r>
+        <w:t xml:space="preserve">Explain why free cash flow decreased despite higher revenue. </w:t>
+      </w:r>
+    </w:p>
+    <w:p>
+      <w:pPr>
+        <w:numPr>
+          <w:ilvl w:val="0"/>
+          <w:numId w:val="36"/>
+        </w:numPr>
+      </w:pPr>
+      <w:r>
+        <w:t xml:space="preserve">Compare balance sheet and cash flow changes. </w:t>
+      </w:r>
+    </w:p>
+    <w:p>
+      <w:pPr>
+        <w:numPr>
+          <w:ilvl w:val="0"/>
+          <w:numId w:val="36"/>
+        </w:numPr>
+      </w:pPr>
+      <w:r>
+        <w:t xml:space="preserve">How did capital expenditure affect free cash flow? </w:t>
+      </w:r>
+    </w:p>
+    <w:p>
+      <w:pPr>
+        <w:numPr>
+          <w:ilvl w:val="0"/>
+          <w:numId w:val="36"/>
+        </w:numPr>
+      </w:pPr>
+      <w:r>
+        <w:t xml:space="preserve">How did inventory changes affect profitability? </w:t>
+      </w:r>
+    </w:p>
+    <w:p>
+      <w:r>
+        <w:pict w14:anchorId="7B5EC22D">
+          <v:rect id="_x0000_i1148" style="width:0;height:1.5pt" o:hralign="center" o:hrstd="t" o:hr="t" fillcolor="#a0a0a0" stroked="f"/>
+        </w:pict>
+      </w:r>
+    </w:p>
+    <w:p>
+      <w:pPr>
+        <w:rPr>
+          <w:b/>
+          <w:bCs/>
+        </w:rPr>
+      </w:pPr>
+      <w:r>
+        <w:rPr>
+          <w:b/>
+          <w:bCs/>
+        </w:rPr>
+        <w:t>9. Investment Analysis Queries</w:t>
+      </w:r>
+    </w:p>
+    <w:p>
+      <w:pPr>
+        <w:numPr>
+          <w:ilvl w:val="0"/>
+          <w:numId w:val="37"/>
+        </w:numPr>
+      </w:pPr>
+      <w:r>
+        <w:t xml:space="preserve">Is Amazon financially healthy? </w:t>
+      </w:r>
+    </w:p>
+    <w:p>
+      <w:pPr>
+        <w:numPr>
+          <w:ilvl w:val="0"/>
+          <w:numId w:val="37"/>
+        </w:numPr>
+      </w:pPr>
+      <w:r>
+        <w:t xml:space="preserve">Is Amazon a good long-term investment? </w:t>
+      </w:r>
+    </w:p>
+    <w:p>
+      <w:pPr>
+        <w:numPr>
+          <w:ilvl w:val="0"/>
+          <w:numId w:val="37"/>
+        </w:numPr>
+      </w:pPr>
+      <w:r>
+        <w:t xml:space="preserve">What are Amazon's strengths? </w:t>
+      </w:r>
+    </w:p>
+    <w:p>
+      <w:pPr>
+        <w:numPr>
+          <w:ilvl w:val="0"/>
+          <w:numId w:val="37"/>
+        </w:numPr>
+      </w:pPr>
+      <w:r>
+        <w:t xml:space="preserve">What are Amazon's weaknesses? </w:t>
+      </w:r>
+    </w:p>
+    <w:p>
+      <w:pPr>
+        <w:numPr>
+          <w:ilvl w:val="0"/>
+          <w:numId w:val="37"/>
+        </w:numPr>
+      </w:pPr>
+      <w:r>
+        <w:t xml:space="preserve">What financial risks should investors consider? </w:t>
+      </w:r>
+    </w:p>
+    <w:p>
+      <w:pPr>
+        <w:numPr>
+          <w:ilvl w:val="0"/>
+          <w:numId w:val="37"/>
+        </w:numPr>
+      </w:pPr>
+      <w:r>
+        <w:t xml:space="preserve">How profitable is Amazon? </w:t>
+      </w:r>
+    </w:p>
+    <w:p>
+      <w:pPr>
+        <w:numPr>
+          <w:ilvl w:val="0"/>
+          <w:numId w:val="37"/>
+        </w:numPr>
+      </w:pPr>
+      <w:r>
+        <w:t xml:space="preserve">Does Amazon generate enough cash? </w:t>
+      </w:r>
+    </w:p>
+    <w:p>
+      <w:pPr>
+        <w:numPr>
+          <w:ilvl w:val="0"/>
+          <w:numId w:val="37"/>
+        </w:numPr>
+      </w:pPr>
+      <w:r>
+        <w:t xml:space="preserve">Is Amazon efficiently using its assets? </w:t>
+      </w:r>
+    </w:p>
+    <w:p>
+      <w:pPr>
+        <w:numPr>
+          <w:ilvl w:val="0"/>
+          <w:numId w:val="37"/>
+        </w:numPr>
+      </w:pPr>
+      <w:r>
+        <w:lastRenderedPageBreak/>
+        <w:t xml:space="preserve">Evaluate Amazon's financial position. </w:t>
+      </w:r>
+    </w:p>
+    <w:p>
+      <w:pPr>
+        <w:numPr>
+          <w:ilvl w:val="0"/>
+          <w:numId w:val="37"/>
+        </w:numPr>
+      </w:pPr>
+      <w:r>
+        <w:t xml:space="preserve">Summarize Amazon's financial performance. </w:t>
+      </w:r>
+    </w:p>
+    <w:p>
+      <w:r>
+        <w:pict w14:anchorId="7D4C20B8">
+          <v:rect id="_x0000_i1149" style="width:0;height:1.5pt" o:hralign="center" o:hrstd="t" o:hr="t" fillcolor="#a0a0a0" stroked="f"/>
+        </w:pict>
+      </w:r>
+    </w:p>
+    <w:p>
+      <w:pPr>
+        <w:rPr>
+          <w:b/>
+          <w:bCs/>
+        </w:rPr>
+      </w:pPr>
+      <w:r>
+        <w:rPr>
+          <w:b/>
+          <w:bCs/>
+        </w:rPr>
+        <w:t>10. Trend Analysis Queries</w:t>
+      </w:r>
+    </w:p>
+    <w:p>
+      <w:pPr>
+        <w:numPr>
+          <w:ilvl w:val="0"/>
+          <w:numId w:val="38"/>
+        </w:numPr>
+      </w:pPr>
+      <w:r>
+        <w:t xml:space="preserve">Show revenue trend from 2021–2025. </w:t>
+      </w:r>
+    </w:p>
+    <w:p>
+      <w:pPr>
+        <w:numPr>
+          <w:ilvl w:val="0"/>
+          <w:numId w:val="38"/>
+        </w:numPr>
+      </w:pPr>
+      <w:r>
+        <w:t xml:space="preserve">Show net income trend. </w:t>
+      </w:r>
+    </w:p>
+    <w:p>
+      <w:pPr>
+        <w:numPr>
+          <w:ilvl w:val="0"/>
+          <w:numId w:val="38"/>
+        </w:numPr>
+      </w:pPr>
+      <w:r>
+        <w:t xml:space="preserve">Show total assets trend. </w:t>
+      </w:r>
+    </w:p>
+    <w:p>
+      <w:pPr>
+        <w:numPr>
+          <w:ilvl w:val="0"/>
+          <w:numId w:val="38"/>
+        </w:numPr>
+      </w:pPr>
+      <w:r>
+        <w:t xml:space="preserve">Show debt trend. </w:t>
+      </w:r>
+    </w:p>
+    <w:p>
+      <w:pPr>
+        <w:numPr>
+          <w:ilvl w:val="0"/>
+          <w:numId w:val="38"/>
+        </w:numPr>
+      </w:pPr>
+      <w:r>
+        <w:t xml:space="preserve">Show shareholders' equity trend. </w:t>
+      </w:r>
+    </w:p>
+    <w:p>
+      <w:pPr>
+        <w:numPr>
+          <w:ilvl w:val="0"/>
+          <w:numId w:val="38"/>
+        </w:numPr>
+      </w:pPr>
+      <w:r>
+        <w:t xml:space="preserve">Show free cash flow trend. </w:t>
+      </w:r>
+    </w:p>
+    <w:p>
+      <w:pPr>
+        <w:numPr>
+          <w:ilvl w:val="0"/>
+          <w:numId w:val="38"/>
+        </w:numPr>
+      </w:pPr>
+      <w:r>
+        <w:t xml:space="preserve">Show ROE trend. </w:t>
+      </w:r>
+    </w:p>
+    <w:p>
+      <w:pPr>
+        <w:numPr>
+          <w:ilvl w:val="0"/>
+          <w:numId w:val="38"/>
+        </w:numPr>
+      </w:pPr>
+      <w:r>
+        <w:t xml:space="preserve">Show current ratio trend. </w:t>
+      </w:r>
+    </w:p>
+    <w:p>
+      <w:pPr>
+        <w:numPr>
+          <w:ilvl w:val="0"/>
+          <w:numId w:val="38"/>
+        </w:numPr>
+      </w:pPr>
+      <w:r>
+        <w:t xml:space="preserve">Show operating margin trend. </w:t>
+      </w:r>
+    </w:p>
+    <w:p>
+      <w:pPr>
+        <w:numPr>
+          <w:ilvl w:val="0"/>
+          <w:numId w:val="38"/>
+        </w:numPr>
+      </w:pPr>
+      <w:r>
+        <w:t xml:space="preserve">Show EPS trend. </w:t>
+      </w:r>
+    </w:p>
+    <w:p>
+      <w:r>
+        <w:pict w14:anchorId="6C903418">
+          <v:rect id="_x0000_i1150" style="width:0;height:1.5pt" o:hralign="center" o:hrstd="t" o:hr="t" fillcolor="#a0a0a0" stroked="f"/>
+        </w:pict>
+      </w:r>
+    </w:p>
+    <w:p>
+      <w:pPr>
+        <w:rPr>
+          <w:b/>
+          <w:bCs/>
+        </w:rPr>
+      </w:pPr>
+      <w:r>
+        <w:rPr>
+          <w:b/>
+          <w:bCs/>
+        </w:rPr>
+        <w:t>11. Advanced Analytical Queries</w:t>
+      </w:r>
+    </w:p>
+    <w:p>
+      <w:pPr>
+        <w:numPr>
+          <w:ilvl w:val="0"/>
+          <w:numId w:val="39"/>
+        </w:numPr>
+      </w:pPr>
+      <w:r>
+        <w:t xml:space="preserve">Which financial metric improved the most in 2025? </w:t>
+      </w:r>
+    </w:p>
+    <w:p>
+      <w:pPr>
+        <w:numPr>
+          <w:ilvl w:val="0"/>
+          <w:numId w:val="39"/>
+        </w:numPr>
+      </w:pPr>
+      <w:r>
+        <w:t xml:space="preserve">Which metric deteriorated the most? </w:t>
+      </w:r>
+    </w:p>
+    <w:p>
+      <w:pPr>
+        <w:numPr>
+          <w:ilvl w:val="0"/>
+          <w:numId w:val="39"/>
+        </w:numPr>
+      </w:pPr>
+      <w:r>
+        <w:t xml:space="preserve">What are the top three positive financial indicators? </w:t>
+      </w:r>
+    </w:p>
+    <w:p>
+      <w:pPr>
+        <w:numPr>
+          <w:ilvl w:val="0"/>
+          <w:numId w:val="39"/>
+        </w:numPr>
+      </w:pPr>
+      <w:r>
+        <w:t xml:space="preserve">What are the top three warning signs? </w:t>
+      </w:r>
+    </w:p>
+    <w:p>
+      <w:pPr>
+        <w:numPr>
+          <w:ilvl w:val="0"/>
+          <w:numId w:val="39"/>
+        </w:numPr>
+      </w:pPr>
+      <w:r>
+        <w:t xml:space="preserve">Explain Amazon's financial health using all statements. </w:t>
+      </w:r>
+    </w:p>
+    <w:p>
+      <w:pPr>
+        <w:numPr>
+          <w:ilvl w:val="0"/>
+          <w:numId w:val="39"/>
+        </w:numPr>
+      </w:pPr>
+      <w:r>
+        <w:t xml:space="preserve">Generate an executive summary of Amazon's FY2025 financials. </w:t>
+      </w:r>
+    </w:p>
+    <w:p>
+      <w:pPr>
+        <w:numPr>
+          <w:ilvl w:val="0"/>
+          <w:numId w:val="39"/>
+        </w:numPr>
+      </w:pPr>
+      <w:r>
+        <w:t xml:space="preserve">Compare Amazon's liquidity, profitability, and solvency. </w:t>
+      </w:r>
+    </w:p>
+    <w:p>
+      <w:pPr>
+        <w:numPr>
+          <w:ilvl w:val="0"/>
+          <w:numId w:val="39"/>
+        </w:numPr>
+      </w:pPr>
+      <w:r>
+        <w:t xml:space="preserve">Identify anomalies in Amazon's financial data. </w:t>
+      </w:r>
+    </w:p>
+    <w:p>
+      <w:pPr>
+        <w:numPr>
+          <w:ilvl w:val="0"/>
+          <w:numId w:val="39"/>
+        </w:numPr>
+      </w:pPr>
+      <w:r>
+        <w:t xml:space="preserve">Identify inconsistencies across financial statements. </w:t>
+      </w:r>
+    </w:p>
+    <w:p>
+      <w:pPr>
+        <w:numPr>
+          <w:ilvl w:val="0"/>
+          <w:numId w:val="39"/>
+        </w:numPr>
+      </w:pPr>
+      <w:r>
+        <w:t xml:space="preserve">Provide an investment recommendation with supporting financial evidence. </w:t>
+      </w:r>
+    </w:p>
+    <w:p>
+      <w:r>
+        <w:pict w14:anchorId="732B634B">
+          <v:rect id="_x0000_i1151" style="width:0;height:1.5pt" o:hralign="center" o:hrstd="t" o:hr="t" fillcolor="#a0a0a0" stroked="f"/>
+        </w:pict>
+      </w:r>
+    </w:p>
+    <w:p>
+      <w:pPr>
+        <w:rPr>
+          <w:b/>
+          <w:bCs/>
+        </w:rPr>
+      </w:pPr>
+      <w:r>
+        <w:rPr>
+          <w:b/>
+          <w:bCs/>
+        </w:rPr>
+        <w:t>12. Retrieval-Augmented Generation (RAG) Benchmark Queries</w:t>
+      </w:r>
+    </w:p>
+    <w:p>
+      <w:pPr>
+        <w:numPr>
+          <w:ilvl w:val="0"/>
+          <w:numId w:val="40"/>
+        </w:numPr>
+      </w:pPr>
+      <w:r>
+        <w:t xml:space="preserve">What was Amazon's revenue in FY2025? </w:t>
+      </w:r>
+    </w:p>
+    <w:p>
+      <w:pPr>
+        <w:numPr>
+          <w:ilvl w:val="0"/>
+          <w:numId w:val="40"/>
+        </w:numPr>
+      </w:pPr>
+      <w:r>
+        <w:t xml:space="preserve">What was Amazon's operating income in FY2025? </w:t>
+      </w:r>
+    </w:p>
+    <w:p>
+      <w:pPr>
+        <w:numPr>
+          <w:ilvl w:val="0"/>
+          <w:numId w:val="40"/>
+        </w:numPr>
+      </w:pPr>
+      <w:r>
+        <w:t xml:space="preserve">What was Amazon's total assets in FY2025? </w:t>
+      </w:r>
+    </w:p>
+    <w:p>
+      <w:pPr>
+        <w:numPr>
+          <w:ilvl w:val="0"/>
+          <w:numId w:val="40"/>
+        </w:numPr>
+      </w:pPr>
+      <w:r>
+        <w:lastRenderedPageBreak/>
+        <w:t xml:space="preserve">What was Amazon's current ratio in FY2025? </w:t>
+      </w:r>
+    </w:p>
+    <w:p>
+      <w:pPr>
+        <w:numPr>
+          <w:ilvl w:val="0"/>
+          <w:numId w:val="40"/>
+        </w:numPr>
+      </w:pPr>
+      <w:r>
+        <w:t xml:space="preserve">What was Amazon's ROE in FY2025? </w:t>
+      </w:r>
+    </w:p>
+    <w:p>
+      <w:pPr>
+        <w:numPr>
+          <w:ilvl w:val="0"/>
+          <w:numId w:val="40"/>
+        </w:numPr>
+      </w:pPr>
+      <w:r>
+        <w:t xml:space="preserve">What was Amazon's free cash flow in FY2025? </w:t>
+      </w:r>
+    </w:p>
+    <w:p>
+      <w:pPr>
+        <w:numPr>
+          <w:ilvl w:val="0"/>
+          <w:numId w:val="40"/>
+        </w:numPr>
+      </w:pPr>
+      <w:r>
+        <w:t xml:space="preserve">What was Amazon's enterprise value in FY2025? </w:t>
+      </w:r>
+    </w:p>
+    <w:p>
+      <w:pPr>
+        <w:numPr>
+          <w:ilvl w:val="0"/>
+          <w:numId w:val="40"/>
+        </w:numPr>
+      </w:pPr>
+      <w:r>
+        <w:t xml:space="preserve">What was Amazon's revenue growth in FY2025? </w:t>
+      </w:r>
+    </w:p>
+    <w:p>
+      <w:pPr>
+        <w:numPr>
+          <w:ilvl w:val="0"/>
+          <w:numId w:val="40"/>
+        </w:numPr>
+      </w:pPr>
+      <w:r>
+        <w:t xml:space="preserve">Verify that Total Assets = Total Liabilities + Equity for FY2025. </w:t>
+      </w:r>
+    </w:p>
+    <w:p>
+      <w:pPr>
+        <w:numPr>
+          <w:ilvl w:val="0"/>
+          <w:numId w:val="40"/>
+        </w:numPr>
+      </w:pPr>
+      <w:r>
+        <w:t>Based on all available financial statements, summarize Amazon's FY2025 financial performance and provide an investment recommendation.</w:t>
+      </w:r>
+    </w:p>
+    <w:p/>
     <w:p/>
     <w:sectPr>
       <w:pgSz w:w="11906" w:h="16838"/>
@@ -1798,7 +3979,7 @@
 </file>
 
 <file path=word/numbering.xml><?xml version="1.0" encoding="utf-8"?>
-<w:numbering xmlns:wpc="http://schemas.microsoft.com/office/word/2010/wordprocessingCanvas" xmlns:cx="http://schemas.microsoft.com/office/drawing/2014/chartex" xmlns:cx1="http://schemas.microsoft.com/office/drawing/2015/9/8/chartex" xmlns:cx2="http://schemas.microsoft.com/office/drawing/2015/10/21/chartex" xmlns:cx3="http://schemas.microsoft.com/office/drawing/2016/5/9/chartex" xmlns:cx4="http://schemas.microsoft.com/office/drawing/2016/5/10/chartex" xmlns:cx5="http://schemas.microsoft.com/office/drawing/2016/5/11/chartex" xmlns:cx6="http://schemas.microsoft.com/office/drawing/2016/5/12/chartex" xmlns:cx7="http://schemas.microsoft.com/office/drawing/2016/5/13/chartex" xmlns:cx8="http://schemas.microsoft.com/office/drawing/2016/5/14/chartex" xmlns:mc="http://schemas.openxmlformats.org/markup-compatibility/2006" xmlns:aink="http://schemas.microsoft.com/office/drawing/2016/ink" xmlns:am3d="http://schemas.microsoft.com/office/drawing/2017/model3d" xmlns:o="urn:schemas-microsoft-com:office:office" xmlns:oel="http://schemas.microsoft.com/office/2019/extlst" xmlns:r="http://schemas.openxmlformats.org/officeDocument/2006/relationships" xmlns:m="http://schemas.openxmlformats.org/officeDocument/2006/math" xmlns:v="urn:schemas-microsoft-com:vml" xmlns:wp14="http://schemas.microsoft.com/office/word/2010/wordprocessingDrawing" xmlns:wp="http://schemas.openxmlformats.org/drawingml/2006/wordprocessingDrawing" xmlns:w10="urn:schemas-microsoft-com:office:word" xmlns:w="http://schemas.openxmlformats.org/wordprocessingml/2006/main" xmlns:w14="http://schemas.microsoft.com/office/word/2010/wordml" xmlns:w15="http://schemas.microsoft.com/office/word/2012/wordml" xmlns:w16cex="http://schemas.microsoft.com/office/word/2018/wordml/cex" xmlns:w16cid="http://schemas.microsoft.com/office/word/2016/wordml/cid" xmlns:w16="http://schemas.microsoft.com/office/word/2018/wordml" xmlns:w16du="http://schemas.microsoft.com/office/word/2023/wordml/word16du" xmlns:w16sdtdh="http://schemas.microsoft.com/office/word/2020/wordml/sdtdatahash" xmlns:w16sdtfl="http://schemas.microsoft.com/office/word/2024/wordml/sdtformatlock" xmlns:w16se="http://schemas.microsoft.com/office/word/2015/wordml/symex" xmlns:wpg="http://schemas.microsoft.com/office/word/2010/wordprocessingGroup" xmlns:wpi="http://schemas.microsoft.com/office/word/2010/wordprocessingInk" xmlns:wne="http://schemas.microsoft.com/office/word/2006/wordml" xmlns:wps="http://schemas.microsoft.com/office/word/2010/wordprocessingShape" mc:Ignorable="w14 w15 w16se w16cid w16 w16cex w16sdtdh w16sdtfl w16du wp14">
+<w:numbering xmlns:wpc="http://schemas.microsoft.com/office/word/2010/wordprocessingCanvas" xmlns:cx="http://schemas.microsoft.com/office/drawing/2014/chartex" xmlns:cx1="http://schemas.microsoft.com/office/drawing/2015/9/8/chartex" xmlns:cx2="http://schemas.microsoft.com/office/drawing/2015/10/21/chartex" xmlns:cx3="http://schemas.microsoft.com/office/drawing/2016/5/9/chartex" xmlns:cx4="http://schemas.microsoft.com/office/drawing/2016/5/10/chartex" xmlns:cx5="http://schemas.microsoft.com/office/drawing/2016/5/11/chartex" xmlns:cx6="http://schemas.microsoft.com/office/drawing/2016/5/12/chartex" xmlns:cx7="http://schemas.microsoft.com/office/drawing/2016/5/13/chartex" xmlns:cx8="http://schemas.microsoft.com/office/drawing/2016/5/14/chartex" xmlns:mc="http://schemas.openxmlformats.org/markup-compatibility/2006" xmlns:aink="http://schemas.microsoft.com/office/drawing/2016/ink" xmlns:am3d="http://schemas.microsoft.com/office/drawing/2017/model3d" xmlns:o="urn:schemas-microsoft-com:office:office" xmlns:oel="http://schemas.microsoft.com/office/2019/extlst" xmlns:r="http://schemas.openxmlformats.org/officeDocument/2006/relationships" xmlns:m="http://schemas.openxmlformats.org/officeDocument/2006/math" xmlns:v="urn:schemas-microsoft-com:vml" xmlns:wp14="http://schemas.microsoft.com/office/word/2010/wordprocessingDrawing" xmlns:wp="http://schemas.openxmlformats.org/drawingml/2006/wordprocessingDrawing" xmlns:w10="urn:schemas-microsoft-com:office:word" xmlns:w="http://schemas.openxmlformats.org/wordprocessingml/2006/main" xmlns:w14="http://schemas.microsoft.com/office/word/2010/wordml" xmlns:w15="http://schemas.microsoft.com/office/word/2012/wordml" xmlns:w16cei="http://schemas.microsoft.com/office/word/2026/wordml/cei" xmlns:w16cex="http://schemas.microsoft.com/office/word/2018/wordml/cex" xmlns:w16cid="http://schemas.microsoft.com/office/word/2016/wordml/cid" xmlns:w16="http://schemas.microsoft.com/office/word/2018/wordml" xmlns:w16du="http://schemas.microsoft.com/office/word/2023/wordml/word16du" xmlns:w16sdtdh="http://schemas.microsoft.com/office/word/2020/wordml/sdtdatahash" xmlns:w16sdtfl="http://schemas.microsoft.com/office/word/2024/wordml/sdtformatlock" xmlns:w16se="http://schemas.microsoft.com/office/word/2015/wordml/symex" xmlns:wpg="http://schemas.microsoft.com/office/word/2010/wordprocessingGroup" xmlns:wpi="http://schemas.microsoft.com/office/word/2010/wordprocessingInk" xmlns:wne="http://schemas.microsoft.com/office/word/2006/wordml" xmlns:wps="http://schemas.microsoft.com/office/word/2010/wordprocessingShape" mc:Ignorable="w14 w15 w16se w16cid w16 w16cex w16sdtdh w16sdtfl w16du wp14">
   <w:abstractNum w:abstractNumId="0" w15:restartNumberingAfterBreak="0">
     <w:nsid w:val="0BFA1F19"/>
     <w:multiLevelType w:val="multilevel"/>
@@ -2026,6 +4207,345 @@
     </w:lvl>
   </w:abstractNum>
   <w:abstractNum w:abstractNumId="2" w15:restartNumberingAfterBreak="0">
+    <w:nsid w:val="0FA613CF"/>
+    <w:multiLevelType w:val="multilevel"/>
+    <w:tmpl w:val="5CD01168"/>
+    <w:lvl w:ilvl="0">
+      <w:start w:val="136"/>
+      <w:numFmt w:val="decimal"/>
+      <w:lvlText w:val="%1."/>
+      <w:lvlJc w:val="left"/>
+      <w:pPr>
+        <w:tabs>
+          <w:tab w:val="num" w:pos="720"/>
+        </w:tabs>
+        <w:ind w:left="720" w:hanging="360"/>
+      </w:pPr>
+    </w:lvl>
+    <w:lvl w:ilvl="1" w:tentative="1">
+      <w:start w:val="1"/>
+      <w:numFmt w:val="decimal"/>
+      <w:lvlText w:val="%2."/>
+      <w:lvlJc w:val="left"/>
+      <w:pPr>
+        <w:tabs>
+          <w:tab w:val="num" w:pos="1440"/>
+        </w:tabs>
+        <w:ind w:left="1440" w:hanging="360"/>
+      </w:pPr>
+    </w:lvl>
+    <w:lvl w:ilvl="2" w:tentative="1">
+      <w:start w:val="1"/>
+      <w:numFmt w:val="decimal"/>
+      <w:lvlText w:val="%3."/>
+      <w:lvlJc w:val="left"/>
+      <w:pPr>
+        <w:tabs>
+          <w:tab w:val="num" w:pos="2160"/>
+        </w:tabs>
+        <w:ind w:left="2160" w:hanging="360"/>
+      </w:pPr>
+    </w:lvl>
+    <w:lvl w:ilvl="3" w:tentative="1">
+      <w:start w:val="1"/>
+      <w:numFmt w:val="decimal"/>
+      <w:lvlText w:val="%4."/>
+      <w:lvlJc w:val="left"/>
+      <w:pPr>
+        <w:tabs>
+          <w:tab w:val="num" w:pos="2880"/>
+        </w:tabs>
+        <w:ind w:left="2880" w:hanging="360"/>
+      </w:pPr>
+    </w:lvl>
+    <w:lvl w:ilvl="4" w:tentative="1">
+      <w:start w:val="1"/>
+      <w:numFmt w:val="decimal"/>
+      <w:lvlText w:val="%5."/>
+      <w:lvlJc w:val="left"/>
+      <w:pPr>
+        <w:tabs>
+          <w:tab w:val="num" w:pos="3600"/>
+        </w:tabs>
+        <w:ind w:left="3600" w:hanging="360"/>
+      </w:pPr>
+    </w:lvl>
+    <w:lvl w:ilvl="5" w:tentative="1">
+      <w:start w:val="1"/>
+      <w:numFmt w:val="decimal"/>
+      <w:lvlText w:val="%6."/>
+      <w:lvlJc w:val="left"/>
+      <w:pPr>
+        <w:tabs>
+          <w:tab w:val="num" w:pos="4320"/>
+        </w:tabs>
+        <w:ind w:left="4320" w:hanging="360"/>
+      </w:pPr>
+    </w:lvl>
+    <w:lvl w:ilvl="6" w:tentative="1">
+      <w:start w:val="1"/>
+      <w:numFmt w:val="decimal"/>
+      <w:lvlText w:val="%7."/>
+      <w:lvlJc w:val="left"/>
+      <w:pPr>
+        <w:tabs>
+          <w:tab w:val="num" w:pos="5040"/>
+        </w:tabs>
+        <w:ind w:left="5040" w:hanging="360"/>
+      </w:pPr>
+    </w:lvl>
+    <w:lvl w:ilvl="7" w:tentative="1">
+      <w:start w:val="1"/>
+      <w:numFmt w:val="decimal"/>
+      <w:lvlText w:val="%8."/>
+      <w:lvlJc w:val="left"/>
+      <w:pPr>
+        <w:tabs>
+          <w:tab w:val="num" w:pos="5760"/>
+        </w:tabs>
+        <w:ind w:left="5760" w:hanging="360"/>
+      </w:pPr>
+    </w:lvl>
+    <w:lvl w:ilvl="8" w:tentative="1">
+      <w:start w:val="1"/>
+      <w:numFmt w:val="decimal"/>
+      <w:lvlText w:val="%9."/>
+      <w:lvlJc w:val="left"/>
+      <w:pPr>
+        <w:tabs>
+          <w:tab w:val="num" w:pos="6480"/>
+        </w:tabs>
+        <w:ind w:left="6480" w:hanging="360"/>
+      </w:pPr>
+    </w:lvl>
+  </w:abstractNum>
+  <w:abstractNum w:abstractNumId="3" w15:restartNumberingAfterBreak="0">
+    <w:nsid w:val="103F7FF5"/>
+    <w:multiLevelType w:val="multilevel"/>
+    <w:tmpl w:val="53E6EDFC"/>
+    <w:lvl w:ilvl="0">
+      <w:start w:val="41"/>
+      <w:numFmt w:val="decimal"/>
+      <w:lvlText w:val="%1."/>
+      <w:lvlJc w:val="left"/>
+      <w:pPr>
+        <w:tabs>
+          <w:tab w:val="num" w:pos="720"/>
+        </w:tabs>
+        <w:ind w:left="720" w:hanging="360"/>
+      </w:pPr>
+    </w:lvl>
+    <w:lvl w:ilvl="1" w:tentative="1">
+      <w:start w:val="1"/>
+      <w:numFmt w:val="decimal"/>
+      <w:lvlText w:val="%2."/>
+      <w:lvlJc w:val="left"/>
+      <w:pPr>
+        <w:tabs>
+          <w:tab w:val="num" w:pos="1440"/>
+        </w:tabs>
+        <w:ind w:left="1440" w:hanging="360"/>
+      </w:pPr>
+    </w:lvl>
+    <w:lvl w:ilvl="2" w:tentative="1">
+      <w:start w:val="1"/>
+      <w:numFmt w:val="decimal"/>
+      <w:lvlText w:val="%3."/>
+      <w:lvlJc w:val="left"/>
+      <w:pPr>
+        <w:tabs>
+          <w:tab w:val="num" w:pos="2160"/>
+        </w:tabs>
+        <w:ind w:left="2160" w:hanging="360"/>
+      </w:pPr>
+    </w:lvl>
+    <w:lvl w:ilvl="3" w:tentative="1">
+      <w:start w:val="1"/>
+      <w:numFmt w:val="decimal"/>
+      <w:lvlText w:val="%4."/>
+      <w:lvlJc w:val="left"/>
+      <w:pPr>
+        <w:tabs>
+          <w:tab w:val="num" w:pos="2880"/>
+        </w:tabs>
+        <w:ind w:left="2880" w:hanging="360"/>
+      </w:pPr>
+    </w:lvl>
+    <w:lvl w:ilvl="4" w:tentative="1">
+      <w:start w:val="1"/>
+      <w:numFmt w:val="decimal"/>
+      <w:lvlText w:val="%5."/>
+      <w:lvlJc w:val="left"/>
+      <w:pPr>
+        <w:tabs>
+          <w:tab w:val="num" w:pos="3600"/>
+        </w:tabs>
+        <w:ind w:left="3600" w:hanging="360"/>
+      </w:pPr>
+    </w:lvl>
+    <w:lvl w:ilvl="5" w:tentative="1">
+      <w:start w:val="1"/>
+      <w:numFmt w:val="decimal"/>
+      <w:lvlText w:val="%6."/>
+      <w:lvlJc w:val="left"/>
+      <w:pPr>
+        <w:tabs>
+          <w:tab w:val="num" w:pos="4320"/>
+        </w:tabs>
+        <w:ind w:left="4320" w:hanging="360"/>
+      </w:pPr>
+    </w:lvl>
+    <w:lvl w:ilvl="6" w:tentative="1">
+      <w:start w:val="1"/>
+      <w:numFmt w:val="decimal"/>
+      <w:lvlText w:val="%7."/>
+      <w:lvlJc w:val="left"/>
+      <w:pPr>
+        <w:tabs>
+          <w:tab w:val="num" w:pos="5040"/>
+        </w:tabs>
+        <w:ind w:left="5040" w:hanging="360"/>
+      </w:pPr>
+    </w:lvl>
+    <w:lvl w:ilvl="7" w:tentative="1">
+      <w:start w:val="1"/>
+      <w:numFmt w:val="decimal"/>
+      <w:lvlText w:val="%8."/>
+      <w:lvlJc w:val="left"/>
+      <w:pPr>
+        <w:tabs>
+          <w:tab w:val="num" w:pos="5760"/>
+        </w:tabs>
+        <w:ind w:left="5760" w:hanging="360"/>
+      </w:pPr>
+    </w:lvl>
+    <w:lvl w:ilvl="8" w:tentative="1">
+      <w:start w:val="1"/>
+      <w:numFmt w:val="decimal"/>
+      <w:lvlText w:val="%9."/>
+      <w:lvlJc w:val="left"/>
+      <w:pPr>
+        <w:tabs>
+          <w:tab w:val="num" w:pos="6480"/>
+        </w:tabs>
+        <w:ind w:left="6480" w:hanging="360"/>
+      </w:pPr>
+    </w:lvl>
+  </w:abstractNum>
+  <w:abstractNum w:abstractNumId="4" w15:restartNumberingAfterBreak="0">
+    <w:nsid w:val="160E5EF3"/>
+    <w:multiLevelType w:val="multilevel"/>
+    <w:tmpl w:val="B1742E46"/>
+    <w:lvl w:ilvl="0">
+      <w:start w:val="11"/>
+      <w:numFmt w:val="decimal"/>
+      <w:lvlText w:val="%1."/>
+      <w:lvlJc w:val="left"/>
+      <w:pPr>
+        <w:tabs>
+          <w:tab w:val="num" w:pos="720"/>
+        </w:tabs>
+        <w:ind w:left="720" w:hanging="360"/>
+      </w:pPr>
+    </w:lvl>
+    <w:lvl w:ilvl="1" w:tentative="1">
+      <w:start w:val="1"/>
+      <w:numFmt w:val="decimal"/>
+      <w:lvlText w:val="%2."/>
+      <w:lvlJc w:val="left"/>
+      <w:pPr>
+        <w:tabs>
+          <w:tab w:val="num" w:pos="1440"/>
+        </w:tabs>
+        <w:ind w:left="1440" w:hanging="360"/>
+      </w:pPr>
+    </w:lvl>
+    <w:lvl w:ilvl="2" w:tentative="1">
+      <w:start w:val="1"/>
+      <w:numFmt w:val="decimal"/>
+      <w:lvlText w:val="%3."/>
+      <w:lvlJc w:val="left"/>
+      <w:pPr>
+        <w:tabs>
+          <w:tab w:val="num" w:pos="2160"/>
+        </w:tabs>
+        <w:ind w:left="2160" w:hanging="360"/>
+      </w:pPr>
+    </w:lvl>
+    <w:lvl w:ilvl="3" w:tentative="1">
+      <w:start w:val="1"/>
+      <w:numFmt w:val="decimal"/>
+      <w:lvlText w:val="%4."/>
+      <w:lvlJc w:val="left"/>
+      <w:pPr>
+        <w:tabs>
+          <w:tab w:val="num" w:pos="2880"/>
+        </w:tabs>
+        <w:ind w:left="2880" w:hanging="360"/>
+      </w:pPr>
+    </w:lvl>
+    <w:lvl w:ilvl="4" w:tentative="1">
+      <w:start w:val="1"/>
+      <w:numFmt w:val="decimal"/>
+      <w:lvlText w:val="%5."/>
+      <w:lvlJc w:val="left"/>
+      <w:pPr>
+        <w:tabs>
+          <w:tab w:val="num" w:pos="3600"/>
+        </w:tabs>
+        <w:ind w:left="3600" w:hanging="360"/>
+      </w:pPr>
+    </w:lvl>
+    <w:lvl w:ilvl="5" w:tentative="1">
+      <w:start w:val="1"/>
+      <w:numFmt w:val="decimal"/>
+      <w:lvlText w:val="%6."/>
+      <w:lvlJc w:val="left"/>
+      <w:pPr>
+        <w:tabs>
+          <w:tab w:val="num" w:pos="4320"/>
+        </w:tabs>
+        <w:ind w:left="4320" w:hanging="360"/>
+      </w:pPr>
+    </w:lvl>
+    <w:lvl w:ilvl="6" w:tentative="1">
+      <w:start w:val="1"/>
+      <w:numFmt w:val="decimal"/>
+      <w:lvlText w:val="%7."/>
+      <w:lvlJc w:val="left"/>
+      <w:pPr>
+        <w:tabs>
+          <w:tab w:val="num" w:pos="5040"/>
+        </w:tabs>
+        <w:ind w:left="5040" w:hanging="360"/>
+      </w:pPr>
+    </w:lvl>
+    <w:lvl w:ilvl="7" w:tentative="1">
+      <w:start w:val="1"/>
+      <w:numFmt w:val="decimal"/>
+      <w:lvlText w:val="%8."/>
+      <w:lvlJc w:val="left"/>
+      <w:pPr>
+        <w:tabs>
+          <w:tab w:val="num" w:pos="5760"/>
+        </w:tabs>
+        <w:ind w:left="5760" w:hanging="360"/>
+      </w:pPr>
+    </w:lvl>
+    <w:lvl w:ilvl="8" w:tentative="1">
+      <w:start w:val="1"/>
+      <w:numFmt w:val="decimal"/>
+      <w:lvlText w:val="%9."/>
+      <w:lvlJc w:val="left"/>
+      <w:pPr>
+        <w:tabs>
+          <w:tab w:val="num" w:pos="6480"/>
+        </w:tabs>
+        <w:ind w:left="6480" w:hanging="360"/>
+      </w:pPr>
+    </w:lvl>
+  </w:abstractNum>
+  <w:abstractNum w:abstractNumId="5" w15:restartNumberingAfterBreak="0">
     <w:nsid w:val="166441DC"/>
     <w:multiLevelType w:val="multilevel"/>
     <w:tmpl w:val="9B7C52E6"/>
@@ -2138,7 +4658,120 @@
       </w:pPr>
     </w:lvl>
   </w:abstractNum>
-  <w:abstractNum w:abstractNumId="3" w15:restartNumberingAfterBreak="0">
+  <w:abstractNum w:abstractNumId="6" w15:restartNumberingAfterBreak="0">
+    <w:nsid w:val="17D5088A"/>
+    <w:multiLevelType w:val="multilevel"/>
+    <w:tmpl w:val="7DAA7F2A"/>
+    <w:lvl w:ilvl="0">
+      <w:start w:val="106"/>
+      <w:numFmt w:val="decimal"/>
+      <w:lvlText w:val="%1."/>
+      <w:lvlJc w:val="left"/>
+      <w:pPr>
+        <w:tabs>
+          <w:tab w:val="num" w:pos="720"/>
+        </w:tabs>
+        <w:ind w:left="720" w:hanging="360"/>
+      </w:pPr>
+    </w:lvl>
+    <w:lvl w:ilvl="1" w:tentative="1">
+      <w:start w:val="1"/>
+      <w:numFmt w:val="decimal"/>
+      <w:lvlText w:val="%2."/>
+      <w:lvlJc w:val="left"/>
+      <w:pPr>
+        <w:tabs>
+          <w:tab w:val="num" w:pos="1440"/>
+        </w:tabs>
+        <w:ind w:left="1440" w:hanging="360"/>
+      </w:pPr>
+    </w:lvl>
+    <w:lvl w:ilvl="2" w:tentative="1">
+      <w:start w:val="1"/>
+      <w:numFmt w:val="decimal"/>
+      <w:lvlText w:val="%3."/>
+      <w:lvlJc w:val="left"/>
+      <w:pPr>
+        <w:tabs>
+          <w:tab w:val="num" w:pos="2160"/>
+        </w:tabs>
+        <w:ind w:left="2160" w:hanging="360"/>
+      </w:pPr>
+    </w:lvl>
+    <w:lvl w:ilvl="3" w:tentative="1">
+      <w:start w:val="1"/>
+      <w:numFmt w:val="decimal"/>
+      <w:lvlText w:val="%4."/>
+      <w:lvlJc w:val="left"/>
+      <w:pPr>
+        <w:tabs>
+          <w:tab w:val="num" w:pos="2880"/>
+        </w:tabs>
+        <w:ind w:left="2880" w:hanging="360"/>
+      </w:pPr>
+    </w:lvl>
+    <w:lvl w:ilvl="4" w:tentative="1">
+      <w:start w:val="1"/>
+      <w:numFmt w:val="decimal"/>
+      <w:lvlText w:val="%5."/>
+      <w:lvlJc w:val="left"/>
+      <w:pPr>
+        <w:tabs>
+          <w:tab w:val="num" w:pos="3600"/>
+        </w:tabs>
+        <w:ind w:left="3600" w:hanging="360"/>
+      </w:pPr>
+    </w:lvl>
+    <w:lvl w:ilvl="5" w:tentative="1">
+      <w:start w:val="1"/>
+      <w:numFmt w:val="decimal"/>
+      <w:lvlText w:val="%6."/>
+      <w:lvlJc w:val="left"/>
+      <w:pPr>
+        <w:tabs>
+          <w:tab w:val="num" w:pos="4320"/>
+        </w:tabs>
+        <w:ind w:left="4320" w:hanging="360"/>
+      </w:pPr>
+    </w:lvl>
+    <w:lvl w:ilvl="6" w:tentative="1">
+      <w:start w:val="1"/>
+      <w:numFmt w:val="decimal"/>
+      <w:lvlText w:val="%7."/>
+      <w:lvlJc w:val="left"/>
+      <w:pPr>
+        <w:tabs>
+          <w:tab w:val="num" w:pos="5040"/>
+        </w:tabs>
+        <w:ind w:left="5040" w:hanging="360"/>
+      </w:pPr>
+    </w:lvl>
+    <w:lvl w:ilvl="7" w:tentative="1">
+      <w:start w:val="1"/>
+      <w:numFmt w:val="decimal"/>
+      <w:lvlText w:val="%8."/>
+      <w:lvlJc w:val="left"/>
+      <w:pPr>
+        <w:tabs>
+          <w:tab w:val="num" w:pos="5760"/>
+        </w:tabs>
+        <w:ind w:left="5760" w:hanging="360"/>
+      </w:pPr>
+    </w:lvl>
+    <w:lvl w:ilvl="8" w:tentative="1">
+      <w:start w:val="1"/>
+      <w:numFmt w:val="decimal"/>
+      <w:lvlText w:val="%9."/>
+      <w:lvlJc w:val="left"/>
+      <w:pPr>
+        <w:tabs>
+          <w:tab w:val="num" w:pos="6480"/>
+        </w:tabs>
+        <w:ind w:left="6480" w:hanging="360"/>
+      </w:pPr>
+    </w:lvl>
+  </w:abstractNum>
+  <w:abstractNum w:abstractNumId="7" w15:restartNumberingAfterBreak="0">
     <w:nsid w:val="21224EEE"/>
     <w:multiLevelType w:val="multilevel"/>
     <w:tmpl w:val="783AE816"/>
@@ -2251,7 +4884,7 @@
       </w:pPr>
     </w:lvl>
   </w:abstractNum>
-  <w:abstractNum w:abstractNumId="4" w15:restartNumberingAfterBreak="0">
+  <w:abstractNum w:abstractNumId="8" w15:restartNumberingAfterBreak="0">
     <w:nsid w:val="22C17944"/>
     <w:multiLevelType w:val="multilevel"/>
     <w:tmpl w:val="0A804AE0"/>
@@ -2364,7 +4997,120 @@
       </w:pPr>
     </w:lvl>
   </w:abstractNum>
-  <w:abstractNum w:abstractNumId="5" w15:restartNumberingAfterBreak="0">
+  <w:abstractNum w:abstractNumId="9" w15:restartNumberingAfterBreak="0">
+    <w:nsid w:val="24841720"/>
+    <w:multiLevelType w:val="multilevel"/>
+    <w:tmpl w:val="BB205084"/>
+    <w:lvl w:ilvl="0">
+      <w:start w:val="1"/>
+      <w:numFmt w:val="decimal"/>
+      <w:lvlText w:val="%1."/>
+      <w:lvlJc w:val="left"/>
+      <w:pPr>
+        <w:tabs>
+          <w:tab w:val="num" w:pos="720"/>
+        </w:tabs>
+        <w:ind w:left="720" w:hanging="360"/>
+      </w:pPr>
+    </w:lvl>
+    <w:lvl w:ilvl="1" w:tentative="1">
+      <w:start w:val="1"/>
+      <w:numFmt w:val="decimal"/>
+      <w:lvlText w:val="%2."/>
+      <w:lvlJc w:val="left"/>
+      <w:pPr>
+        <w:tabs>
+          <w:tab w:val="num" w:pos="1440"/>
+        </w:tabs>
+        <w:ind w:left="1440" w:hanging="360"/>
+      </w:pPr>
+    </w:lvl>
+    <w:lvl w:ilvl="2" w:tentative="1">
+      <w:start w:val="1"/>
+      <w:numFmt w:val="decimal"/>
+      <w:lvlText w:val="%3."/>
+      <w:lvlJc w:val="left"/>
+      <w:pPr>
+        <w:tabs>
+          <w:tab w:val="num" w:pos="2160"/>
+        </w:tabs>
+        <w:ind w:left="2160" w:hanging="360"/>
+      </w:pPr>
+    </w:lvl>
+    <w:lvl w:ilvl="3" w:tentative="1">
+      <w:start w:val="1"/>
+      <w:numFmt w:val="decimal"/>
+      <w:lvlText w:val="%4."/>
+      <w:lvlJc w:val="left"/>
+      <w:pPr>
+        <w:tabs>
+          <w:tab w:val="num" w:pos="2880"/>
+        </w:tabs>
+        <w:ind w:left="2880" w:hanging="360"/>
+      </w:pPr>
+    </w:lvl>
+    <w:lvl w:ilvl="4" w:tentative="1">
+      <w:start w:val="1"/>
+      <w:numFmt w:val="decimal"/>
+      <w:lvlText w:val="%5."/>
+      <w:lvlJc w:val="left"/>
+      <w:pPr>
+        <w:tabs>
+          <w:tab w:val="num" w:pos="3600"/>
+        </w:tabs>
+        <w:ind w:left="3600" w:hanging="360"/>
+      </w:pPr>
+    </w:lvl>
+    <w:lvl w:ilvl="5" w:tentative="1">
+      <w:start w:val="1"/>
+      <w:numFmt w:val="decimal"/>
+      <w:lvlText w:val="%6."/>
+      <w:lvlJc w:val="left"/>
+      <w:pPr>
+        <w:tabs>
+          <w:tab w:val="num" w:pos="4320"/>
+        </w:tabs>
+        <w:ind w:left="4320" w:hanging="360"/>
+      </w:pPr>
+    </w:lvl>
+    <w:lvl w:ilvl="6" w:tentative="1">
+      <w:start w:val="1"/>
+      <w:numFmt w:val="decimal"/>
+      <w:lvlText w:val="%7."/>
+      <w:lvlJc w:val="left"/>
+      <w:pPr>
+        <w:tabs>
+          <w:tab w:val="num" w:pos="5040"/>
+        </w:tabs>
+        <w:ind w:left="5040" w:hanging="360"/>
+      </w:pPr>
+    </w:lvl>
+    <w:lvl w:ilvl="7" w:tentative="1">
+      <w:start w:val="1"/>
+      <w:numFmt w:val="decimal"/>
+      <w:lvlText w:val="%8."/>
+      <w:lvlJc w:val="left"/>
+      <w:pPr>
+        <w:tabs>
+          <w:tab w:val="num" w:pos="5760"/>
+        </w:tabs>
+        <w:ind w:left="5760" w:hanging="360"/>
+      </w:pPr>
+    </w:lvl>
+    <w:lvl w:ilvl="8" w:tentative="1">
+      <w:start w:val="1"/>
+      <w:numFmt w:val="decimal"/>
+      <w:lvlText w:val="%9."/>
+      <w:lvlJc w:val="left"/>
+      <w:pPr>
+        <w:tabs>
+          <w:tab w:val="num" w:pos="6480"/>
+        </w:tabs>
+        <w:ind w:left="6480" w:hanging="360"/>
+      </w:pPr>
+    </w:lvl>
+  </w:abstractNum>
+  <w:abstractNum w:abstractNumId="10" w15:restartNumberingAfterBreak="0">
     <w:nsid w:val="2AE30BB0"/>
     <w:multiLevelType w:val="multilevel"/>
     <w:tmpl w:val="42EA7A00"/>
@@ -2477,7 +5223,120 @@
       </w:pPr>
     </w:lvl>
   </w:abstractNum>
-  <w:abstractNum w:abstractNumId="6" w15:restartNumberingAfterBreak="0">
+  <w:abstractNum w:abstractNumId="11" w15:restartNumberingAfterBreak="0">
+    <w:nsid w:val="365509DE"/>
+    <w:multiLevelType w:val="multilevel"/>
+    <w:tmpl w:val="9A565CD0"/>
+    <w:lvl w:ilvl="0">
+      <w:start w:val="96"/>
+      <w:numFmt w:val="decimal"/>
+      <w:lvlText w:val="%1."/>
+      <w:lvlJc w:val="left"/>
+      <w:pPr>
+        <w:tabs>
+          <w:tab w:val="num" w:pos="720"/>
+        </w:tabs>
+        <w:ind w:left="720" w:hanging="360"/>
+      </w:pPr>
+    </w:lvl>
+    <w:lvl w:ilvl="1" w:tentative="1">
+      <w:start w:val="1"/>
+      <w:numFmt w:val="decimal"/>
+      <w:lvlText w:val="%2."/>
+      <w:lvlJc w:val="left"/>
+      <w:pPr>
+        <w:tabs>
+          <w:tab w:val="num" w:pos="1440"/>
+        </w:tabs>
+        <w:ind w:left="1440" w:hanging="360"/>
+      </w:pPr>
+    </w:lvl>
+    <w:lvl w:ilvl="2" w:tentative="1">
+      <w:start w:val="1"/>
+      <w:numFmt w:val="decimal"/>
+      <w:lvlText w:val="%3."/>
+      <w:lvlJc w:val="left"/>
+      <w:pPr>
+        <w:tabs>
+          <w:tab w:val="num" w:pos="2160"/>
+        </w:tabs>
+        <w:ind w:left="2160" w:hanging="360"/>
+      </w:pPr>
+    </w:lvl>
+    <w:lvl w:ilvl="3" w:tentative="1">
+      <w:start w:val="1"/>
+      <w:numFmt w:val="decimal"/>
+      <w:lvlText w:val="%4."/>
+      <w:lvlJc w:val="left"/>
+      <w:pPr>
+        <w:tabs>
+          <w:tab w:val="num" w:pos="2880"/>
+        </w:tabs>
+        <w:ind w:left="2880" w:hanging="360"/>
+      </w:pPr>
+    </w:lvl>
+    <w:lvl w:ilvl="4" w:tentative="1">
+      <w:start w:val="1"/>
+      <w:numFmt w:val="decimal"/>
+      <w:lvlText w:val="%5."/>
+      <w:lvlJc w:val="left"/>
+      <w:pPr>
+        <w:tabs>
+          <w:tab w:val="num" w:pos="3600"/>
+        </w:tabs>
+        <w:ind w:left="3600" w:hanging="360"/>
+      </w:pPr>
+    </w:lvl>
+    <w:lvl w:ilvl="5" w:tentative="1">
+      <w:start w:val="1"/>
+      <w:numFmt w:val="decimal"/>
+      <w:lvlText w:val="%6."/>
+      <w:lvlJc w:val="left"/>
+      <w:pPr>
+        <w:tabs>
+          <w:tab w:val="num" w:pos="4320"/>
+        </w:tabs>
+        <w:ind w:left="4320" w:hanging="360"/>
+      </w:pPr>
+    </w:lvl>
+    <w:lvl w:ilvl="6" w:tentative="1">
+      <w:start w:val="1"/>
+      <w:numFmt w:val="decimal"/>
+      <w:lvlText w:val="%7."/>
+      <w:lvlJc w:val="left"/>
+      <w:pPr>
+        <w:tabs>
+          <w:tab w:val="num" w:pos="5040"/>
+        </w:tabs>
+        <w:ind w:left="5040" w:hanging="360"/>
+      </w:pPr>
+    </w:lvl>
+    <w:lvl w:ilvl="7" w:tentative="1">
+      <w:start w:val="1"/>
+      <w:numFmt w:val="decimal"/>
+      <w:lvlText w:val="%8."/>
+      <w:lvlJc w:val="left"/>
+      <w:pPr>
+        <w:tabs>
+          <w:tab w:val="num" w:pos="5760"/>
+        </w:tabs>
+        <w:ind w:left="5760" w:hanging="360"/>
+      </w:pPr>
+    </w:lvl>
+    <w:lvl w:ilvl="8" w:tentative="1">
+      <w:start w:val="1"/>
+      <w:numFmt w:val="decimal"/>
+      <w:lvlText w:val="%9."/>
+      <w:lvlJc w:val="left"/>
+      <w:pPr>
+        <w:tabs>
+          <w:tab w:val="num" w:pos="6480"/>
+        </w:tabs>
+        <w:ind w:left="6480" w:hanging="360"/>
+      </w:pPr>
+    </w:lvl>
+  </w:abstractNum>
+  <w:abstractNum w:abstractNumId="12" w15:restartNumberingAfterBreak="0">
     <w:nsid w:val="39E427AA"/>
     <w:multiLevelType w:val="multilevel"/>
     <w:tmpl w:val="98AA3594"/>
@@ -2590,7 +5449,7 @@
       </w:pPr>
     </w:lvl>
   </w:abstractNum>
-  <w:abstractNum w:abstractNumId="7" w15:restartNumberingAfterBreak="0">
+  <w:abstractNum w:abstractNumId="13" w15:restartNumberingAfterBreak="0">
     <w:nsid w:val="3A4D6AD1"/>
     <w:multiLevelType w:val="multilevel"/>
     <w:tmpl w:val="5AAAAB8A"/>
@@ -2703,7 +5562,120 @@
       </w:pPr>
     </w:lvl>
   </w:abstractNum>
-  <w:abstractNum w:abstractNumId="8" w15:restartNumberingAfterBreak="0">
+  <w:abstractNum w:abstractNumId="14" w15:restartNumberingAfterBreak="0">
+    <w:nsid w:val="3CA24E82"/>
+    <w:multiLevelType w:val="multilevel"/>
+    <w:tmpl w:val="27C40908"/>
+    <w:lvl w:ilvl="0">
+      <w:start w:val="61"/>
+      <w:numFmt w:val="decimal"/>
+      <w:lvlText w:val="%1."/>
+      <w:lvlJc w:val="left"/>
+      <w:pPr>
+        <w:tabs>
+          <w:tab w:val="num" w:pos="720"/>
+        </w:tabs>
+        <w:ind w:left="720" w:hanging="360"/>
+      </w:pPr>
+    </w:lvl>
+    <w:lvl w:ilvl="1" w:tentative="1">
+      <w:start w:val="1"/>
+      <w:numFmt w:val="decimal"/>
+      <w:lvlText w:val="%2."/>
+      <w:lvlJc w:val="left"/>
+      <w:pPr>
+        <w:tabs>
+          <w:tab w:val="num" w:pos="1440"/>
+        </w:tabs>
+        <w:ind w:left="1440" w:hanging="360"/>
+      </w:pPr>
+    </w:lvl>
+    <w:lvl w:ilvl="2" w:tentative="1">
+      <w:start w:val="1"/>
+      <w:numFmt w:val="decimal"/>
+      <w:lvlText w:val="%3."/>
+      <w:lvlJc w:val="left"/>
+      <w:pPr>
+        <w:tabs>
+          <w:tab w:val="num" w:pos="2160"/>
+        </w:tabs>
+        <w:ind w:left="2160" w:hanging="360"/>
+      </w:pPr>
+    </w:lvl>
+    <w:lvl w:ilvl="3" w:tentative="1">
+      <w:start w:val="1"/>
+      <w:numFmt w:val="decimal"/>
+      <w:lvlText w:val="%4."/>
+      <w:lvlJc w:val="left"/>
+      <w:pPr>
+        <w:tabs>
+          <w:tab w:val="num" w:pos="2880"/>
+        </w:tabs>
+        <w:ind w:left="2880" w:hanging="360"/>
+      </w:pPr>
+    </w:lvl>
+    <w:lvl w:ilvl="4" w:tentative="1">
+      <w:start w:val="1"/>
+      <w:numFmt w:val="decimal"/>
+      <w:lvlText w:val="%5."/>
+      <w:lvlJc w:val="left"/>
+      <w:pPr>
+        <w:tabs>
+          <w:tab w:val="num" w:pos="3600"/>
+        </w:tabs>
+        <w:ind w:left="3600" w:hanging="360"/>
+      </w:pPr>
+    </w:lvl>
+    <w:lvl w:ilvl="5" w:tentative="1">
+      <w:start w:val="1"/>
+      <w:numFmt w:val="decimal"/>
+      <w:lvlText w:val="%6."/>
+      <w:lvlJc w:val="left"/>
+      <w:pPr>
+        <w:tabs>
+          <w:tab w:val="num" w:pos="4320"/>
+        </w:tabs>
+        <w:ind w:left="4320" w:hanging="360"/>
+      </w:pPr>
+    </w:lvl>
+    <w:lvl w:ilvl="6" w:tentative="1">
+      <w:start w:val="1"/>
+      <w:numFmt w:val="decimal"/>
+      <w:lvlText w:val="%7."/>
+      <w:lvlJc w:val="left"/>
+      <w:pPr>
+        <w:tabs>
+          <w:tab w:val="num" w:pos="5040"/>
+        </w:tabs>
+        <w:ind w:left="5040" w:hanging="360"/>
+      </w:pPr>
+    </w:lvl>
+    <w:lvl w:ilvl="7" w:tentative="1">
+      <w:start w:val="1"/>
+      <w:numFmt w:val="decimal"/>
+      <w:lvlText w:val="%8."/>
+      <w:lvlJc w:val="left"/>
+      <w:pPr>
+        <w:tabs>
+          <w:tab w:val="num" w:pos="5760"/>
+        </w:tabs>
+        <w:ind w:left="5760" w:hanging="360"/>
+      </w:pPr>
+    </w:lvl>
+    <w:lvl w:ilvl="8" w:tentative="1">
+      <w:start w:val="1"/>
+      <w:numFmt w:val="decimal"/>
+      <w:lvlText w:val="%9."/>
+      <w:lvlJc w:val="left"/>
+      <w:pPr>
+        <w:tabs>
+          <w:tab w:val="num" w:pos="6480"/>
+        </w:tabs>
+        <w:ind w:left="6480" w:hanging="360"/>
+      </w:pPr>
+    </w:lvl>
+  </w:abstractNum>
+  <w:abstractNum w:abstractNumId="15" w15:restartNumberingAfterBreak="0">
     <w:nsid w:val="3E713C0E"/>
     <w:multiLevelType w:val="multilevel"/>
     <w:tmpl w:val="61E638B4"/>
@@ -2816,7 +5788,7 @@
       </w:pPr>
     </w:lvl>
   </w:abstractNum>
-  <w:abstractNum w:abstractNumId="9" w15:restartNumberingAfterBreak="0">
+  <w:abstractNum w:abstractNumId="16" w15:restartNumberingAfterBreak="0">
     <w:nsid w:val="3EDC4C3C"/>
     <w:multiLevelType w:val="multilevel"/>
     <w:tmpl w:val="B3B6E022"/>
@@ -2929,7 +5901,120 @@
       </w:pPr>
     </w:lvl>
   </w:abstractNum>
-  <w:abstractNum w:abstractNumId="10" w15:restartNumberingAfterBreak="0">
+  <w:abstractNum w:abstractNumId="17" w15:restartNumberingAfterBreak="0">
+    <w:nsid w:val="4289314F"/>
+    <w:multiLevelType w:val="multilevel"/>
+    <w:tmpl w:val="9FC83498"/>
+    <w:lvl w:ilvl="0">
+      <w:start w:val="86"/>
+      <w:numFmt w:val="decimal"/>
+      <w:lvlText w:val="%1."/>
+      <w:lvlJc w:val="left"/>
+      <w:pPr>
+        <w:tabs>
+          <w:tab w:val="num" w:pos="720"/>
+        </w:tabs>
+        <w:ind w:left="720" w:hanging="360"/>
+      </w:pPr>
+    </w:lvl>
+    <w:lvl w:ilvl="1" w:tentative="1">
+      <w:start w:val="1"/>
+      <w:numFmt w:val="decimal"/>
+      <w:lvlText w:val="%2."/>
+      <w:lvlJc w:val="left"/>
+      <w:pPr>
+        <w:tabs>
+          <w:tab w:val="num" w:pos="1440"/>
+        </w:tabs>
+        <w:ind w:left="1440" w:hanging="360"/>
+      </w:pPr>
+    </w:lvl>
+    <w:lvl w:ilvl="2" w:tentative="1">
+      <w:start w:val="1"/>
+      <w:numFmt w:val="decimal"/>
+      <w:lvlText w:val="%3."/>
+      <w:lvlJc w:val="left"/>
+      <w:pPr>
+        <w:tabs>
+          <w:tab w:val="num" w:pos="2160"/>
+        </w:tabs>
+        <w:ind w:left="2160" w:hanging="360"/>
+      </w:pPr>
+    </w:lvl>
+    <w:lvl w:ilvl="3" w:tentative="1">
+      <w:start w:val="1"/>
+      <w:numFmt w:val="decimal"/>
+      <w:lvlText w:val="%4."/>
+      <w:lvlJc w:val="left"/>
+      <w:pPr>
+        <w:tabs>
+          <w:tab w:val="num" w:pos="2880"/>
+        </w:tabs>
+        <w:ind w:left="2880" w:hanging="360"/>
+      </w:pPr>
+    </w:lvl>
+    <w:lvl w:ilvl="4" w:tentative="1">
+      <w:start w:val="1"/>
+      <w:numFmt w:val="decimal"/>
+      <w:lvlText w:val="%5."/>
+      <w:lvlJc w:val="left"/>
+      <w:pPr>
+        <w:tabs>
+          <w:tab w:val="num" w:pos="3600"/>
+        </w:tabs>
+        <w:ind w:left="3600" w:hanging="360"/>
+      </w:pPr>
+    </w:lvl>
+    <w:lvl w:ilvl="5" w:tentative="1">
+      <w:start w:val="1"/>
+      <w:numFmt w:val="decimal"/>
+      <w:lvlText w:val="%6."/>
+      <w:lvlJc w:val="left"/>
+      <w:pPr>
+        <w:tabs>
+          <w:tab w:val="num" w:pos="4320"/>
+        </w:tabs>
+        <w:ind w:left="4320" w:hanging="360"/>
+      </w:pPr>
+    </w:lvl>
+    <w:lvl w:ilvl="6" w:tentative="1">
+      <w:start w:val="1"/>
+      <w:numFmt w:val="decimal"/>
+      <w:lvlText w:val="%7."/>
+      <w:lvlJc w:val="left"/>
+      <w:pPr>
+        <w:tabs>
+          <w:tab w:val="num" w:pos="5040"/>
+        </w:tabs>
+        <w:ind w:left="5040" w:hanging="360"/>
+      </w:pPr>
+    </w:lvl>
+    <w:lvl w:ilvl="7" w:tentative="1">
+      <w:start w:val="1"/>
+      <w:numFmt w:val="decimal"/>
+      <w:lvlText w:val="%8."/>
+      <w:lvlJc w:val="left"/>
+      <w:pPr>
+        <w:tabs>
+          <w:tab w:val="num" w:pos="5760"/>
+        </w:tabs>
+        <w:ind w:left="5760" w:hanging="360"/>
+      </w:pPr>
+    </w:lvl>
+    <w:lvl w:ilvl="8" w:tentative="1">
+      <w:start w:val="1"/>
+      <w:numFmt w:val="decimal"/>
+      <w:lvlText w:val="%9."/>
+      <w:lvlJc w:val="left"/>
+      <w:pPr>
+        <w:tabs>
+          <w:tab w:val="num" w:pos="6480"/>
+        </w:tabs>
+        <w:ind w:left="6480" w:hanging="360"/>
+      </w:pPr>
+    </w:lvl>
+  </w:abstractNum>
+  <w:abstractNum w:abstractNumId="18" w15:restartNumberingAfterBreak="0">
     <w:nsid w:val="42993190"/>
     <w:multiLevelType w:val="multilevel"/>
     <w:tmpl w:val="36303EE2"/>
@@ -3042,7 +6127,120 @@
       </w:pPr>
     </w:lvl>
   </w:abstractNum>
-  <w:abstractNum w:abstractNumId="11" w15:restartNumberingAfterBreak="0">
+  <w:abstractNum w:abstractNumId="19" w15:restartNumberingAfterBreak="0">
+    <w:nsid w:val="455D3E32"/>
+    <w:multiLevelType w:val="multilevel"/>
+    <w:tmpl w:val="93941EAE"/>
+    <w:lvl w:ilvl="0">
+      <w:start w:val="21"/>
+      <w:numFmt w:val="decimal"/>
+      <w:lvlText w:val="%1."/>
+      <w:lvlJc w:val="left"/>
+      <w:pPr>
+        <w:tabs>
+          <w:tab w:val="num" w:pos="720"/>
+        </w:tabs>
+        <w:ind w:left="720" w:hanging="360"/>
+      </w:pPr>
+    </w:lvl>
+    <w:lvl w:ilvl="1" w:tentative="1">
+      <w:start w:val="1"/>
+      <w:numFmt w:val="decimal"/>
+      <w:lvlText w:val="%2."/>
+      <w:lvlJc w:val="left"/>
+      <w:pPr>
+        <w:tabs>
+          <w:tab w:val="num" w:pos="1440"/>
+        </w:tabs>
+        <w:ind w:left="1440" w:hanging="360"/>
+      </w:pPr>
+    </w:lvl>
+    <w:lvl w:ilvl="2" w:tentative="1">
+      <w:start w:val="1"/>
+      <w:numFmt w:val="decimal"/>
+      <w:lvlText w:val="%3."/>
+      <w:lvlJc w:val="left"/>
+      <w:pPr>
+        <w:tabs>
+          <w:tab w:val="num" w:pos="2160"/>
+        </w:tabs>
+        <w:ind w:left="2160" w:hanging="360"/>
+      </w:pPr>
+    </w:lvl>
+    <w:lvl w:ilvl="3" w:tentative="1">
+      <w:start w:val="1"/>
+      <w:numFmt w:val="decimal"/>
+      <w:lvlText w:val="%4."/>
+      <w:lvlJc w:val="left"/>
+      <w:pPr>
+        <w:tabs>
+          <w:tab w:val="num" w:pos="2880"/>
+        </w:tabs>
+        <w:ind w:left="2880" w:hanging="360"/>
+      </w:pPr>
+    </w:lvl>
+    <w:lvl w:ilvl="4" w:tentative="1">
+      <w:start w:val="1"/>
+      <w:numFmt w:val="decimal"/>
+      <w:lvlText w:val="%5."/>
+      <w:lvlJc w:val="left"/>
+      <w:pPr>
+        <w:tabs>
+          <w:tab w:val="num" w:pos="3600"/>
+        </w:tabs>
+        <w:ind w:left="3600" w:hanging="360"/>
+      </w:pPr>
+    </w:lvl>
+    <w:lvl w:ilvl="5" w:tentative="1">
+      <w:start w:val="1"/>
+      <w:numFmt w:val="decimal"/>
+      <w:lvlText w:val="%6."/>
+      <w:lvlJc w:val="left"/>
+      <w:pPr>
+        <w:tabs>
+          <w:tab w:val="num" w:pos="4320"/>
+        </w:tabs>
+        <w:ind w:left="4320" w:hanging="360"/>
+      </w:pPr>
+    </w:lvl>
+    <w:lvl w:ilvl="6" w:tentative="1">
+      <w:start w:val="1"/>
+      <w:numFmt w:val="decimal"/>
+      <w:lvlText w:val="%7."/>
+      <w:lvlJc w:val="left"/>
+      <w:pPr>
+        <w:tabs>
+          <w:tab w:val="num" w:pos="5040"/>
+        </w:tabs>
+        <w:ind w:left="5040" w:hanging="360"/>
+      </w:pPr>
+    </w:lvl>
+    <w:lvl w:ilvl="7" w:tentative="1">
+      <w:start w:val="1"/>
+      <w:numFmt w:val="decimal"/>
+      <w:lvlText w:val="%8."/>
+      <w:lvlJc w:val="left"/>
+      <w:pPr>
+        <w:tabs>
+          <w:tab w:val="num" w:pos="5760"/>
+        </w:tabs>
+        <w:ind w:left="5760" w:hanging="360"/>
+      </w:pPr>
+    </w:lvl>
+    <w:lvl w:ilvl="8" w:tentative="1">
+      <w:start w:val="1"/>
+      <w:numFmt w:val="decimal"/>
+      <w:lvlText w:val="%9."/>
+      <w:lvlJc w:val="left"/>
+      <w:pPr>
+        <w:tabs>
+          <w:tab w:val="num" w:pos="6480"/>
+        </w:tabs>
+        <w:ind w:left="6480" w:hanging="360"/>
+      </w:pPr>
+    </w:lvl>
+  </w:abstractNum>
+  <w:abstractNum w:abstractNumId="20" w15:restartNumberingAfterBreak="0">
     <w:nsid w:val="48441245"/>
     <w:multiLevelType w:val="multilevel"/>
     <w:tmpl w:val="3E00D47E"/>
@@ -3155,7 +6353,459 @@
       </w:pPr>
     </w:lvl>
   </w:abstractNum>
-  <w:abstractNum w:abstractNumId="12" w15:restartNumberingAfterBreak="0">
+  <w:abstractNum w:abstractNumId="21" w15:restartNumberingAfterBreak="0">
+    <w:nsid w:val="4E43341F"/>
+    <w:multiLevelType w:val="multilevel"/>
+    <w:tmpl w:val="A12E0A2C"/>
+    <w:lvl w:ilvl="0">
+      <w:start w:val="26"/>
+      <w:numFmt w:val="decimal"/>
+      <w:lvlText w:val="%1."/>
+      <w:lvlJc w:val="left"/>
+      <w:pPr>
+        <w:tabs>
+          <w:tab w:val="num" w:pos="720"/>
+        </w:tabs>
+        <w:ind w:left="720" w:hanging="360"/>
+      </w:pPr>
+    </w:lvl>
+    <w:lvl w:ilvl="1" w:tentative="1">
+      <w:start w:val="1"/>
+      <w:numFmt w:val="decimal"/>
+      <w:lvlText w:val="%2."/>
+      <w:lvlJc w:val="left"/>
+      <w:pPr>
+        <w:tabs>
+          <w:tab w:val="num" w:pos="1440"/>
+        </w:tabs>
+        <w:ind w:left="1440" w:hanging="360"/>
+      </w:pPr>
+    </w:lvl>
+    <w:lvl w:ilvl="2" w:tentative="1">
+      <w:start w:val="1"/>
+      <w:numFmt w:val="decimal"/>
+      <w:lvlText w:val="%3."/>
+      <w:lvlJc w:val="left"/>
+      <w:pPr>
+        <w:tabs>
+          <w:tab w:val="num" w:pos="2160"/>
+        </w:tabs>
+        <w:ind w:left="2160" w:hanging="360"/>
+      </w:pPr>
+    </w:lvl>
+    <w:lvl w:ilvl="3" w:tentative="1">
+      <w:start w:val="1"/>
+      <w:numFmt w:val="decimal"/>
+      <w:lvlText w:val="%4."/>
+      <w:lvlJc w:val="left"/>
+      <w:pPr>
+        <w:tabs>
+          <w:tab w:val="num" w:pos="2880"/>
+        </w:tabs>
+        <w:ind w:left="2880" w:hanging="360"/>
+      </w:pPr>
+    </w:lvl>
+    <w:lvl w:ilvl="4" w:tentative="1">
+      <w:start w:val="1"/>
+      <w:numFmt w:val="decimal"/>
+      <w:lvlText w:val="%5."/>
+      <w:lvlJc w:val="left"/>
+      <w:pPr>
+        <w:tabs>
+          <w:tab w:val="num" w:pos="3600"/>
+        </w:tabs>
+        <w:ind w:left="3600" w:hanging="360"/>
+      </w:pPr>
+    </w:lvl>
+    <w:lvl w:ilvl="5" w:tentative="1">
+      <w:start w:val="1"/>
+      <w:numFmt w:val="decimal"/>
+      <w:lvlText w:val="%6."/>
+      <w:lvlJc w:val="left"/>
+      <w:pPr>
+        <w:tabs>
+          <w:tab w:val="num" w:pos="4320"/>
+        </w:tabs>
+        <w:ind w:left="4320" w:hanging="360"/>
+      </w:pPr>
+    </w:lvl>
+    <w:lvl w:ilvl="6" w:tentative="1">
+      <w:start w:val="1"/>
+      <w:numFmt w:val="decimal"/>
+      <w:lvlText w:val="%7."/>
+      <w:lvlJc w:val="left"/>
+      <w:pPr>
+        <w:tabs>
+          <w:tab w:val="num" w:pos="5040"/>
+        </w:tabs>
+        <w:ind w:left="5040" w:hanging="360"/>
+      </w:pPr>
+    </w:lvl>
+    <w:lvl w:ilvl="7" w:tentative="1">
+      <w:start w:val="1"/>
+      <w:numFmt w:val="decimal"/>
+      <w:lvlText w:val="%8."/>
+      <w:lvlJc w:val="left"/>
+      <w:pPr>
+        <w:tabs>
+          <w:tab w:val="num" w:pos="5760"/>
+        </w:tabs>
+        <w:ind w:left="5760" w:hanging="360"/>
+      </w:pPr>
+    </w:lvl>
+    <w:lvl w:ilvl="8" w:tentative="1">
+      <w:start w:val="1"/>
+      <w:numFmt w:val="decimal"/>
+      <w:lvlText w:val="%9."/>
+      <w:lvlJc w:val="left"/>
+      <w:pPr>
+        <w:tabs>
+          <w:tab w:val="num" w:pos="6480"/>
+        </w:tabs>
+        <w:ind w:left="6480" w:hanging="360"/>
+      </w:pPr>
+    </w:lvl>
+  </w:abstractNum>
+  <w:abstractNum w:abstractNumId="22" w15:restartNumberingAfterBreak="0">
+    <w:nsid w:val="4F3F6B89"/>
+    <w:multiLevelType w:val="multilevel"/>
+    <w:tmpl w:val="44C0DCB2"/>
+    <w:lvl w:ilvl="0">
+      <w:start w:val="146"/>
+      <w:numFmt w:val="decimal"/>
+      <w:lvlText w:val="%1."/>
+      <w:lvlJc w:val="left"/>
+      <w:pPr>
+        <w:tabs>
+          <w:tab w:val="num" w:pos="720"/>
+        </w:tabs>
+        <w:ind w:left="720" w:hanging="360"/>
+      </w:pPr>
+    </w:lvl>
+    <w:lvl w:ilvl="1" w:tentative="1">
+      <w:start w:val="1"/>
+      <w:numFmt w:val="decimal"/>
+      <w:lvlText w:val="%2."/>
+      <w:lvlJc w:val="left"/>
+      <w:pPr>
+        <w:tabs>
+          <w:tab w:val="num" w:pos="1440"/>
+        </w:tabs>
+        <w:ind w:left="1440" w:hanging="360"/>
+      </w:pPr>
+    </w:lvl>
+    <w:lvl w:ilvl="2" w:tentative="1">
+      <w:start w:val="1"/>
+      <w:numFmt w:val="decimal"/>
+      <w:lvlText w:val="%3."/>
+      <w:lvlJc w:val="left"/>
+      <w:pPr>
+        <w:tabs>
+          <w:tab w:val="num" w:pos="2160"/>
+        </w:tabs>
+        <w:ind w:left="2160" w:hanging="360"/>
+      </w:pPr>
+    </w:lvl>
+    <w:lvl w:ilvl="3" w:tentative="1">
+      <w:start w:val="1"/>
+      <w:numFmt w:val="decimal"/>
+      <w:lvlText w:val="%4."/>
+      <w:lvlJc w:val="left"/>
+      <w:pPr>
+        <w:tabs>
+          <w:tab w:val="num" w:pos="2880"/>
+        </w:tabs>
+        <w:ind w:left="2880" w:hanging="360"/>
+      </w:pPr>
+    </w:lvl>
+    <w:lvl w:ilvl="4" w:tentative="1">
+      <w:start w:val="1"/>
+      <w:numFmt w:val="decimal"/>
+      <w:lvlText w:val="%5."/>
+      <w:lvlJc w:val="left"/>
+      <w:pPr>
+        <w:tabs>
+          <w:tab w:val="num" w:pos="3600"/>
+        </w:tabs>
+        <w:ind w:left="3600" w:hanging="360"/>
+      </w:pPr>
+    </w:lvl>
+    <w:lvl w:ilvl="5" w:tentative="1">
+      <w:start w:val="1"/>
+      <w:numFmt w:val="decimal"/>
+      <w:lvlText w:val="%6."/>
+      <w:lvlJc w:val="left"/>
+      <w:pPr>
+        <w:tabs>
+          <w:tab w:val="num" w:pos="4320"/>
+        </w:tabs>
+        <w:ind w:left="4320" w:hanging="360"/>
+      </w:pPr>
+    </w:lvl>
+    <w:lvl w:ilvl="6" w:tentative="1">
+      <w:start w:val="1"/>
+      <w:numFmt w:val="decimal"/>
+      <w:lvlText w:val="%7."/>
+      <w:lvlJc w:val="left"/>
+      <w:pPr>
+        <w:tabs>
+          <w:tab w:val="num" w:pos="5040"/>
+        </w:tabs>
+        <w:ind w:left="5040" w:hanging="360"/>
+      </w:pPr>
+    </w:lvl>
+    <w:lvl w:ilvl="7" w:tentative="1">
+      <w:start w:val="1"/>
+      <w:numFmt w:val="decimal"/>
+      <w:lvlText w:val="%8."/>
+      <w:lvlJc w:val="left"/>
+      <w:pPr>
+        <w:tabs>
+          <w:tab w:val="num" w:pos="5760"/>
+        </w:tabs>
+        <w:ind w:left="5760" w:hanging="360"/>
+      </w:pPr>
+    </w:lvl>
+    <w:lvl w:ilvl="8" w:tentative="1">
+      <w:start w:val="1"/>
+      <w:numFmt w:val="decimal"/>
+      <w:lvlText w:val="%9."/>
+      <w:lvlJc w:val="left"/>
+      <w:pPr>
+        <w:tabs>
+          <w:tab w:val="num" w:pos="6480"/>
+        </w:tabs>
+        <w:ind w:left="6480" w:hanging="360"/>
+      </w:pPr>
+    </w:lvl>
+  </w:abstractNum>
+  <w:abstractNum w:abstractNumId="23" w15:restartNumberingAfterBreak="0">
+    <w:nsid w:val="52D45667"/>
+    <w:multiLevelType w:val="multilevel"/>
+    <w:tmpl w:val="EF7266A0"/>
+    <w:lvl w:ilvl="0">
+      <w:start w:val="55"/>
+      <w:numFmt w:val="decimal"/>
+      <w:lvlText w:val="%1."/>
+      <w:lvlJc w:val="left"/>
+      <w:pPr>
+        <w:tabs>
+          <w:tab w:val="num" w:pos="720"/>
+        </w:tabs>
+        <w:ind w:left="720" w:hanging="360"/>
+      </w:pPr>
+    </w:lvl>
+    <w:lvl w:ilvl="1" w:tentative="1">
+      <w:start w:val="1"/>
+      <w:numFmt w:val="decimal"/>
+      <w:lvlText w:val="%2."/>
+      <w:lvlJc w:val="left"/>
+      <w:pPr>
+        <w:tabs>
+          <w:tab w:val="num" w:pos="1440"/>
+        </w:tabs>
+        <w:ind w:left="1440" w:hanging="360"/>
+      </w:pPr>
+    </w:lvl>
+    <w:lvl w:ilvl="2" w:tentative="1">
+      <w:start w:val="1"/>
+      <w:numFmt w:val="decimal"/>
+      <w:lvlText w:val="%3."/>
+      <w:lvlJc w:val="left"/>
+      <w:pPr>
+        <w:tabs>
+          <w:tab w:val="num" w:pos="2160"/>
+        </w:tabs>
+        <w:ind w:left="2160" w:hanging="360"/>
+      </w:pPr>
+    </w:lvl>
+    <w:lvl w:ilvl="3" w:tentative="1">
+      <w:start w:val="1"/>
+      <w:numFmt w:val="decimal"/>
+      <w:lvlText w:val="%4."/>
+      <w:lvlJc w:val="left"/>
+      <w:pPr>
+        <w:tabs>
+          <w:tab w:val="num" w:pos="2880"/>
+        </w:tabs>
+        <w:ind w:left="2880" w:hanging="360"/>
+      </w:pPr>
+    </w:lvl>
+    <w:lvl w:ilvl="4" w:tentative="1">
+      <w:start w:val="1"/>
+      <w:numFmt w:val="decimal"/>
+      <w:lvlText w:val="%5."/>
+      <w:lvlJc w:val="left"/>
+      <w:pPr>
+        <w:tabs>
+          <w:tab w:val="num" w:pos="3600"/>
+        </w:tabs>
+        <w:ind w:left="3600" w:hanging="360"/>
+      </w:pPr>
+    </w:lvl>
+    <w:lvl w:ilvl="5" w:tentative="1">
+      <w:start w:val="1"/>
+      <w:numFmt w:val="decimal"/>
+      <w:lvlText w:val="%6."/>
+      <w:lvlJc w:val="left"/>
+      <w:pPr>
+        <w:tabs>
+          <w:tab w:val="num" w:pos="4320"/>
+        </w:tabs>
+        <w:ind w:left="4320" w:hanging="360"/>
+      </w:pPr>
+    </w:lvl>
+    <w:lvl w:ilvl="6" w:tentative="1">
+      <w:start w:val="1"/>
+      <w:numFmt w:val="decimal"/>
+      <w:lvlText w:val="%7."/>
+      <w:lvlJc w:val="left"/>
+      <w:pPr>
+        <w:tabs>
+          <w:tab w:val="num" w:pos="5040"/>
+        </w:tabs>
+        <w:ind w:left="5040" w:hanging="360"/>
+      </w:pPr>
+    </w:lvl>
+    <w:lvl w:ilvl="7" w:tentative="1">
+      <w:start w:val="1"/>
+      <w:numFmt w:val="decimal"/>
+      <w:lvlText w:val="%8."/>
+      <w:lvlJc w:val="left"/>
+      <w:pPr>
+        <w:tabs>
+          <w:tab w:val="num" w:pos="5760"/>
+        </w:tabs>
+        <w:ind w:left="5760" w:hanging="360"/>
+      </w:pPr>
+    </w:lvl>
+    <w:lvl w:ilvl="8" w:tentative="1">
+      <w:start w:val="1"/>
+      <w:numFmt w:val="decimal"/>
+      <w:lvlText w:val="%9."/>
+      <w:lvlJc w:val="left"/>
+      <w:pPr>
+        <w:tabs>
+          <w:tab w:val="num" w:pos="6480"/>
+        </w:tabs>
+        <w:ind w:left="6480" w:hanging="360"/>
+      </w:pPr>
+    </w:lvl>
+  </w:abstractNum>
+  <w:abstractNum w:abstractNumId="24" w15:restartNumberingAfterBreak="0">
+    <w:nsid w:val="53B874FA"/>
+    <w:multiLevelType w:val="multilevel"/>
+    <w:tmpl w:val="DC60F67A"/>
+    <w:lvl w:ilvl="0">
+      <w:start w:val="71"/>
+      <w:numFmt w:val="decimal"/>
+      <w:lvlText w:val="%1."/>
+      <w:lvlJc w:val="left"/>
+      <w:pPr>
+        <w:tabs>
+          <w:tab w:val="num" w:pos="720"/>
+        </w:tabs>
+        <w:ind w:left="720" w:hanging="360"/>
+      </w:pPr>
+    </w:lvl>
+    <w:lvl w:ilvl="1" w:tentative="1">
+      <w:start w:val="1"/>
+      <w:numFmt w:val="decimal"/>
+      <w:lvlText w:val="%2."/>
+      <w:lvlJc w:val="left"/>
+      <w:pPr>
+        <w:tabs>
+          <w:tab w:val="num" w:pos="1440"/>
+        </w:tabs>
+        <w:ind w:left="1440" w:hanging="360"/>
+      </w:pPr>
+    </w:lvl>
+    <w:lvl w:ilvl="2" w:tentative="1">
+      <w:start w:val="1"/>
+      <w:numFmt w:val="decimal"/>
+      <w:lvlText w:val="%3."/>
+      <w:lvlJc w:val="left"/>
+      <w:pPr>
+        <w:tabs>
+          <w:tab w:val="num" w:pos="2160"/>
+        </w:tabs>
+        <w:ind w:left="2160" w:hanging="360"/>
+      </w:pPr>
+    </w:lvl>
+    <w:lvl w:ilvl="3" w:tentative="1">
+      <w:start w:val="1"/>
+      <w:numFmt w:val="decimal"/>
+      <w:lvlText w:val="%4."/>
+      <w:lvlJc w:val="left"/>
+      <w:pPr>
+        <w:tabs>
+          <w:tab w:val="num" w:pos="2880"/>
+        </w:tabs>
+        <w:ind w:left="2880" w:hanging="360"/>
+      </w:pPr>
+    </w:lvl>
+    <w:lvl w:ilvl="4" w:tentative="1">
+      <w:start w:val="1"/>
+      <w:numFmt w:val="decimal"/>
+      <w:lvlText w:val="%5."/>
+      <w:lvlJc w:val="left"/>
+      <w:pPr>
+        <w:tabs>
+          <w:tab w:val="num" w:pos="3600"/>
+        </w:tabs>
+        <w:ind w:left="3600" w:hanging="360"/>
+      </w:pPr>
+    </w:lvl>
+    <w:lvl w:ilvl="5" w:tentative="1">
+      <w:start w:val="1"/>
+      <w:numFmt w:val="decimal"/>
+      <w:lvlText w:val="%6."/>
+      <w:lvlJc w:val="left"/>
+      <w:pPr>
+        <w:tabs>
+          <w:tab w:val="num" w:pos="4320"/>
+        </w:tabs>
+        <w:ind w:left="4320" w:hanging="360"/>
+      </w:pPr>
+    </w:lvl>
+    <w:lvl w:ilvl="6" w:tentative="1">
+      <w:start w:val="1"/>
+      <w:numFmt w:val="decimal"/>
+      <w:lvlText w:val="%7."/>
+      <w:lvlJc w:val="left"/>
+      <w:pPr>
+        <w:tabs>
+          <w:tab w:val="num" w:pos="5040"/>
+        </w:tabs>
+        <w:ind w:left="5040" w:hanging="360"/>
+      </w:pPr>
+    </w:lvl>
+    <w:lvl w:ilvl="7" w:tentative="1">
+      <w:start w:val="1"/>
+      <w:numFmt w:val="decimal"/>
+      <w:lvlText w:val="%8."/>
+      <w:lvlJc w:val="left"/>
+      <w:pPr>
+        <w:tabs>
+          <w:tab w:val="num" w:pos="5760"/>
+        </w:tabs>
+        <w:ind w:left="5760" w:hanging="360"/>
+      </w:pPr>
+    </w:lvl>
+    <w:lvl w:ilvl="8" w:tentative="1">
+      <w:start w:val="1"/>
+      <w:numFmt w:val="decimal"/>
+      <w:lvlText w:val="%9."/>
+      <w:lvlJc w:val="left"/>
+      <w:pPr>
+        <w:tabs>
+          <w:tab w:val="num" w:pos="6480"/>
+        </w:tabs>
+        <w:ind w:left="6480" w:hanging="360"/>
+      </w:pPr>
+    </w:lvl>
+  </w:abstractNum>
+  <w:abstractNum w:abstractNumId="25" w15:restartNumberingAfterBreak="0">
     <w:nsid w:val="55BD6F34"/>
     <w:multiLevelType w:val="multilevel"/>
     <w:tmpl w:val="DC181C36"/>
@@ -3268,7 +6918,120 @@
       </w:pPr>
     </w:lvl>
   </w:abstractNum>
-  <w:abstractNum w:abstractNumId="13" w15:restartNumberingAfterBreak="0">
+  <w:abstractNum w:abstractNumId="26" w15:restartNumberingAfterBreak="0">
+    <w:nsid w:val="5625039C"/>
+    <w:multiLevelType w:val="multilevel"/>
+    <w:tmpl w:val="58449D64"/>
+    <w:lvl w:ilvl="0">
+      <w:start w:val="126"/>
+      <w:numFmt w:val="decimal"/>
+      <w:lvlText w:val="%1."/>
+      <w:lvlJc w:val="left"/>
+      <w:pPr>
+        <w:tabs>
+          <w:tab w:val="num" w:pos="720"/>
+        </w:tabs>
+        <w:ind w:left="720" w:hanging="360"/>
+      </w:pPr>
+    </w:lvl>
+    <w:lvl w:ilvl="1" w:tentative="1">
+      <w:start w:val="1"/>
+      <w:numFmt w:val="decimal"/>
+      <w:lvlText w:val="%2."/>
+      <w:lvlJc w:val="left"/>
+      <w:pPr>
+        <w:tabs>
+          <w:tab w:val="num" w:pos="1440"/>
+        </w:tabs>
+        <w:ind w:left="1440" w:hanging="360"/>
+      </w:pPr>
+    </w:lvl>
+    <w:lvl w:ilvl="2" w:tentative="1">
+      <w:start w:val="1"/>
+      <w:numFmt w:val="decimal"/>
+      <w:lvlText w:val="%3."/>
+      <w:lvlJc w:val="left"/>
+      <w:pPr>
+        <w:tabs>
+          <w:tab w:val="num" w:pos="2160"/>
+        </w:tabs>
+        <w:ind w:left="2160" w:hanging="360"/>
+      </w:pPr>
+    </w:lvl>
+    <w:lvl w:ilvl="3" w:tentative="1">
+      <w:start w:val="1"/>
+      <w:numFmt w:val="decimal"/>
+      <w:lvlText w:val="%4."/>
+      <w:lvlJc w:val="left"/>
+      <w:pPr>
+        <w:tabs>
+          <w:tab w:val="num" w:pos="2880"/>
+        </w:tabs>
+        <w:ind w:left="2880" w:hanging="360"/>
+      </w:pPr>
+    </w:lvl>
+    <w:lvl w:ilvl="4" w:tentative="1">
+      <w:start w:val="1"/>
+      <w:numFmt w:val="decimal"/>
+      <w:lvlText w:val="%5."/>
+      <w:lvlJc w:val="left"/>
+      <w:pPr>
+        <w:tabs>
+          <w:tab w:val="num" w:pos="3600"/>
+        </w:tabs>
+        <w:ind w:left="3600" w:hanging="360"/>
+      </w:pPr>
+    </w:lvl>
+    <w:lvl w:ilvl="5" w:tentative="1">
+      <w:start w:val="1"/>
+      <w:numFmt w:val="decimal"/>
+      <w:lvlText w:val="%6."/>
+      <w:lvlJc w:val="left"/>
+      <w:pPr>
+        <w:tabs>
+          <w:tab w:val="num" w:pos="4320"/>
+        </w:tabs>
+        <w:ind w:left="4320" w:hanging="360"/>
+      </w:pPr>
+    </w:lvl>
+    <w:lvl w:ilvl="6" w:tentative="1">
+      <w:start w:val="1"/>
+      <w:numFmt w:val="decimal"/>
+      <w:lvlText w:val="%7."/>
+      <w:lvlJc w:val="left"/>
+      <w:pPr>
+        <w:tabs>
+          <w:tab w:val="num" w:pos="5040"/>
+        </w:tabs>
+        <w:ind w:left="5040" w:hanging="360"/>
+      </w:pPr>
+    </w:lvl>
+    <w:lvl w:ilvl="7" w:tentative="1">
+      <w:start w:val="1"/>
+      <w:numFmt w:val="decimal"/>
+      <w:lvlText w:val="%8."/>
+      <w:lvlJc w:val="left"/>
+      <w:pPr>
+        <w:tabs>
+          <w:tab w:val="num" w:pos="5760"/>
+        </w:tabs>
+        <w:ind w:left="5760" w:hanging="360"/>
+      </w:pPr>
+    </w:lvl>
+    <w:lvl w:ilvl="8" w:tentative="1">
+      <w:start w:val="1"/>
+      <w:numFmt w:val="decimal"/>
+      <w:lvlText w:val="%9."/>
+      <w:lvlJc w:val="left"/>
+      <w:pPr>
+        <w:tabs>
+          <w:tab w:val="num" w:pos="6480"/>
+        </w:tabs>
+        <w:ind w:left="6480" w:hanging="360"/>
+      </w:pPr>
+    </w:lvl>
+  </w:abstractNum>
+  <w:abstractNum w:abstractNumId="27" w15:restartNumberingAfterBreak="0">
     <w:nsid w:val="5E18020A"/>
     <w:multiLevelType w:val="multilevel"/>
     <w:tmpl w:val="CF581D3C"/>
@@ -3381,7 +7144,7 @@
       </w:pPr>
     </w:lvl>
   </w:abstractNum>
-  <w:abstractNum w:abstractNumId="14" w15:restartNumberingAfterBreak="0">
+  <w:abstractNum w:abstractNumId="28" w15:restartNumberingAfterBreak="0">
     <w:nsid w:val="5F075FE6"/>
     <w:multiLevelType w:val="multilevel"/>
     <w:tmpl w:val="7BBEA0CC"/>
@@ -3494,7 +7257,7 @@
       </w:pPr>
     </w:lvl>
   </w:abstractNum>
-  <w:abstractNum w:abstractNumId="15" w15:restartNumberingAfterBreak="0">
+  <w:abstractNum w:abstractNumId="29" w15:restartNumberingAfterBreak="0">
     <w:nsid w:val="623304DB"/>
     <w:multiLevelType w:val="multilevel"/>
     <w:tmpl w:val="0750E348"/>
@@ -3607,7 +7370,233 @@
       </w:pPr>
     </w:lvl>
   </w:abstractNum>
-  <w:abstractNum w:abstractNumId="16" w15:restartNumberingAfterBreak="0">
+  <w:abstractNum w:abstractNumId="30" w15:restartNumberingAfterBreak="0">
+    <w:nsid w:val="674D33A0"/>
+    <w:multiLevelType w:val="multilevel"/>
+    <w:tmpl w:val="72C2F210"/>
+    <w:lvl w:ilvl="0">
+      <w:start w:val="116"/>
+      <w:numFmt w:val="decimal"/>
+      <w:lvlText w:val="%1."/>
+      <w:lvlJc w:val="left"/>
+      <w:pPr>
+        <w:tabs>
+          <w:tab w:val="num" w:pos="720"/>
+        </w:tabs>
+        <w:ind w:left="720" w:hanging="360"/>
+      </w:pPr>
+    </w:lvl>
+    <w:lvl w:ilvl="1" w:tentative="1">
+      <w:start w:val="1"/>
+      <w:numFmt w:val="decimal"/>
+      <w:lvlText w:val="%2."/>
+      <w:lvlJc w:val="left"/>
+      <w:pPr>
+        <w:tabs>
+          <w:tab w:val="num" w:pos="1440"/>
+        </w:tabs>
+        <w:ind w:left="1440" w:hanging="360"/>
+      </w:pPr>
+    </w:lvl>
+    <w:lvl w:ilvl="2" w:tentative="1">
+      <w:start w:val="1"/>
+      <w:numFmt w:val="decimal"/>
+      <w:lvlText w:val="%3."/>
+      <w:lvlJc w:val="left"/>
+      <w:pPr>
+        <w:tabs>
+          <w:tab w:val="num" w:pos="2160"/>
+        </w:tabs>
+        <w:ind w:left="2160" w:hanging="360"/>
+      </w:pPr>
+    </w:lvl>
+    <w:lvl w:ilvl="3" w:tentative="1">
+      <w:start w:val="1"/>
+      <w:numFmt w:val="decimal"/>
+      <w:lvlText w:val="%4."/>
+      <w:lvlJc w:val="left"/>
+      <w:pPr>
+        <w:tabs>
+          <w:tab w:val="num" w:pos="2880"/>
+        </w:tabs>
+        <w:ind w:left="2880" w:hanging="360"/>
+      </w:pPr>
+    </w:lvl>
+    <w:lvl w:ilvl="4" w:tentative="1">
+      <w:start w:val="1"/>
+      <w:numFmt w:val="decimal"/>
+      <w:lvlText w:val="%5."/>
+      <w:lvlJc w:val="left"/>
+      <w:pPr>
+        <w:tabs>
+          <w:tab w:val="num" w:pos="3600"/>
+        </w:tabs>
+        <w:ind w:left="3600" w:hanging="360"/>
+      </w:pPr>
+    </w:lvl>
+    <w:lvl w:ilvl="5" w:tentative="1">
+      <w:start w:val="1"/>
+      <w:numFmt w:val="decimal"/>
+      <w:lvlText w:val="%6."/>
+      <w:lvlJc w:val="left"/>
+      <w:pPr>
+        <w:tabs>
+          <w:tab w:val="num" w:pos="4320"/>
+        </w:tabs>
+        <w:ind w:left="4320" w:hanging="360"/>
+      </w:pPr>
+    </w:lvl>
+    <w:lvl w:ilvl="6" w:tentative="1">
+      <w:start w:val="1"/>
+      <w:numFmt w:val="decimal"/>
+      <w:lvlText w:val="%7."/>
+      <w:lvlJc w:val="left"/>
+      <w:pPr>
+        <w:tabs>
+          <w:tab w:val="num" w:pos="5040"/>
+        </w:tabs>
+        <w:ind w:left="5040" w:hanging="360"/>
+      </w:pPr>
+    </w:lvl>
+    <w:lvl w:ilvl="7" w:tentative="1">
+      <w:start w:val="1"/>
+      <w:numFmt w:val="decimal"/>
+      <w:lvlText w:val="%8."/>
+      <w:lvlJc w:val="left"/>
+      <w:pPr>
+        <w:tabs>
+          <w:tab w:val="num" w:pos="5760"/>
+        </w:tabs>
+        <w:ind w:left="5760" w:hanging="360"/>
+      </w:pPr>
+    </w:lvl>
+    <w:lvl w:ilvl="8" w:tentative="1">
+      <w:start w:val="1"/>
+      <w:numFmt w:val="decimal"/>
+      <w:lvlText w:val="%9."/>
+      <w:lvlJc w:val="left"/>
+      <w:pPr>
+        <w:tabs>
+          <w:tab w:val="num" w:pos="6480"/>
+        </w:tabs>
+        <w:ind w:left="6480" w:hanging="360"/>
+      </w:pPr>
+    </w:lvl>
+  </w:abstractNum>
+  <w:abstractNum w:abstractNumId="31" w15:restartNumberingAfterBreak="0">
+    <w:nsid w:val="67A3283F"/>
+    <w:multiLevelType w:val="multilevel"/>
+    <w:tmpl w:val="6642644C"/>
+    <w:lvl w:ilvl="0">
+      <w:start w:val="51"/>
+      <w:numFmt w:val="decimal"/>
+      <w:lvlText w:val="%1."/>
+      <w:lvlJc w:val="left"/>
+      <w:pPr>
+        <w:tabs>
+          <w:tab w:val="num" w:pos="720"/>
+        </w:tabs>
+        <w:ind w:left="720" w:hanging="360"/>
+      </w:pPr>
+    </w:lvl>
+    <w:lvl w:ilvl="1" w:tentative="1">
+      <w:start w:val="1"/>
+      <w:numFmt w:val="decimal"/>
+      <w:lvlText w:val="%2."/>
+      <w:lvlJc w:val="left"/>
+      <w:pPr>
+        <w:tabs>
+          <w:tab w:val="num" w:pos="1440"/>
+        </w:tabs>
+        <w:ind w:left="1440" w:hanging="360"/>
+      </w:pPr>
+    </w:lvl>
+    <w:lvl w:ilvl="2" w:tentative="1">
+      <w:start w:val="1"/>
+      <w:numFmt w:val="decimal"/>
+      <w:lvlText w:val="%3."/>
+      <w:lvlJc w:val="left"/>
+      <w:pPr>
+        <w:tabs>
+          <w:tab w:val="num" w:pos="2160"/>
+        </w:tabs>
+        <w:ind w:left="2160" w:hanging="360"/>
+      </w:pPr>
+    </w:lvl>
+    <w:lvl w:ilvl="3" w:tentative="1">
+      <w:start w:val="1"/>
+      <w:numFmt w:val="decimal"/>
+      <w:lvlText w:val="%4."/>
+      <w:lvlJc w:val="left"/>
+      <w:pPr>
+        <w:tabs>
+          <w:tab w:val="num" w:pos="2880"/>
+        </w:tabs>
+        <w:ind w:left="2880" w:hanging="360"/>
+      </w:pPr>
+    </w:lvl>
+    <w:lvl w:ilvl="4" w:tentative="1">
+      <w:start w:val="1"/>
+      <w:numFmt w:val="decimal"/>
+      <w:lvlText w:val="%5."/>
+      <w:lvlJc w:val="left"/>
+      <w:pPr>
+        <w:tabs>
+          <w:tab w:val="num" w:pos="3600"/>
+        </w:tabs>
+        <w:ind w:left="3600" w:hanging="360"/>
+      </w:pPr>
+    </w:lvl>
+    <w:lvl w:ilvl="5" w:tentative="1">
+      <w:start w:val="1"/>
+      <w:numFmt w:val="decimal"/>
+      <w:lvlText w:val="%6."/>
+      <w:lvlJc w:val="left"/>
+      <w:pPr>
+        <w:tabs>
+          <w:tab w:val="num" w:pos="4320"/>
+        </w:tabs>
+        <w:ind w:left="4320" w:hanging="360"/>
+      </w:pPr>
+    </w:lvl>
+    <w:lvl w:ilvl="6" w:tentative="1">
+      <w:start w:val="1"/>
+      <w:numFmt w:val="decimal"/>
+      <w:lvlText w:val="%7."/>
+      <w:lvlJc w:val="left"/>
+      <w:pPr>
+        <w:tabs>
+          <w:tab w:val="num" w:pos="5040"/>
+        </w:tabs>
+        <w:ind w:left="5040" w:hanging="360"/>
+      </w:pPr>
+    </w:lvl>
+    <w:lvl w:ilvl="7" w:tentative="1">
+      <w:start w:val="1"/>
+      <w:numFmt w:val="decimal"/>
+      <w:lvlText w:val="%8."/>
+      <w:lvlJc w:val="left"/>
+      <w:pPr>
+        <w:tabs>
+          <w:tab w:val="num" w:pos="5760"/>
+        </w:tabs>
+        <w:ind w:left="5760" w:hanging="360"/>
+      </w:pPr>
+    </w:lvl>
+    <w:lvl w:ilvl="8" w:tentative="1">
+      <w:start w:val="1"/>
+      <w:numFmt w:val="decimal"/>
+      <w:lvlText w:val="%9."/>
+      <w:lvlJc w:val="left"/>
+      <w:pPr>
+        <w:tabs>
+          <w:tab w:val="num" w:pos="6480"/>
+        </w:tabs>
+        <w:ind w:left="6480" w:hanging="360"/>
+      </w:pPr>
+    </w:lvl>
+  </w:abstractNum>
+  <w:abstractNum w:abstractNumId="32" w15:restartNumberingAfterBreak="0">
     <w:nsid w:val="6BFA3208"/>
     <w:multiLevelType w:val="multilevel"/>
     <w:tmpl w:val="5582DF06"/>
@@ -3720,7 +7709,7 @@
       </w:pPr>
     </w:lvl>
   </w:abstractNum>
-  <w:abstractNum w:abstractNumId="17" w15:restartNumberingAfterBreak="0">
+  <w:abstractNum w:abstractNumId="33" w15:restartNumberingAfterBreak="0">
     <w:nsid w:val="730F52F4"/>
     <w:multiLevelType w:val="multilevel"/>
     <w:tmpl w:val="3544E908"/>
@@ -3833,7 +7822,120 @@
       </w:pPr>
     </w:lvl>
   </w:abstractNum>
-  <w:abstractNum w:abstractNumId="18" w15:restartNumberingAfterBreak="0">
+  <w:abstractNum w:abstractNumId="34" w15:restartNumberingAfterBreak="0">
+    <w:nsid w:val="73C51E83"/>
+    <w:multiLevelType w:val="multilevel"/>
+    <w:tmpl w:val="82C2E7AE"/>
+    <w:lvl w:ilvl="0">
+      <w:start w:val="66"/>
+      <w:numFmt w:val="decimal"/>
+      <w:lvlText w:val="%1."/>
+      <w:lvlJc w:val="left"/>
+      <w:pPr>
+        <w:tabs>
+          <w:tab w:val="num" w:pos="720"/>
+        </w:tabs>
+        <w:ind w:left="720" w:hanging="360"/>
+      </w:pPr>
+    </w:lvl>
+    <w:lvl w:ilvl="1" w:tentative="1">
+      <w:start w:val="1"/>
+      <w:numFmt w:val="decimal"/>
+      <w:lvlText w:val="%2."/>
+      <w:lvlJc w:val="left"/>
+      <w:pPr>
+        <w:tabs>
+          <w:tab w:val="num" w:pos="1440"/>
+        </w:tabs>
+        <w:ind w:left="1440" w:hanging="360"/>
+      </w:pPr>
+    </w:lvl>
+    <w:lvl w:ilvl="2" w:tentative="1">
+      <w:start w:val="1"/>
+      <w:numFmt w:val="decimal"/>
+      <w:lvlText w:val="%3."/>
+      <w:lvlJc w:val="left"/>
+      <w:pPr>
+        <w:tabs>
+          <w:tab w:val="num" w:pos="2160"/>
+        </w:tabs>
+        <w:ind w:left="2160" w:hanging="360"/>
+      </w:pPr>
+    </w:lvl>
+    <w:lvl w:ilvl="3" w:tentative="1">
+      <w:start w:val="1"/>
+      <w:numFmt w:val="decimal"/>
+      <w:lvlText w:val="%4."/>
+      <w:lvlJc w:val="left"/>
+      <w:pPr>
+        <w:tabs>
+          <w:tab w:val="num" w:pos="2880"/>
+        </w:tabs>
+        <w:ind w:left="2880" w:hanging="360"/>
+      </w:pPr>
+    </w:lvl>
+    <w:lvl w:ilvl="4" w:tentative="1">
+      <w:start w:val="1"/>
+      <w:numFmt w:val="decimal"/>
+      <w:lvlText w:val="%5."/>
+      <w:lvlJc w:val="left"/>
+      <w:pPr>
+        <w:tabs>
+          <w:tab w:val="num" w:pos="3600"/>
+        </w:tabs>
+        <w:ind w:left="3600" w:hanging="360"/>
+      </w:pPr>
+    </w:lvl>
+    <w:lvl w:ilvl="5" w:tentative="1">
+      <w:start w:val="1"/>
+      <w:numFmt w:val="decimal"/>
+      <w:lvlText w:val="%6."/>
+      <w:lvlJc w:val="left"/>
+      <w:pPr>
+        <w:tabs>
+          <w:tab w:val="num" w:pos="4320"/>
+        </w:tabs>
+        <w:ind w:left="4320" w:hanging="360"/>
+      </w:pPr>
+    </w:lvl>
+    <w:lvl w:ilvl="6" w:tentative="1">
+      <w:start w:val="1"/>
+      <w:numFmt w:val="decimal"/>
+      <w:lvlText w:val="%7."/>
+      <w:lvlJc w:val="left"/>
+      <w:pPr>
+        <w:tabs>
+          <w:tab w:val="num" w:pos="5040"/>
+        </w:tabs>
+        <w:ind w:left="5040" w:hanging="360"/>
+      </w:pPr>
+    </w:lvl>
+    <w:lvl w:ilvl="7" w:tentative="1">
+      <w:start w:val="1"/>
+      <w:numFmt w:val="decimal"/>
+      <w:lvlText w:val="%8."/>
+      <w:lvlJc w:val="left"/>
+      <w:pPr>
+        <w:tabs>
+          <w:tab w:val="num" w:pos="5760"/>
+        </w:tabs>
+        <w:ind w:left="5760" w:hanging="360"/>
+      </w:pPr>
+    </w:lvl>
+    <w:lvl w:ilvl="8" w:tentative="1">
+      <w:start w:val="1"/>
+      <w:numFmt w:val="decimal"/>
+      <w:lvlText w:val="%9."/>
+      <w:lvlJc w:val="left"/>
+      <w:pPr>
+        <w:tabs>
+          <w:tab w:val="num" w:pos="6480"/>
+        </w:tabs>
+        <w:ind w:left="6480" w:hanging="360"/>
+      </w:pPr>
+    </w:lvl>
+  </w:abstractNum>
+  <w:abstractNum w:abstractNumId="35" w15:restartNumberingAfterBreak="0">
     <w:nsid w:val="755056BF"/>
     <w:multiLevelType w:val="multilevel"/>
     <w:tmpl w:val="703A0030"/>
@@ -3946,7 +8048,7 @@
       </w:pPr>
     </w:lvl>
   </w:abstractNum>
-  <w:abstractNum w:abstractNumId="19" w15:restartNumberingAfterBreak="0">
+  <w:abstractNum w:abstractNumId="36" w15:restartNumberingAfterBreak="0">
     <w:nsid w:val="75587955"/>
     <w:multiLevelType w:val="multilevel"/>
     <w:tmpl w:val="2674721C"/>
@@ -4059,7 +8161,7 @@
       </w:pPr>
     </w:lvl>
   </w:abstractNum>
-  <w:abstractNum w:abstractNumId="20" w15:restartNumberingAfterBreak="0">
+  <w:abstractNum w:abstractNumId="37" w15:restartNumberingAfterBreak="0">
     <w:nsid w:val="75E51E31"/>
     <w:multiLevelType w:val="multilevel"/>
     <w:tmpl w:val="F6F22D08"/>
@@ -4172,7 +8274,7 @@
       </w:pPr>
     </w:lvl>
   </w:abstractNum>
-  <w:abstractNum w:abstractNumId="21" w15:restartNumberingAfterBreak="0">
+  <w:abstractNum w:abstractNumId="38" w15:restartNumberingAfterBreak="0">
     <w:nsid w:val="792F63B6"/>
     <w:multiLevelType w:val="multilevel"/>
     <w:tmpl w:val="022494B0"/>
@@ -4285,71 +8387,238 @@
       </w:pPr>
     </w:lvl>
   </w:abstractNum>
+  <w:abstractNum w:abstractNumId="39" w15:restartNumberingAfterBreak="0">
+    <w:nsid w:val="7A8C1EE3"/>
+    <w:multiLevelType w:val="multilevel"/>
+    <w:tmpl w:val="584486FC"/>
+    <w:lvl w:ilvl="0">
+      <w:start w:val="76"/>
+      <w:numFmt w:val="decimal"/>
+      <w:lvlText w:val="%1."/>
+      <w:lvlJc w:val="left"/>
+      <w:pPr>
+        <w:tabs>
+          <w:tab w:val="num" w:pos="720"/>
+        </w:tabs>
+        <w:ind w:left="720" w:hanging="360"/>
+      </w:pPr>
+    </w:lvl>
+    <w:lvl w:ilvl="1" w:tentative="1">
+      <w:start w:val="1"/>
+      <w:numFmt w:val="decimal"/>
+      <w:lvlText w:val="%2."/>
+      <w:lvlJc w:val="left"/>
+      <w:pPr>
+        <w:tabs>
+          <w:tab w:val="num" w:pos="1440"/>
+        </w:tabs>
+        <w:ind w:left="1440" w:hanging="360"/>
+      </w:pPr>
+    </w:lvl>
+    <w:lvl w:ilvl="2" w:tentative="1">
+      <w:start w:val="1"/>
+      <w:numFmt w:val="decimal"/>
+      <w:lvlText w:val="%3."/>
+      <w:lvlJc w:val="left"/>
+      <w:pPr>
+        <w:tabs>
+          <w:tab w:val="num" w:pos="2160"/>
+        </w:tabs>
+        <w:ind w:left="2160" w:hanging="360"/>
+      </w:pPr>
+    </w:lvl>
+    <w:lvl w:ilvl="3" w:tentative="1">
+      <w:start w:val="1"/>
+      <w:numFmt w:val="decimal"/>
+      <w:lvlText w:val="%4."/>
+      <w:lvlJc w:val="left"/>
+      <w:pPr>
+        <w:tabs>
+          <w:tab w:val="num" w:pos="2880"/>
+        </w:tabs>
+        <w:ind w:left="2880" w:hanging="360"/>
+      </w:pPr>
+    </w:lvl>
+    <w:lvl w:ilvl="4" w:tentative="1">
+      <w:start w:val="1"/>
+      <w:numFmt w:val="decimal"/>
+      <w:lvlText w:val="%5."/>
+      <w:lvlJc w:val="left"/>
+      <w:pPr>
+        <w:tabs>
+          <w:tab w:val="num" w:pos="3600"/>
+        </w:tabs>
+        <w:ind w:left="3600" w:hanging="360"/>
+      </w:pPr>
+    </w:lvl>
+    <w:lvl w:ilvl="5" w:tentative="1">
+      <w:start w:val="1"/>
+      <w:numFmt w:val="decimal"/>
+      <w:lvlText w:val="%6."/>
+      <w:lvlJc w:val="left"/>
+      <w:pPr>
+        <w:tabs>
+          <w:tab w:val="num" w:pos="4320"/>
+        </w:tabs>
+        <w:ind w:left="4320" w:hanging="360"/>
+      </w:pPr>
+    </w:lvl>
+    <w:lvl w:ilvl="6" w:tentative="1">
+      <w:start w:val="1"/>
+      <w:numFmt w:val="decimal"/>
+      <w:lvlText w:val="%7."/>
+      <w:lvlJc w:val="left"/>
+      <w:pPr>
+        <w:tabs>
+          <w:tab w:val="num" w:pos="5040"/>
+        </w:tabs>
+        <w:ind w:left="5040" w:hanging="360"/>
+      </w:pPr>
+    </w:lvl>
+    <w:lvl w:ilvl="7" w:tentative="1">
+      <w:start w:val="1"/>
+      <w:numFmt w:val="decimal"/>
+      <w:lvlText w:val="%8."/>
+      <w:lvlJc w:val="left"/>
+      <w:pPr>
+        <w:tabs>
+          <w:tab w:val="num" w:pos="5760"/>
+        </w:tabs>
+        <w:ind w:left="5760" w:hanging="360"/>
+      </w:pPr>
+    </w:lvl>
+    <w:lvl w:ilvl="8" w:tentative="1">
+      <w:start w:val="1"/>
+      <w:numFmt w:val="decimal"/>
+      <w:lvlText w:val="%9."/>
+      <w:lvlJc w:val="left"/>
+      <w:pPr>
+        <w:tabs>
+          <w:tab w:val="num" w:pos="6480"/>
+        </w:tabs>
+        <w:ind w:left="6480" w:hanging="360"/>
+      </w:pPr>
+    </w:lvl>
+  </w:abstractNum>
   <w:num w:numId="1" w16cid:durableId="1875148189">
-    <w:abstractNumId w:val="13"/>
+    <w:abstractNumId w:val="27"/>
   </w:num>
   <w:num w:numId="2" w16cid:durableId="325017824">
-    <w:abstractNumId w:val="9"/>
+    <w:abstractNumId w:val="16"/>
   </w:num>
   <w:num w:numId="3" w16cid:durableId="1946958737">
+    <w:abstractNumId w:val="10"/>
+  </w:num>
+  <w:num w:numId="4" w16cid:durableId="1062101937">
+    <w:abstractNumId w:val="35"/>
+  </w:num>
+  <w:num w:numId="5" w16cid:durableId="1353068640">
+    <w:abstractNumId w:val="25"/>
+  </w:num>
+  <w:num w:numId="6" w16cid:durableId="1663894452">
     <w:abstractNumId w:val="5"/>
   </w:num>
-  <w:num w:numId="4" w16cid:durableId="1062101937">
+  <w:num w:numId="7" w16cid:durableId="1723209389">
     <w:abstractNumId w:val="18"/>
   </w:num>
-  <w:num w:numId="5" w16cid:durableId="1353068640">
-    <w:abstractNumId w:val="12"/>
-  </w:num>
-  <w:num w:numId="6" w16cid:durableId="1663894452">
-    <w:abstractNumId w:val="2"/>
-  </w:num>
-  <w:num w:numId="7" w16cid:durableId="1723209389">
-    <w:abstractNumId w:val="10"/>
-  </w:num>
   <w:num w:numId="8" w16cid:durableId="252981753">
-    <w:abstractNumId w:val="3"/>
+    <w:abstractNumId w:val="7"/>
   </w:num>
   <w:num w:numId="9" w16cid:durableId="558709840">
-    <w:abstractNumId w:val="14"/>
+    <w:abstractNumId w:val="28"/>
   </w:num>
   <w:num w:numId="10" w16cid:durableId="1351295017">
     <w:abstractNumId w:val="0"/>
   </w:num>
   <w:num w:numId="11" w16cid:durableId="1583641370">
-    <w:abstractNumId w:val="21"/>
+    <w:abstractNumId w:val="38"/>
   </w:num>
   <w:num w:numId="12" w16cid:durableId="1345206877">
-    <w:abstractNumId w:val="17"/>
+    <w:abstractNumId w:val="33"/>
   </w:num>
   <w:num w:numId="13" w16cid:durableId="1744451564">
-    <w:abstractNumId w:val="8"/>
+    <w:abstractNumId w:val="15"/>
   </w:num>
   <w:num w:numId="14" w16cid:durableId="2145004148">
-    <w:abstractNumId w:val="4"/>
+    <w:abstractNumId w:val="8"/>
   </w:num>
   <w:num w:numId="15" w16cid:durableId="1682732194">
     <w:abstractNumId w:val="1"/>
   </w:num>
   <w:num w:numId="16" w16cid:durableId="1671635278">
+    <w:abstractNumId w:val="12"/>
+  </w:num>
+  <w:num w:numId="17" w16cid:durableId="1980377555">
+    <w:abstractNumId w:val="29"/>
+  </w:num>
+  <w:num w:numId="18" w16cid:durableId="762335500">
+    <w:abstractNumId w:val="13"/>
+  </w:num>
+  <w:num w:numId="19" w16cid:durableId="314333488">
+    <w:abstractNumId w:val="36"/>
+  </w:num>
+  <w:num w:numId="20" w16cid:durableId="1071006223">
+    <w:abstractNumId w:val="20"/>
+  </w:num>
+  <w:num w:numId="21" w16cid:durableId="1256282687">
+    <w:abstractNumId w:val="32"/>
+  </w:num>
+  <w:num w:numId="22" w16cid:durableId="1758599406">
+    <w:abstractNumId w:val="37"/>
+  </w:num>
+  <w:num w:numId="23" w16cid:durableId="730812394">
+    <w:abstractNumId w:val="9"/>
+  </w:num>
+  <w:num w:numId="24" w16cid:durableId="1578587623">
+    <w:abstractNumId w:val="4"/>
+  </w:num>
+  <w:num w:numId="25" w16cid:durableId="1027147310">
+    <w:abstractNumId w:val="19"/>
+  </w:num>
+  <w:num w:numId="26" w16cid:durableId="1589148256">
+    <w:abstractNumId w:val="21"/>
+  </w:num>
+  <w:num w:numId="27" w16cid:durableId="1099838866">
+    <w:abstractNumId w:val="3"/>
+  </w:num>
+  <w:num w:numId="28" w16cid:durableId="529073387">
+    <w:abstractNumId w:val="31"/>
+  </w:num>
+  <w:num w:numId="29" w16cid:durableId="1004893046">
+    <w:abstractNumId w:val="23"/>
+  </w:num>
+  <w:num w:numId="30" w16cid:durableId="1932816928">
+    <w:abstractNumId w:val="14"/>
+  </w:num>
+  <w:num w:numId="31" w16cid:durableId="1392079351">
+    <w:abstractNumId w:val="34"/>
+  </w:num>
+  <w:num w:numId="32" w16cid:durableId="351928425">
+    <w:abstractNumId w:val="24"/>
+  </w:num>
+  <w:num w:numId="33" w16cid:durableId="75641029">
+    <w:abstractNumId w:val="39"/>
+  </w:num>
+  <w:num w:numId="34" w16cid:durableId="27029292">
+    <w:abstractNumId w:val="17"/>
+  </w:num>
+  <w:num w:numId="35" w16cid:durableId="120660827">
+    <w:abstractNumId w:val="11"/>
+  </w:num>
+  <w:num w:numId="36" w16cid:durableId="73549350">
     <w:abstractNumId w:val="6"/>
   </w:num>
-  <w:num w:numId="17" w16cid:durableId="1980377555">
-    <w:abstractNumId w:val="15"/>
+  <w:num w:numId="37" w16cid:durableId="2100637931">
+    <w:abstractNumId w:val="30"/>
   </w:num>
-  <w:num w:numId="18" w16cid:durableId="762335500">
-    <w:abstractNumId w:val="7"/>
+  <w:num w:numId="38" w16cid:durableId="1370758222">
+    <w:abstractNumId w:val="26"/>
   </w:num>
-  <w:num w:numId="19" w16cid:durableId="314333488">
-    <w:abstractNumId w:val="19"/>
+  <w:num w:numId="39" w16cid:durableId="398407708">
+    <w:abstractNumId w:val="2"/>
   </w:num>
-  <w:num w:numId="20" w16cid:durableId="1071006223">
-    <w:abstractNumId w:val="11"/>
-  </w:num>
-  <w:num w:numId="21" w16cid:durableId="1256282687">
-    <w:abstractNumId w:val="16"/>
-  </w:num>
-  <w:num w:numId="22" w16cid:durableId="1758599406">
-    <w:abstractNumId w:val="20"/>
+  <w:num w:numId="40" w16cid:durableId="493956768">
+    <w:abstractNumId w:val="22"/>
   </w:num>
 </w:numbering>
 </file>
